--- a/Sales Data/Sales Insights and Rocommendations.docx
+++ b/Sales Data/Sales Insights and Rocommendations.docx
@@ -916,7 +916,52 @@
           <w:sz w:val="24"/>
           <w:szCs w:val="24"/>
         </w:rPr>
-        <w:t>Casualties Monthly Trend Analysis</w:t>
+        <w:t xml:space="preserve">Total </w:t>
+      </w:r>
+      <w:r>
+        <w:rPr>
+          <w:rFonts w:ascii="Bookman Old Style" w:hAnsi="Bookman Old Style"/>
+          <w:b/>
+          <w:sz w:val="24"/>
+          <w:szCs w:val="24"/>
+        </w:rPr>
+        <w:t xml:space="preserve">Orders </w:t>
+      </w:r>
+      <w:r>
+        <w:rPr>
+          <w:rFonts w:ascii="Bookman Old Style" w:hAnsi="Bookman Old Style"/>
+          <w:b/>
+          <w:sz w:val="24"/>
+          <w:szCs w:val="24"/>
+        </w:rPr>
+        <w:t>Completed</w:t>
+      </w:r>
+      <w:r>
+        <w:rPr>
+          <w:rFonts w:ascii="Bookman Old Style" w:hAnsi="Bookman Old Style"/>
+          <w:b/>
+          <w:sz w:val="24"/>
+          <w:szCs w:val="24"/>
+        </w:rPr>
+        <w:t xml:space="preserve"> by </w:t>
+      </w:r>
+      <w:r>
+        <w:rPr>
+          <w:rFonts w:ascii="Bookman Old Style" w:hAnsi="Bookman Old Style"/>
+          <w:b/>
+          <w:sz w:val="24"/>
+          <w:szCs w:val="24"/>
+        </w:rPr>
+        <w:t>Categor</w:t>
+      </w:r>
+      <w:r>
+        <w:rPr>
+          <w:rFonts w:ascii="Bookman Old Style" w:hAnsi="Bookman Old Style"/>
+          <w:b/>
+          <w:sz w:val="24"/>
+          <w:szCs w:val="24"/>
+        </w:rPr>
+        <w:t>y</w:t>
       </w:r>
     </w:p>
     <w:p>
@@ -929,19 +974,16 @@
       </w:pPr>
       <w:r>
         <w:rPr>
-          <w:rFonts w:ascii="Bookman Old Style" w:hAnsi="Bookman Old Style"/>
           <w:noProof/>
-          <w:sz w:val="24"/>
-          <w:szCs w:val="24"/>
         </w:rPr>
         <w:drawing>
-          <wp:inline distT="0" distB="0" distL="0" distR="0" wp14:anchorId="39AC3EED" wp14:editId="28DE7FA6">
-            <wp:extent cx="5953125" cy="2486025"/>
-            <wp:effectExtent l="0" t="0" r="0" b="0"/>
-            <wp:docPr id="8" name="Chart 8">
+          <wp:inline distT="0" distB="0" distL="0" distR="0" wp14:anchorId="3DFF413F" wp14:editId="5EE283FB">
+            <wp:extent cx="5047462" cy="1830456"/>
+            <wp:effectExtent l="0" t="0" r="1270" b="17780"/>
+            <wp:docPr id="2" name="Chart 2">
               <a:extLst xmlns:a="http://schemas.openxmlformats.org/drawingml/2006/main">
                 <a:ext uri="{FF2B5EF4-FFF2-40B4-BE49-F238E27FC236}">
-                  <a16:creationId xmlns:a16="http://schemas.microsoft.com/office/drawing/2014/main" id="{00000000-0008-0000-0800-000034000000}"/>
+                  <a16:creationId xmlns:a16="http://schemas.microsoft.com/office/drawing/2014/main" id="{B5EE986B-62FB-F093-B7C6-A956DBB28AA5}"/>
                 </a:ext>
               </a:extLst>
             </wp:docPr>
@@ -997,50 +1039,57 @@
           <w:sz w:val="24"/>
           <w:szCs w:val="24"/>
         </w:rPr>
-        <w:t xml:space="preserve">Casualties approximately dropped by </w:t>
-      </w:r>
-      <w:r>
-        <w:rPr>
-          <w:rFonts w:ascii="Bookman Old Style" w:hAnsi="Bookman Old Style"/>
-          <w:b/>
-          <w:sz w:val="24"/>
-          <w:szCs w:val="24"/>
-        </w:rPr>
-        <w:t>11.9%</w:t>
-      </w:r>
-      <w:r>
-        <w:rPr>
-          <w:rFonts w:ascii="Bookman Old Style" w:hAnsi="Bookman Old Style"/>
-          <w:sz w:val="24"/>
-          <w:szCs w:val="24"/>
-        </w:rPr>
-        <w:t xml:space="preserve"> in </w:t>
-      </w:r>
-      <w:r>
-        <w:rPr>
-          <w:rFonts w:ascii="Bookman Old Style" w:hAnsi="Bookman Old Style"/>
-          <w:b/>
-          <w:sz w:val="24"/>
-          <w:szCs w:val="24"/>
-        </w:rPr>
-        <w:t>2022</w:t>
-      </w:r>
-      <w:r>
-        <w:rPr>
-          <w:rFonts w:ascii="Bookman Old Style" w:hAnsi="Bookman Old Style"/>
-          <w:sz w:val="24"/>
-          <w:szCs w:val="24"/>
-        </w:rPr>
-        <w:t xml:space="preserve"> than in </w:t>
-      </w:r>
-      <w:r>
-        <w:rPr>
-          <w:rFonts w:ascii="Bookman Old Style" w:hAnsi="Bookman Old Style"/>
-          <w:b/>
-          <w:sz w:val="24"/>
-          <w:szCs w:val="24"/>
-        </w:rPr>
-        <w:t>2021.</w:t>
+        <w:t xml:space="preserve">The Books category </w:t>
+      </w:r>
+      <w:r>
+        <w:rPr>
+          <w:rFonts w:ascii="Bookman Old Style" w:hAnsi="Bookman Old Style"/>
+          <w:sz w:val="24"/>
+          <w:szCs w:val="24"/>
+        </w:rPr>
+        <w:t>generated</w:t>
+      </w:r>
+      <w:r>
+        <w:rPr>
+          <w:rFonts w:ascii="Bookman Old Style" w:hAnsi="Bookman Old Style"/>
+          <w:sz w:val="24"/>
+          <w:szCs w:val="24"/>
+        </w:rPr>
+        <w:t xml:space="preserve"> the highest revenue</w:t>
+      </w:r>
+      <w:r>
+        <w:rPr>
+          <w:rFonts w:ascii="Bookman Old Style" w:hAnsi="Bookman Old Style"/>
+          <w:sz w:val="24"/>
+          <w:szCs w:val="24"/>
+        </w:rPr>
+        <w:t xml:space="preserve"> of </w:t>
+      </w:r>
+      <w:r>
+        <w:rPr>
+          <w:rFonts w:ascii="Bookman Old Style" w:hAnsi="Bookman Old Style"/>
+          <w:b/>
+          <w:bCs/>
+          <w:sz w:val="24"/>
+          <w:szCs w:val="24"/>
+        </w:rPr>
+        <w:t>25%</w:t>
+      </w:r>
+      <w:r>
+        <w:rPr>
+          <w:rFonts w:ascii="Bookman Old Style" w:hAnsi="Bookman Old Style"/>
+          <w:sz w:val="24"/>
+          <w:szCs w:val="24"/>
+        </w:rPr>
+        <w:t xml:space="preserve"> among all categories</w:t>
+      </w:r>
+      <w:r>
+        <w:rPr>
+          <w:rFonts w:ascii="Bookman Old Style" w:hAnsi="Bookman Old Style"/>
+          <w:sz w:val="24"/>
+          <w:szCs w:val="24"/>
+        </w:rPr>
+        <w:t>.</w:t>
       </w:r>
     </w:p>
     <w:p>
@@ -1061,7 +1110,168 @@
           <w:sz w:val="24"/>
           <w:szCs w:val="24"/>
         </w:rPr>
-        <w:t>December a wide gap between both years making the largest reduction of 5,376 casualties.</w:t>
+        <w:t>It also shows a strong net profit</w:t>
+      </w:r>
+      <w:r>
+        <w:rPr>
+          <w:rFonts w:ascii="Bookman Old Style" w:hAnsi="Bookman Old Style"/>
+          <w:sz w:val="24"/>
+          <w:szCs w:val="24"/>
+        </w:rPr>
+        <w:t xml:space="preserve"> </w:t>
+      </w:r>
+      <w:r>
+        <w:rPr>
+          <w:rFonts w:ascii="Bookman Old Style" w:hAnsi="Bookman Old Style"/>
+          <w:sz w:val="24"/>
+          <w:szCs w:val="24"/>
+        </w:rPr>
+        <w:t>margin</w:t>
+      </w:r>
+      <w:r>
+        <w:rPr>
+          <w:rFonts w:ascii="Bookman Old Style" w:hAnsi="Bookman Old Style"/>
+          <w:sz w:val="24"/>
+          <w:szCs w:val="24"/>
+        </w:rPr>
+        <w:t xml:space="preserve"> </w:t>
+      </w:r>
+      <w:r>
+        <w:rPr>
+          <w:rFonts w:ascii="Bookman Old Style" w:hAnsi="Bookman Old Style"/>
+          <w:b/>
+          <w:bCs/>
+          <w:sz w:val="24"/>
+          <w:szCs w:val="24"/>
+        </w:rPr>
+        <w:t>(33%)</w:t>
+      </w:r>
+      <w:r>
+        <w:rPr>
+          <w:rFonts w:ascii="Bookman Old Style" w:hAnsi="Bookman Old Style"/>
+          <w:sz w:val="24"/>
+          <w:szCs w:val="24"/>
+        </w:rPr>
+        <w:t xml:space="preserve"> </w:t>
+      </w:r>
+      <w:r>
+        <w:rPr>
+          <w:rFonts w:ascii="Bookman Old Style" w:hAnsi="Bookman Old Style"/>
+          <w:sz w:val="24"/>
+          <w:szCs w:val="24"/>
+        </w:rPr>
+        <w:t>relative to its total cost compared to Apparel, Electronics, Groceries, and Home Decor.</w:t>
+      </w:r>
+    </w:p>
+    <w:p>
+      <w:pPr>
+        <w:numPr>
+          <w:ilvl w:val="0"/>
+          <w:numId w:val="7"/>
+        </w:numPr>
+        <w:rPr>
+          <w:rFonts w:ascii="Bookman Old Style" w:hAnsi="Bookman Old Style"/>
+          <w:sz w:val="24"/>
+          <w:szCs w:val="24"/>
+        </w:rPr>
+      </w:pPr>
+      <w:r>
+        <w:rPr>
+          <w:rFonts w:ascii="Bookman Old Style" w:hAnsi="Bookman Old Style"/>
+          <w:sz w:val="24"/>
+          <w:szCs w:val="24"/>
+        </w:rPr>
+        <w:t>Home D</w:t>
+      </w:r>
+      <w:r>
+        <w:rPr>
+          <w:rFonts w:ascii="Bookman Old Style" w:hAnsi="Bookman Old Style"/>
+          <w:sz w:val="24"/>
+          <w:szCs w:val="24"/>
+        </w:rPr>
+        <w:t>e</w:t>
+      </w:r>
+      <w:r>
+        <w:rPr>
+          <w:rFonts w:ascii="Bookman Old Style" w:hAnsi="Bookman Old Style"/>
+          <w:sz w:val="24"/>
+          <w:szCs w:val="24"/>
+        </w:rPr>
+        <w:t xml:space="preserve">cor recorded the lowest revenue </w:t>
+      </w:r>
+      <w:r>
+        <w:rPr>
+          <w:rFonts w:ascii="Bookman Old Style" w:hAnsi="Bookman Old Style"/>
+          <w:sz w:val="24"/>
+          <w:szCs w:val="24"/>
+        </w:rPr>
+        <w:t xml:space="preserve">of </w:t>
+      </w:r>
+      <w:r>
+        <w:rPr>
+          <w:rFonts w:ascii="Bookman Old Style" w:hAnsi="Bookman Old Style"/>
+          <w:b/>
+          <w:bCs/>
+          <w:sz w:val="24"/>
+          <w:szCs w:val="24"/>
+        </w:rPr>
+        <w:t>14%</w:t>
+      </w:r>
+      <w:r>
+        <w:rPr>
+          <w:rFonts w:ascii="Bookman Old Style" w:hAnsi="Bookman Old Style"/>
+          <w:b/>
+          <w:bCs/>
+          <w:sz w:val="24"/>
+          <w:szCs w:val="24"/>
+        </w:rPr>
+        <w:t xml:space="preserve"> </w:t>
+      </w:r>
+      <w:r>
+        <w:rPr>
+          <w:rFonts w:ascii="Bookman Old Style" w:hAnsi="Bookman Old Style"/>
+          <w:sz w:val="24"/>
+          <w:szCs w:val="24"/>
+        </w:rPr>
+        <w:t>and</w:t>
+      </w:r>
+      <w:r>
+        <w:rPr>
+          <w:rFonts w:ascii="Bookman Old Style" w:hAnsi="Bookman Old Style"/>
+          <w:b/>
+          <w:bCs/>
+          <w:sz w:val="24"/>
+          <w:szCs w:val="24"/>
+        </w:rPr>
+        <w:t xml:space="preserve"> </w:t>
+      </w:r>
+      <w:r>
+        <w:rPr>
+          <w:rFonts w:ascii="Bookman Old Style" w:hAnsi="Bookman Old Style"/>
+          <w:sz w:val="24"/>
+          <w:szCs w:val="24"/>
+        </w:rPr>
+        <w:t xml:space="preserve">also the lowest net profit of </w:t>
+      </w:r>
+      <w:r>
+        <w:rPr>
+          <w:rFonts w:ascii="Bookman Old Style" w:hAnsi="Bookman Old Style"/>
+          <w:b/>
+          <w:bCs/>
+          <w:sz w:val="24"/>
+          <w:szCs w:val="24"/>
+        </w:rPr>
+        <w:t>11%</w:t>
+      </w:r>
+      <w:r>
+        <w:rPr>
+          <w:rFonts w:ascii="Bookman Old Style" w:hAnsi="Bookman Old Style"/>
+          <w:b/>
+          <w:bCs/>
+          <w:sz w:val="24"/>
+          <w:szCs w:val="24"/>
+        </w:rPr>
+        <w:t>.</w:t>
       </w:r>
     </w:p>
     <w:p>
@@ -1105,7 +1315,15 @@
           <w:sz w:val="24"/>
           <w:szCs w:val="24"/>
         </w:rPr>
-        <w:t>Road safety improved significantly in 2022</w:t>
+        <w:t>Books is the primary profit driver and warrants strategic prioritization to maximize revenue while maintaining strong margins</w:t>
+      </w:r>
+      <w:r>
+        <w:rPr>
+          <w:rFonts w:ascii="Bookman Old Style" w:hAnsi="Bookman Old Style"/>
+          <w:sz w:val="24"/>
+          <w:szCs w:val="24"/>
+        </w:rPr>
+        <w:t xml:space="preserve"> </w:t>
       </w:r>
     </w:p>
     <w:p>
@@ -1126,17 +1344,9 @@
           <w:sz w:val="24"/>
           <w:szCs w:val="24"/>
         </w:rPr>
-        <w:t>The Pattern of rising casualties from March to July and again October/November may be linked to the rainy season or increased interstate travel during holidays.</w:t>
-      </w:r>
-    </w:p>
-    <w:p>
-      <w:pPr>
-        <w:rPr>
-          <w:rFonts w:ascii="Bookman Old Style" w:hAnsi="Bookman Old Style"/>
-          <w:sz w:val="24"/>
-          <w:szCs w:val="24"/>
-        </w:rPr>
-      </w:pPr>
+        <w:lastRenderedPageBreak/>
+        <w:t>Home Decor is underperforming both in revenue generation and profitability, indicating a need to reassess pricing strategy, product assortment, and demand stimulation initiatives.</w:t>
+      </w:r>
     </w:p>
     <w:p>
       <w:pPr>
@@ -1181,7 +1391,43 @@
           <w:sz w:val="24"/>
           <w:szCs w:val="24"/>
         </w:rPr>
-        <w:t>Casualties By Severity</w:t>
+        <w:t>Completed Orders</w:t>
+      </w:r>
+      <w:r>
+        <w:rPr>
+          <w:rFonts w:ascii="Bookman Old Style" w:hAnsi="Bookman Old Style"/>
+          <w:b/>
+          <w:sz w:val="24"/>
+          <w:szCs w:val="24"/>
+        </w:rPr>
+        <w:t xml:space="preserve"> </w:t>
+      </w:r>
+      <w:r>
+        <w:rPr>
+          <w:rFonts w:ascii="Bookman Old Style" w:hAnsi="Bookman Old Style"/>
+          <w:b/>
+          <w:sz w:val="24"/>
+          <w:szCs w:val="24"/>
+        </w:rPr>
+        <w:t>by</w:t>
+      </w:r>
+      <w:r>
+        <w:rPr>
+          <w:rFonts w:ascii="Bookman Old Style" w:hAnsi="Bookman Old Style"/>
+          <w:b/>
+          <w:sz w:val="24"/>
+          <w:szCs w:val="24"/>
+        </w:rPr>
+        <w:t xml:space="preserve"> </w:t>
+      </w:r>
+      <w:r>
+        <w:rPr>
+          <w:rFonts w:ascii="Bookman Old Style" w:hAnsi="Bookman Old Style"/>
+          <w:b/>
+          <w:sz w:val="24"/>
+          <w:szCs w:val="24"/>
+        </w:rPr>
+        <w:t>Payment Method</w:t>
       </w:r>
     </w:p>
     <w:p>
@@ -1201,55 +1447,52 @@
           <w:sz w:val="24"/>
           <w:szCs w:val="24"/>
         </w:rPr>
+        <w:tab/>
+      </w:r>
+      <w:r>
+        <w:rPr>
+          <w:rFonts w:ascii="Bookman Old Style" w:hAnsi="Bookman Old Style"/>
+          <w:b/>
+          <w:noProof/>
+          <w:sz w:val="24"/>
+          <w:szCs w:val="24"/>
+        </w:rPr>
+        <w:tab/>
+      </w:r>
+      <w:r>
+        <w:rPr>
+          <w:noProof/>
+        </w:rPr>
         <w:drawing>
-          <wp:inline distT="0" distB="0" distL="0" distR="0" wp14:anchorId="1FF6CD29" wp14:editId="0EC9FDAD">
-            <wp:extent cx="5943600" cy="609600"/>
-            <wp:effectExtent l="0" t="0" r="0" b="0"/>
-            <wp:docPr id="7" name="Picture 7"/>
-            <wp:cNvGraphicFramePr>
-              <a:graphicFrameLocks xmlns:a="http://schemas.openxmlformats.org/drawingml/2006/main" noChangeAspect="1"/>
-            </wp:cNvGraphicFramePr>
+          <wp:inline distT="0" distB="0" distL="0" distR="0" wp14:anchorId="267A167E" wp14:editId="0D329A56">
+            <wp:extent cx="3942608" cy="1745615"/>
+            <wp:effectExtent l="0" t="0" r="1270" b="6985"/>
+            <wp:docPr id="3" name="Chart 3">
+              <a:extLst xmlns:a="http://schemas.openxmlformats.org/drawingml/2006/main">
+                <a:ext uri="{FF2B5EF4-FFF2-40B4-BE49-F238E27FC236}">
+                  <a16:creationId xmlns:a16="http://schemas.microsoft.com/office/drawing/2014/main" id="{EB31A26E-BFF9-0528-1CFC-F36983AF7979}"/>
+                </a:ext>
+              </a:extLst>
+            </wp:docPr>
+            <wp:cNvGraphicFramePr/>
             <a:graphic xmlns:a="http://schemas.openxmlformats.org/drawingml/2006/main">
-              <a:graphicData uri="http://schemas.openxmlformats.org/drawingml/2006/picture">
-                <pic:pic xmlns:pic="http://schemas.openxmlformats.org/drawingml/2006/picture">
-                  <pic:nvPicPr>
-                    <pic:cNvPr id="0" name="Picture 3"/>
-                    <pic:cNvPicPr>
-                      <a:picLocks noChangeAspect="1" noChangeArrowheads="1"/>
-                    </pic:cNvPicPr>
-                  </pic:nvPicPr>
-                  <pic:blipFill>
-                    <a:blip r:embed="rId7">
-                      <a:extLst>
-                        <a:ext uri="{28A0092B-C50C-407E-A947-70E740481C1C}">
-                          <a14:useLocalDpi xmlns:a14="http://schemas.microsoft.com/office/drawing/2010/main" val="0"/>
-                        </a:ext>
-                      </a:extLst>
-                    </a:blip>
-                    <a:srcRect/>
-                    <a:stretch>
-                      <a:fillRect/>
-                    </a:stretch>
-                  </pic:blipFill>
-                  <pic:spPr bwMode="auto">
-                    <a:xfrm>
-                      <a:off x="0" y="0"/>
-                      <a:ext cx="5943600" cy="609600"/>
-                    </a:xfrm>
-                    <a:prstGeom prst="rect">
-                      <a:avLst/>
-                    </a:prstGeom>
-                    <a:noFill/>
-                    <a:ln>
-                      <a:noFill/>
-                    </a:ln>
-                  </pic:spPr>
-                </pic:pic>
+              <a:graphicData uri="http://schemas.openxmlformats.org/drawingml/2006/chart">
+                <c:chart xmlns:c="http://schemas.openxmlformats.org/drawingml/2006/chart" xmlns:r="http://schemas.openxmlformats.org/officeDocument/2006/relationships" r:id="rId7"/>
               </a:graphicData>
             </a:graphic>
           </wp:inline>
         </w:drawing>
       </w:r>
+      <w:r>
+        <w:rPr>
+          <w:rFonts w:ascii="Bookman Old Style" w:hAnsi="Bookman Old Style"/>
+          <w:b/>
+          <w:noProof/>
+          <w:sz w:val="24"/>
+          <w:szCs w:val="24"/>
+        </w:rPr>
+        <w:t xml:space="preserve"> </w:t>
+      </w:r>
     </w:p>
     <w:p>
       <w:pPr>
@@ -1458,7 +1701,7 @@
           <w:sz w:val="24"/>
           <w:szCs w:val="24"/>
         </w:rPr>
-        <w:t>Casualties By Light condition</w:t>
+        <w:t>Monthly Trend of Completed Orders</w:t>
       </w:r>
     </w:p>
     <w:p>
@@ -1470,31 +1713,18 @@
           <w:szCs w:val="24"/>
         </w:rPr>
       </w:pPr>
-    </w:p>
-    <w:p>
-      <w:pPr>
-        <w:rPr>
-          <w:rFonts w:ascii="Bookman Old Style" w:hAnsi="Bookman Old Style"/>
-          <w:b/>
-          <w:sz w:val="24"/>
-          <w:szCs w:val="24"/>
-        </w:rPr>
-      </w:pPr>
-      <w:r>
-        <w:rPr>
-          <w:rFonts w:ascii="Bookman Old Style" w:hAnsi="Bookman Old Style"/>
+      <w:r>
+        <w:rPr>
           <w:noProof/>
-          <w:sz w:val="24"/>
-          <w:szCs w:val="24"/>
         </w:rPr>
         <w:drawing>
-          <wp:inline distT="0" distB="0" distL="0" distR="0" wp14:anchorId="5A29672C" wp14:editId="37284766">
-            <wp:extent cx="3190875" cy="1266825"/>
-            <wp:effectExtent l="0" t="0" r="9525" b="9525"/>
-            <wp:docPr id="6" name="Chart 6">
+          <wp:inline distT="0" distB="0" distL="0" distR="0" wp14:anchorId="01E0D8BC" wp14:editId="69578DA9">
+            <wp:extent cx="5064760" cy="1496291"/>
+            <wp:effectExtent l="0" t="0" r="2540" b="8890"/>
+            <wp:docPr id="4" name="Chart 4">
               <a:extLst xmlns:a="http://schemas.openxmlformats.org/drawingml/2006/main">
                 <a:ext uri="{FF2B5EF4-FFF2-40B4-BE49-F238E27FC236}">
-                  <a16:creationId xmlns:a16="http://schemas.microsoft.com/office/drawing/2014/main" id="{00000000-0008-0000-0600-000003000000}"/>
+                  <a16:creationId xmlns:a16="http://schemas.microsoft.com/office/drawing/2014/main" id="{92D919A2-3CD5-2BCB-CF7D-1572A7F36B42}"/>
                 </a:ext>
               </a:extLst>
             </wp:docPr>
@@ -1507,6 +1737,15 @@
           </wp:inline>
         </w:drawing>
       </w:r>
+      <w:r>
+        <w:rPr>
+          <w:rFonts w:ascii="Bookman Old Style" w:hAnsi="Bookman Old Style"/>
+          <w:noProof/>
+          <w:sz w:val="24"/>
+          <w:szCs w:val="24"/>
+        </w:rPr>
+        <w:t xml:space="preserve"> </w:t>
+      </w:r>
     </w:p>
     <w:p>
       <w:pPr>
@@ -1603,7 +1842,6 @@
           <w:sz w:val="24"/>
           <w:szCs w:val="24"/>
         </w:rPr>
-        <w:lastRenderedPageBreak/>
         <w:t>Implications:</w:t>
       </w:r>
     </w:p>
@@ -1646,25 +1884,7 @@
           <w:sz w:val="24"/>
           <w:szCs w:val="24"/>
         </w:rPr>
-        <w:t xml:space="preserve">The peak flow of traffic volume (commuters, commercial vehicles </w:t>
-      </w:r>
-      <w:proofErr w:type="spellStart"/>
-      <w:r>
-        <w:rPr>
-          <w:rFonts w:ascii="Bookman Old Style" w:hAnsi="Bookman Old Style"/>
-          <w:sz w:val="24"/>
-          <w:szCs w:val="24"/>
-        </w:rPr>
-        <w:t>etc</w:t>
-      </w:r>
-      <w:proofErr w:type="spellEnd"/>
-      <w:r>
-        <w:rPr>
-          <w:rFonts w:ascii="Bookman Old Style" w:hAnsi="Bookman Old Style"/>
-          <w:sz w:val="24"/>
-          <w:szCs w:val="24"/>
-        </w:rPr>
-        <w:t>) during the day increases congestion and also the likelihood of collision.</w:t>
+        <w:t>The peak flow of traffic volume (commuters, commercial vehicles etc) during the day increases congestion and also the likelihood of collision.</w:t>
       </w:r>
     </w:p>
     <w:p>
@@ -1685,25 +1905,7 @@
           <w:sz w:val="24"/>
           <w:szCs w:val="24"/>
         </w:rPr>
-        <w:t xml:space="preserve">Road infrastructure (signals, traffic control points, enforcements </w:t>
-      </w:r>
-      <w:proofErr w:type="spellStart"/>
-      <w:r>
-        <w:rPr>
-          <w:rFonts w:ascii="Bookman Old Style" w:hAnsi="Bookman Old Style"/>
-          <w:sz w:val="24"/>
-          <w:szCs w:val="24"/>
-        </w:rPr>
-        <w:t>etc</w:t>
-      </w:r>
-      <w:proofErr w:type="spellEnd"/>
-      <w:r>
-        <w:rPr>
-          <w:rFonts w:ascii="Bookman Old Style" w:hAnsi="Bookman Old Style"/>
-          <w:sz w:val="24"/>
-          <w:szCs w:val="24"/>
-        </w:rPr>
-        <w:t>) may not be properly managed for daytime pressure.</w:t>
+        <w:t>Road infrastructure (signals, traffic control points, enforcements etc) may not be properly managed for daytime pressure.</w:t>
       </w:r>
     </w:p>
     <w:p>
@@ -1747,340 +1949,80 @@
         <w:rPr>
           <w:rFonts w:ascii="Bookman Old Style" w:hAnsi="Bookman Old Style"/>
           <w:b/>
-          <w:sz w:val="24"/>
-          <w:szCs w:val="24"/>
-        </w:rPr>
-      </w:pPr>
-      <w:r>
-        <w:rPr>
-          <w:rFonts w:ascii="Bookman Old Style" w:hAnsi="Bookman Old Style"/>
+          <w:bCs/>
+          <w:sz w:val="24"/>
+          <w:szCs w:val="24"/>
+        </w:rPr>
+      </w:pPr>
+      <w:r>
+        <w:rPr>
+          <w:rFonts w:ascii="Bookman Old Style" w:hAnsi="Bookman Old Style"/>
+          <w:b/>
+          <w:bCs/>
           <w:noProof/>
           <w:sz w:val="24"/>
           <w:szCs w:val="24"/>
         </w:rPr>
-        <mc:AlternateContent>
-          <mc:Choice Requires="wps">
-            <w:drawing>
-              <wp:anchor distT="0" distB="0" distL="114300" distR="114300" simplePos="0" relativeHeight="251659264" behindDoc="0" locked="0" layoutInCell="1" allowOverlap="1" wp14:anchorId="1A333606" wp14:editId="5A844F8C">
-                <wp:simplePos x="0" y="0"/>
-                <wp:positionH relativeFrom="column">
-                  <wp:posOffset>410210</wp:posOffset>
-                </wp:positionH>
-                <wp:positionV relativeFrom="paragraph">
-                  <wp:posOffset>316230</wp:posOffset>
-                </wp:positionV>
-                <wp:extent cx="1607820" cy="2974340"/>
-                <wp:effectExtent l="0" t="0" r="11430" b="16510"/>
-                <wp:wrapNone/>
-                <wp:docPr id="10" name="Text Box 10"/>
-                <wp:cNvGraphicFramePr/>
-                <a:graphic xmlns:a="http://schemas.openxmlformats.org/drawingml/2006/main">
-                  <a:graphicData uri="http://schemas.microsoft.com/office/word/2010/wordprocessingShape">
-                    <wps:wsp>
-                      <wps:cNvSpPr txBox="1"/>
-                      <wps:spPr>
-                        <a:xfrm>
-                          <a:off x="0" y="0"/>
-                          <a:ext cx="1607820" cy="2974340"/>
-                        </a:xfrm>
-                        <a:prstGeom prst="rect">
-                          <a:avLst/>
-                        </a:prstGeom>
-                        <a:solidFill>
-                          <a:schemeClr val="lt1"/>
-                        </a:solidFill>
-                        <a:ln w="6350">
-                          <a:solidFill>
-                            <a:prstClr val="black"/>
-                          </a:solidFill>
-                        </a:ln>
-                        <a:effectLst/>
-                      </wps:spPr>
-                      <wps:style>
-                        <a:lnRef idx="0">
-                          <a:schemeClr val="accent1"/>
-                        </a:lnRef>
-                        <a:fillRef idx="0">
-                          <a:schemeClr val="accent1"/>
-                        </a:fillRef>
-                        <a:effectRef idx="0">
-                          <a:schemeClr val="accent1"/>
-                        </a:effectRef>
-                        <a:fontRef idx="minor">
-                          <a:schemeClr val="dk1"/>
-                        </a:fontRef>
-                      </wps:style>
-                      <wps:txbx>
-                        <w:txbxContent>
-                          <w:p>
-                            <w:r>
-                              <w:rPr>
-                                <w:noProof/>
-                                <w:sz w:val="20"/>
-                                <w:szCs w:val="20"/>
-                              </w:rPr>
-                              <w:drawing>
-                                <wp:inline distT="0" distB="0" distL="0" distR="0" wp14:anchorId="0167F58E" wp14:editId="6D8BAF29">
-                                  <wp:extent cx="1419225" cy="2828925"/>
-                                  <wp:effectExtent l="0" t="0" r="9525" b="9525"/>
-                                  <wp:docPr id="9" name="Picture 9"/>
-                                  <wp:cNvGraphicFramePr>
-                                    <a:graphicFrameLocks xmlns:a="http://schemas.openxmlformats.org/drawingml/2006/main" noChangeAspect="1"/>
-                                  </wp:cNvGraphicFramePr>
-                                  <a:graphic xmlns:a="http://schemas.openxmlformats.org/drawingml/2006/main">
-                                    <a:graphicData uri="http://schemas.openxmlformats.org/drawingml/2006/picture">
-                                      <pic:pic xmlns:pic="http://schemas.openxmlformats.org/drawingml/2006/picture">
-                                        <pic:nvPicPr>
-                                          <pic:cNvPr id="0" name="Picture 7"/>
-                                          <pic:cNvPicPr>
-                                            <a:picLocks noChangeAspect="1" noChangeArrowheads="1"/>
-                                          </pic:cNvPicPr>
-                                        </pic:nvPicPr>
-                                        <pic:blipFill>
-                                          <a:blip r:embed="rId9">
-                                            <a:extLst>
-                                              <a:ext uri="{28A0092B-C50C-407E-A947-70E740481C1C}">
-                                                <a14:useLocalDpi xmlns:a14="http://schemas.microsoft.com/office/drawing/2010/main" val="0"/>
-                                              </a:ext>
-                                            </a:extLst>
-                                          </a:blip>
-                                          <a:srcRect/>
-                                          <a:stretch>
-                                            <a:fillRect/>
-                                          </a:stretch>
-                                        </pic:blipFill>
-                                        <pic:spPr bwMode="auto">
-                                          <a:xfrm>
-                                            <a:off x="0" y="0"/>
-                                            <a:ext cx="1419225" cy="2828925"/>
-                                          </a:xfrm>
-                                          <a:prstGeom prst="rect">
-                                            <a:avLst/>
-                                          </a:prstGeom>
-                                          <a:noFill/>
-                                          <a:ln>
-                                            <a:noFill/>
-                                          </a:ln>
-                                        </pic:spPr>
-                                      </pic:pic>
-                                    </a:graphicData>
-                                  </a:graphic>
-                                </wp:inline>
-                              </w:drawing>
-                            </w:r>
-                          </w:p>
-                        </w:txbxContent>
-                      </wps:txbx>
-                      <wps:bodyPr rot="0" spcFirstLastPara="0" vertOverflow="clip" horzOverflow="clip" vert="horz" wrap="square" lIns="91440" tIns="45720" rIns="91440" bIns="45720" numCol="1" spcCol="0" rtlCol="0" fromWordArt="0" anchor="t" anchorCtr="0" forceAA="0" compatLnSpc="1">
-                        <a:prstTxWarp prst="textNoShape">
-                          <a:avLst/>
-                        </a:prstTxWarp>
-                        <a:noAutofit/>
-                      </wps:bodyPr>
-                    </wps:wsp>
-                  </a:graphicData>
-                </a:graphic>
-                <wp14:sizeRelH relativeFrom="page">
-                  <wp14:pctWidth>0</wp14:pctWidth>
-                </wp14:sizeRelH>
-                <wp14:sizeRelV relativeFrom="page">
-                  <wp14:pctHeight>0</wp14:pctHeight>
-                </wp14:sizeRelV>
-              </wp:anchor>
-            </w:drawing>
-          </mc:Choice>
-          <mc:Fallback>
-            <w:pict>
-              <v:shapetype w14:anchorId="1A333606" id="_x0000_t202" coordsize="21600,21600" o:spt="202" path="m,l,21600r21600,l21600,xe">
-                <v:stroke joinstyle="miter"/>
-                <v:path gradientshapeok="t" o:connecttype="rect"/>
-              </v:shapetype>
-              <v:shape id="Text Box 10" o:spid="_x0000_s1026" type="#_x0000_t202" style="position:absolute;left:0;text-align:left;margin-left:32.3pt;margin-top:24.9pt;width:126.6pt;height:234.2pt;z-index:251659264;visibility:visible;mso-wrap-style:square;mso-width-percent:0;mso-height-percent:0;mso-wrap-distance-left:9pt;mso-wrap-distance-top:0;mso-wrap-distance-right:9pt;mso-wrap-distance-bottom:0;mso-position-horizontal:absolute;mso-position-horizontal-relative:text;mso-position-vertical:absolute;mso-position-vertical-relative:text;mso-width-percent:0;mso-height-percent:0;mso-width-relative:page;mso-height-relative:page;v-text-anchor:top" o:gfxdata="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" fillcolor="white [3201]" strokeweight=".5pt">
-                <v:textbox>
-                  <w:txbxContent>
-                    <w:p>
-                      <w:r>
-                        <w:rPr>
-                          <w:noProof/>
-                          <w:sz w:val="20"/>
-                          <w:szCs w:val="20"/>
-                        </w:rPr>
-                        <w:drawing>
-                          <wp:inline distT="0" distB="0" distL="0" distR="0" wp14:anchorId="0167F58E" wp14:editId="6D8BAF29">
-                            <wp:extent cx="1419225" cy="2828925"/>
-                            <wp:effectExtent l="0" t="0" r="9525" b="9525"/>
-                            <wp:docPr id="9" name="Picture 9"/>
-                            <wp:cNvGraphicFramePr>
-                              <a:graphicFrameLocks xmlns:a="http://schemas.openxmlformats.org/drawingml/2006/main" noChangeAspect="1"/>
-                            </wp:cNvGraphicFramePr>
-                            <a:graphic xmlns:a="http://schemas.openxmlformats.org/drawingml/2006/main">
-                              <a:graphicData uri="http://schemas.openxmlformats.org/drawingml/2006/picture">
-                                <pic:pic xmlns:pic="http://schemas.openxmlformats.org/drawingml/2006/picture">
-                                  <pic:nvPicPr>
-                                    <pic:cNvPr id="0" name="Picture 7"/>
-                                    <pic:cNvPicPr>
-                                      <a:picLocks noChangeAspect="1" noChangeArrowheads="1"/>
-                                    </pic:cNvPicPr>
-                                  </pic:nvPicPr>
-                                  <pic:blipFill>
-                                    <a:blip r:embed="rId9">
-                                      <a:extLst>
-                                        <a:ext uri="{28A0092B-C50C-407E-A947-70E740481C1C}">
-                                          <a14:useLocalDpi xmlns:a14="http://schemas.microsoft.com/office/drawing/2010/main" val="0"/>
-                                        </a:ext>
-                                      </a:extLst>
-                                    </a:blip>
-                                    <a:srcRect/>
-                                    <a:stretch>
-                                      <a:fillRect/>
-                                    </a:stretch>
-                                  </pic:blipFill>
-                                  <pic:spPr bwMode="auto">
-                                    <a:xfrm>
-                                      <a:off x="0" y="0"/>
-                                      <a:ext cx="1419225" cy="2828925"/>
-                                    </a:xfrm>
-                                    <a:prstGeom prst="rect">
-                                      <a:avLst/>
-                                    </a:prstGeom>
-                                    <a:noFill/>
-                                    <a:ln>
-                                      <a:noFill/>
-                                    </a:ln>
-                                  </pic:spPr>
-                                </pic:pic>
-                              </a:graphicData>
-                            </a:graphic>
-                          </wp:inline>
-                        </w:drawing>
-                      </w:r>
-                    </w:p>
-                  </w:txbxContent>
-                </v:textbox>
-              </v:shape>
-            </w:pict>
-          </mc:Fallback>
-        </mc:AlternateContent>
-      </w:r>
-      <w:r>
-        <w:rPr>
-          <w:rFonts w:ascii="Bookman Old Style" w:hAnsi="Bookman Old Style"/>
-          <w:b/>
-          <w:sz w:val="24"/>
-          <w:szCs w:val="24"/>
-        </w:rPr>
-        <w:t>Casualties By Vehicle Types</w:t>
+        <w:t xml:space="preserve">Sales </w:t>
+      </w:r>
+      <w:r>
+        <w:rPr>
+          <w:rFonts w:ascii="Bookman Old Style" w:hAnsi="Bookman Old Style"/>
+          <w:b/>
+          <w:bCs/>
+          <w:noProof/>
+          <w:sz w:val="24"/>
+          <w:szCs w:val="24"/>
+        </w:rPr>
+        <w:t>Revenue</w:t>
+      </w:r>
+      <w:r>
+        <w:rPr>
+          <w:rFonts w:ascii="Bookman Old Style" w:hAnsi="Bookman Old Style"/>
+          <w:b/>
+          <w:bCs/>
+          <w:noProof/>
+          <w:sz w:val="24"/>
+          <w:szCs w:val="24"/>
+        </w:rPr>
+        <w:t xml:space="preserve"> by Day</w:t>
       </w:r>
     </w:p>
     <w:p>
       <w:pPr>
-        <w:rPr>
-          <w:rFonts w:ascii="Bookman Old Style" w:hAnsi="Bookman Old Style"/>
-          <w:b/>
-          <w:sz w:val="24"/>
-          <w:szCs w:val="24"/>
-        </w:rPr>
-      </w:pPr>
-    </w:p>
-    <w:p>
-      <w:pPr>
-        <w:rPr>
-          <w:rFonts w:ascii="Bookman Old Style" w:hAnsi="Bookman Old Style"/>
-          <w:b/>
-          <w:sz w:val="24"/>
-          <w:szCs w:val="24"/>
-        </w:rPr>
-      </w:pPr>
-    </w:p>
-    <w:p>
-      <w:pPr>
-        <w:rPr>
-          <w:rFonts w:ascii="Bookman Old Style" w:hAnsi="Bookman Old Style"/>
-          <w:b/>
-          <w:sz w:val="24"/>
-          <w:szCs w:val="24"/>
-        </w:rPr>
-      </w:pPr>
-    </w:p>
-    <w:p>
-      <w:pPr>
-        <w:rPr>
-          <w:rFonts w:ascii="Bookman Old Style" w:hAnsi="Bookman Old Style"/>
-          <w:b/>
-          <w:sz w:val="24"/>
-          <w:szCs w:val="24"/>
-        </w:rPr>
-      </w:pPr>
-    </w:p>
-    <w:p>
-      <w:pPr>
-        <w:rPr>
-          <w:rFonts w:ascii="Bookman Old Style" w:hAnsi="Bookman Old Style"/>
-          <w:b/>
-          <w:sz w:val="24"/>
-          <w:szCs w:val="24"/>
-        </w:rPr>
-      </w:pPr>
-    </w:p>
-    <w:p>
-      <w:pPr>
-        <w:rPr>
-          <w:rFonts w:ascii="Bookman Old Style" w:hAnsi="Bookman Old Style"/>
-          <w:b/>
-          <w:sz w:val="24"/>
-          <w:szCs w:val="24"/>
-        </w:rPr>
-      </w:pPr>
-    </w:p>
-    <w:p>
-      <w:pPr>
-        <w:rPr>
-          <w:rFonts w:ascii="Bookman Old Style" w:hAnsi="Bookman Old Style"/>
-          <w:b/>
-          <w:sz w:val="24"/>
-          <w:szCs w:val="24"/>
-        </w:rPr>
-      </w:pPr>
-    </w:p>
-    <w:p>
-      <w:pPr>
-        <w:rPr>
-          <w:rFonts w:ascii="Bookman Old Style" w:hAnsi="Bookman Old Style"/>
-          <w:b/>
-          <w:sz w:val="24"/>
-          <w:szCs w:val="24"/>
-        </w:rPr>
-      </w:pPr>
-    </w:p>
-    <w:p>
-      <w:pPr>
-        <w:rPr>
-          <w:rFonts w:ascii="Bookman Old Style" w:hAnsi="Bookman Old Style"/>
-          <w:b/>
-          <w:sz w:val="24"/>
-          <w:szCs w:val="24"/>
-        </w:rPr>
-      </w:pPr>
-    </w:p>
-    <w:p>
-      <w:pPr>
-        <w:rPr>
-          <w:rFonts w:ascii="Bookman Old Style" w:hAnsi="Bookman Old Style"/>
-          <w:b/>
-          <w:sz w:val="24"/>
-          <w:szCs w:val="24"/>
-        </w:rPr>
-      </w:pPr>
-    </w:p>
-    <w:p>
-      <w:pPr>
-        <w:rPr>
-          <w:rFonts w:ascii="Bookman Old Style" w:hAnsi="Bookman Old Style"/>
-          <w:b/>
-          <w:sz w:val="24"/>
-          <w:szCs w:val="24"/>
-        </w:rPr>
-      </w:pPr>
+        <w:ind w:left="1080"/>
+        <w:rPr>
+          <w:rFonts w:ascii="Bookman Old Style" w:hAnsi="Bookman Old Style"/>
+          <w:b/>
+          <w:bCs/>
+          <w:sz w:val="24"/>
+          <w:szCs w:val="24"/>
+        </w:rPr>
+      </w:pPr>
+      <w:r>
+        <w:rPr>
+          <w:noProof/>
+        </w:rPr>
+        <w:drawing>
+          <wp:inline distT="0" distB="0" distL="0" distR="0" wp14:anchorId="1F0E7257" wp14:editId="410F194A">
+            <wp:extent cx="4916384" cy="2185060"/>
+            <wp:effectExtent l="0" t="0" r="17780" b="5715"/>
+            <wp:docPr id="14" name="Chart 14">
+              <a:extLst xmlns:a="http://schemas.openxmlformats.org/drawingml/2006/main">
+                <a:ext uri="{FF2B5EF4-FFF2-40B4-BE49-F238E27FC236}">
+                  <a16:creationId xmlns:a16="http://schemas.microsoft.com/office/drawing/2014/main" id="{2EFD28AB-CBCA-40F1-97C3-BD5DB9FABE7E}"/>
+                </a:ext>
+              </a:extLst>
+            </wp:docPr>
+            <wp:cNvGraphicFramePr/>
+            <a:graphic xmlns:a="http://schemas.openxmlformats.org/drawingml/2006/main">
+              <a:graphicData uri="http://schemas.openxmlformats.org/drawingml/2006/chart">
+                <c:chart xmlns:c="http://schemas.openxmlformats.org/drawingml/2006/chart" xmlns:r="http://schemas.openxmlformats.org/officeDocument/2006/relationships" r:id="rId9"/>
+              </a:graphicData>
+            </a:graphic>
+          </wp:inline>
+        </w:drawing>
+      </w:r>
     </w:p>
     <w:p>
       <w:pPr>
@@ -2224,6 +2166,484 @@
     </w:p>
     <w:p>
       <w:pPr>
+        <w:pStyle w:val="ListParagraph"/>
+        <w:numPr>
+          <w:ilvl w:val="0"/>
+          <w:numId w:val="6"/>
+        </w:numPr>
+        <w:rPr>
+          <w:rFonts w:ascii="Bookman Old Style" w:hAnsi="Bookman Old Style"/>
+          <w:b/>
+          <w:sz w:val="24"/>
+          <w:szCs w:val="24"/>
+        </w:rPr>
+      </w:pPr>
+      <w:r>
+        <w:rPr>
+          <w:rFonts w:ascii="Bookman Old Style" w:hAnsi="Bookman Old Style"/>
+          <w:b/>
+          <w:sz w:val="24"/>
+          <w:szCs w:val="24"/>
+        </w:rPr>
+        <w:lastRenderedPageBreak/>
+        <w:t>Implications:</w:t>
+      </w:r>
+    </w:p>
+    <w:p>
+      <w:pPr>
+        <w:numPr>
+          <w:ilvl w:val="0"/>
+          <w:numId w:val="7"/>
+        </w:numPr>
+        <w:rPr>
+          <w:rFonts w:ascii="Bookman Old Style" w:hAnsi="Bookman Old Style"/>
+          <w:b/>
+          <w:sz w:val="24"/>
+          <w:szCs w:val="24"/>
+        </w:rPr>
+      </w:pPr>
+      <w:r>
+        <w:rPr>
+          <w:rFonts w:ascii="Bookman Old Style" w:hAnsi="Bookman Old Style"/>
+          <w:sz w:val="24"/>
+          <w:szCs w:val="24"/>
+        </w:rPr>
+        <w:t>Since cars dominate road usage, intervention should prioritize speed limit enforcement, and strict monitoring in private vehicle sectors.</w:t>
+      </w:r>
+    </w:p>
+    <w:p>
+      <w:pPr>
+        <w:numPr>
+          <w:ilvl w:val="0"/>
+          <w:numId w:val="7"/>
+        </w:numPr>
+        <w:rPr>
+          <w:rFonts w:ascii="Bookman Old Style" w:hAnsi="Bookman Old Style"/>
+          <w:b/>
+          <w:sz w:val="24"/>
+          <w:szCs w:val="24"/>
+        </w:rPr>
+      </w:pPr>
+      <w:r>
+        <w:rPr>
+          <w:rFonts w:ascii="Bookman Old Style" w:hAnsi="Bookman Old Style"/>
+          <w:sz w:val="24"/>
+          <w:szCs w:val="24"/>
+        </w:rPr>
+        <w:t>The high casualty numbers of bike drivers suggest risky driving behavior, poor helmet compliance. This calls for strict regulations and mandatory safety compliance.</w:t>
+      </w:r>
+    </w:p>
+    <w:p>
+      <w:pPr>
+        <w:rPr>
+          <w:rFonts w:ascii="Bookman Old Style" w:hAnsi="Bookman Old Style"/>
+          <w:b/>
+          <w:sz w:val="24"/>
+          <w:szCs w:val="24"/>
+        </w:rPr>
+      </w:pPr>
+    </w:p>
+    <w:p>
+      <w:pPr>
+        <w:numPr>
+          <w:ilvl w:val="0"/>
+          <w:numId w:val="5"/>
+        </w:numPr>
+        <w:rPr>
+          <w:rFonts w:ascii="Bookman Old Style" w:hAnsi="Bookman Old Style"/>
+          <w:b/>
+          <w:sz w:val="24"/>
+          <w:szCs w:val="24"/>
+        </w:rPr>
+      </w:pPr>
+      <w:r>
+        <w:rPr>
+          <w:rFonts w:ascii="Bookman Old Style" w:hAnsi="Bookman Old Style"/>
+          <w:b/>
+          <w:sz w:val="24"/>
+          <w:szCs w:val="24"/>
+        </w:rPr>
+        <w:t xml:space="preserve">Insight </w:t>
+      </w:r>
+      <w:r>
+        <w:rPr>
+          <w:rFonts w:ascii="Bookman Old Style" w:hAnsi="Bookman Old Style"/>
+          <w:b/>
+          <w:sz w:val="24"/>
+          <w:szCs w:val="24"/>
+        </w:rPr>
+        <w:t>5</w:t>
+      </w:r>
+      <w:r>
+        <w:rPr>
+          <w:rFonts w:ascii="Bookman Old Style" w:hAnsi="Bookman Old Style"/>
+          <w:b/>
+          <w:sz w:val="24"/>
+          <w:szCs w:val="24"/>
+        </w:rPr>
+        <w:t>:</w:t>
+      </w:r>
+    </w:p>
+    <w:p>
+      <w:pPr>
+        <w:numPr>
+          <w:ilvl w:val="0"/>
+          <w:numId w:val="6"/>
+        </w:numPr>
+        <w:rPr>
+          <w:rFonts w:ascii="Bookman Old Style" w:hAnsi="Bookman Old Style"/>
+          <w:b/>
+          <w:bCs/>
+          <w:sz w:val="24"/>
+          <w:szCs w:val="24"/>
+        </w:rPr>
+      </w:pPr>
+      <w:r>
+        <w:rPr>
+          <w:rFonts w:ascii="Bookman Old Style" w:hAnsi="Bookman Old Style"/>
+          <w:b/>
+          <w:bCs/>
+          <w:noProof/>
+          <w:sz w:val="24"/>
+          <w:szCs w:val="24"/>
+        </w:rPr>
+        <w:t>Revenue</w:t>
+      </w:r>
+      <w:r>
+        <w:rPr>
+          <w:rFonts w:ascii="Bookman Old Style" w:hAnsi="Bookman Old Style"/>
+          <w:b/>
+          <w:bCs/>
+          <w:noProof/>
+          <w:sz w:val="24"/>
+          <w:szCs w:val="24"/>
+        </w:rPr>
+        <w:t xml:space="preserve"> by </w:t>
+      </w:r>
+      <w:r>
+        <w:rPr>
+          <w:rFonts w:ascii="Bookman Old Style" w:hAnsi="Bookman Old Style"/>
+          <w:b/>
+          <w:bCs/>
+          <w:noProof/>
+          <w:sz w:val="24"/>
+          <w:szCs w:val="24"/>
+        </w:rPr>
+        <w:t>Country</w:t>
+      </w:r>
+    </w:p>
+    <w:p>
+      <w:pPr>
+        <w:ind w:left="1080"/>
+        <w:rPr>
+          <w:rFonts w:ascii="Bookman Old Style" w:hAnsi="Bookman Old Style"/>
+          <w:b/>
+          <w:bCs/>
+          <w:sz w:val="24"/>
+          <w:szCs w:val="24"/>
+        </w:rPr>
+      </w:pPr>
+      <w:r>
+        <w:rPr>
+          <w:noProof/>
+        </w:rPr>
+        <w:drawing>
+          <wp:inline distT="0" distB="0" distL="0" distR="0" wp14:anchorId="41B583FC" wp14:editId="6B954072">
+            <wp:extent cx="4916384" cy="2185060"/>
+            <wp:effectExtent l="0" t="0" r="17780" b="5715"/>
+            <wp:docPr id="15" name="Chart 15">
+              <a:extLst xmlns:a="http://schemas.openxmlformats.org/drawingml/2006/main">
+                <a:ext uri="{FF2B5EF4-FFF2-40B4-BE49-F238E27FC236}">
+                  <a16:creationId xmlns:a16="http://schemas.microsoft.com/office/drawing/2014/main" id="{2EFD28AB-CBCA-40F1-97C3-BD5DB9FABE7E}"/>
+                </a:ext>
+              </a:extLst>
+            </wp:docPr>
+            <wp:cNvGraphicFramePr/>
+            <a:graphic xmlns:a="http://schemas.openxmlformats.org/drawingml/2006/main">
+              <a:graphicData uri="http://schemas.openxmlformats.org/drawingml/2006/chart">
+                <c:chart xmlns:c="http://schemas.openxmlformats.org/drawingml/2006/chart" xmlns:r="http://schemas.openxmlformats.org/officeDocument/2006/relationships" r:id="rId10"/>
+              </a:graphicData>
+            </a:graphic>
+          </wp:inline>
+        </w:drawing>
+      </w:r>
+    </w:p>
+    <w:p>
+      <w:pPr>
+        <w:numPr>
+          <w:ilvl w:val="0"/>
+          <w:numId w:val="6"/>
+        </w:numPr>
+        <w:rPr>
+          <w:rFonts w:ascii="Bookman Old Style" w:hAnsi="Bookman Old Style"/>
+          <w:b/>
+          <w:sz w:val="24"/>
+          <w:szCs w:val="24"/>
+        </w:rPr>
+      </w:pPr>
+      <w:r>
+        <w:rPr>
+          <w:rFonts w:ascii="Bookman Old Style" w:hAnsi="Bookman Old Style"/>
+          <w:b/>
+          <w:sz w:val="24"/>
+          <w:szCs w:val="24"/>
+        </w:rPr>
+        <w:t>Key Observations:</w:t>
+      </w:r>
+    </w:p>
+    <w:p>
+      <w:pPr>
+        <w:numPr>
+          <w:ilvl w:val="0"/>
+          <w:numId w:val="7"/>
+        </w:numPr>
+        <w:rPr>
+          <w:rFonts w:ascii="Bookman Old Style" w:hAnsi="Bookman Old Style"/>
+          <w:b/>
+          <w:sz w:val="24"/>
+          <w:szCs w:val="24"/>
+        </w:rPr>
+      </w:pPr>
+      <w:r>
+        <w:rPr>
+          <w:rFonts w:ascii="Bookman Old Style" w:hAnsi="Bookman Old Style"/>
+          <w:sz w:val="24"/>
+          <w:szCs w:val="24"/>
+        </w:rPr>
+        <w:t xml:space="preserve">Cars account for the highest number of casualties of </w:t>
+      </w:r>
+      <w:r>
+        <w:rPr>
+          <w:rFonts w:ascii="Bookman Old Style" w:hAnsi="Bookman Old Style"/>
+          <w:b/>
+          <w:sz w:val="24"/>
+          <w:szCs w:val="24"/>
+        </w:rPr>
+        <w:t>79.8%</w:t>
+      </w:r>
+      <w:r>
+        <w:rPr>
+          <w:rFonts w:ascii="Bookman Old Style" w:hAnsi="Bookman Old Style"/>
+          <w:sz w:val="24"/>
+          <w:szCs w:val="24"/>
+        </w:rPr>
+        <w:t xml:space="preserve"> (333,485)</w:t>
+      </w:r>
+    </w:p>
+    <w:p>
+      <w:pPr>
+        <w:numPr>
+          <w:ilvl w:val="0"/>
+          <w:numId w:val="7"/>
+        </w:numPr>
+        <w:rPr>
+          <w:rFonts w:ascii="Bookman Old Style" w:hAnsi="Bookman Old Style"/>
+          <w:b/>
+          <w:sz w:val="24"/>
+          <w:szCs w:val="24"/>
+        </w:rPr>
+      </w:pPr>
+      <w:r>
+        <w:rPr>
+          <w:rFonts w:ascii="Bookman Old Style" w:hAnsi="Bookman Old Style"/>
+          <w:sz w:val="24"/>
+          <w:szCs w:val="24"/>
+        </w:rPr>
+        <w:t xml:space="preserve">Bikes pose a major safety risk even </w:t>
+      </w:r>
+      <w:r>
+        <w:rPr>
+          <w:rFonts w:ascii="Bookman Old Style" w:hAnsi="Bookman Old Style"/>
+          <w:b/>
+          <w:sz w:val="24"/>
+          <w:szCs w:val="24"/>
+        </w:rPr>
+        <w:t>0.59%</w:t>
+      </w:r>
+      <w:r>
+        <w:rPr>
+          <w:rFonts w:ascii="Bookman Old Style" w:hAnsi="Bookman Old Style"/>
+          <w:sz w:val="24"/>
+          <w:szCs w:val="24"/>
+        </w:rPr>
+        <w:t xml:space="preserve"> higher than vans</w:t>
+      </w:r>
+    </w:p>
+    <w:p>
+      <w:pPr>
+        <w:numPr>
+          <w:ilvl w:val="0"/>
+          <w:numId w:val="7"/>
+        </w:numPr>
+        <w:rPr>
+          <w:rFonts w:ascii="Bookman Old Style" w:hAnsi="Bookman Old Style"/>
+          <w:b/>
+          <w:sz w:val="24"/>
+          <w:szCs w:val="24"/>
+        </w:rPr>
+      </w:pPr>
+      <w:r>
+        <w:rPr>
+          <w:rFonts w:ascii="Bookman Old Style" w:hAnsi="Bookman Old Style"/>
+          <w:sz w:val="24"/>
+          <w:szCs w:val="24"/>
+        </w:rPr>
+        <w:t>Agricultural vehicles have the lowest casualties (</w:t>
+      </w:r>
+      <w:r>
+        <w:rPr>
+          <w:rFonts w:ascii="Bookman Old Style" w:hAnsi="Bookman Old Style"/>
+          <w:b/>
+          <w:sz w:val="24"/>
+          <w:szCs w:val="24"/>
+        </w:rPr>
+        <w:t>1,032</w:t>
+      </w:r>
+      <w:r>
+        <w:rPr>
+          <w:rFonts w:ascii="Bookman Old Style" w:hAnsi="Bookman Old Style"/>
+          <w:sz w:val="24"/>
+          <w:szCs w:val="24"/>
+        </w:rPr>
+        <w:t>) and it makes sense because they operate less frequently on major roads.</w:t>
+      </w:r>
+    </w:p>
+    <w:p>
+      <w:pPr>
+        <w:pStyle w:val="ListParagraph"/>
+        <w:numPr>
+          <w:ilvl w:val="0"/>
+          <w:numId w:val="6"/>
+        </w:numPr>
+        <w:rPr>
+          <w:rFonts w:ascii="Bookman Old Style" w:hAnsi="Bookman Old Style"/>
+          <w:b/>
+          <w:sz w:val="24"/>
+          <w:szCs w:val="24"/>
+        </w:rPr>
+      </w:pPr>
+      <w:r>
+        <w:rPr>
+          <w:rFonts w:ascii="Bookman Old Style" w:hAnsi="Bookman Old Style"/>
+          <w:b/>
+          <w:sz w:val="24"/>
+          <w:szCs w:val="24"/>
+        </w:rPr>
+        <w:t>Implications:</w:t>
+      </w:r>
+    </w:p>
+    <w:p>
+      <w:pPr>
+        <w:numPr>
+          <w:ilvl w:val="0"/>
+          <w:numId w:val="7"/>
+        </w:numPr>
+        <w:rPr>
+          <w:rFonts w:ascii="Bookman Old Style" w:hAnsi="Bookman Old Style"/>
+          <w:b/>
+          <w:sz w:val="24"/>
+          <w:szCs w:val="24"/>
+        </w:rPr>
+      </w:pPr>
+      <w:r>
+        <w:rPr>
+          <w:rFonts w:ascii="Bookman Old Style" w:hAnsi="Bookman Old Style"/>
+          <w:sz w:val="24"/>
+          <w:szCs w:val="24"/>
+        </w:rPr>
+        <w:t>Since cars dominate road usage, intervention should prioritize speed limit enforcement, and strict monitoring in private vehicle sectors.</w:t>
+      </w:r>
+    </w:p>
+    <w:p>
+      <w:pPr>
+        <w:numPr>
+          <w:ilvl w:val="0"/>
+          <w:numId w:val="7"/>
+        </w:numPr>
+        <w:rPr>
+          <w:rFonts w:ascii="Bookman Old Style" w:hAnsi="Bookman Old Style"/>
+          <w:b/>
+          <w:sz w:val="24"/>
+          <w:szCs w:val="24"/>
+        </w:rPr>
+      </w:pPr>
+      <w:r>
+        <w:rPr>
+          <w:rFonts w:ascii="Bookman Old Style" w:hAnsi="Bookman Old Style"/>
+          <w:sz w:val="24"/>
+          <w:szCs w:val="24"/>
+        </w:rPr>
+        <w:t>The high casualty numbers of bike drivers suggest risky driving behavior, poor helmet compliance. This calls for strict regulations and mandatory safety compliance.</w:t>
+      </w:r>
+    </w:p>
+    <w:p>
+      <w:pPr>
+        <w:rPr>
+          <w:rFonts w:ascii="Bookman Old Style" w:hAnsi="Bookman Old Style"/>
+          <w:b/>
+          <w:sz w:val="24"/>
+          <w:szCs w:val="24"/>
+        </w:rPr>
+      </w:pPr>
+    </w:p>
+    <w:p>
+      <w:pPr>
+        <w:rPr>
+          <w:rFonts w:ascii="Bookman Old Style" w:hAnsi="Bookman Old Style"/>
+          <w:b/>
+          <w:sz w:val="24"/>
+          <w:szCs w:val="24"/>
+        </w:rPr>
+      </w:pPr>
+    </w:p>
+    <w:p>
+      <w:pPr>
+        <w:numPr>
+          <w:ilvl w:val="0"/>
+          <w:numId w:val="4"/>
+        </w:numPr>
+        <w:rPr>
+          <w:rFonts w:ascii="Bookman Old Style" w:hAnsi="Bookman Old Style"/>
+          <w:b/>
+          <w:sz w:val="24"/>
+          <w:szCs w:val="24"/>
+        </w:rPr>
+      </w:pPr>
+      <w:r>
+        <w:rPr>
+          <w:rFonts w:ascii="Bookman Old Style" w:hAnsi="Bookman Old Style"/>
+          <w:b/>
+          <w:sz w:val="24"/>
+          <w:szCs w:val="24"/>
+        </w:rPr>
+        <w:t>DEEP DIVE ANALYSIS</w:t>
+      </w:r>
+    </w:p>
+    <w:p>
+      <w:pPr>
+        <w:numPr>
+          <w:ilvl w:val="1"/>
+          <w:numId w:val="4"/>
+        </w:numPr>
+        <w:rPr>
+          <w:rFonts w:ascii="Bookman Old Style" w:hAnsi="Bookman Old Style"/>
+          <w:b/>
+          <w:sz w:val="24"/>
+          <w:szCs w:val="24"/>
+        </w:rPr>
+      </w:pPr>
+      <w:r>
+        <w:rPr>
+          <w:rFonts w:ascii="Bookman Old Style" w:hAnsi="Bookman Old Style"/>
+          <w:b/>
+          <w:sz w:val="24"/>
+          <w:szCs w:val="24"/>
+        </w:rPr>
+        <w:t>Trend Overview</w:t>
+      </w:r>
+    </w:p>
+    <w:p>
+      <w:pPr>
         <w:numPr>
           <w:ilvl w:val="0"/>
           <w:numId w:val="8"/>
@@ -2238,11 +2658,242 @@
       <w:r>
         <w:rPr>
           <w:rFonts w:ascii="Bookman Old Style" w:hAnsi="Bookman Old Style"/>
-          <w:b/>
-          <w:sz w:val="24"/>
-          <w:szCs w:val="24"/>
-        </w:rPr>
-        <w:t>Implications:</w:t>
+          <w:sz w:val="24"/>
+          <w:szCs w:val="24"/>
+        </w:rPr>
+        <w:t xml:space="preserve">Casualties dropped by </w:t>
+      </w:r>
+      <w:r>
+        <w:rPr>
+          <w:rFonts w:ascii="Bookman Old Style" w:hAnsi="Bookman Old Style"/>
+          <w:b/>
+          <w:sz w:val="24"/>
+          <w:szCs w:val="24"/>
+        </w:rPr>
+        <w:t>6.3%</w:t>
+      </w:r>
+      <w:r>
+        <w:rPr>
+          <w:rFonts w:ascii="Bookman Old Style" w:hAnsi="Bookman Old Style"/>
+          <w:sz w:val="24"/>
+          <w:szCs w:val="24"/>
+        </w:rPr>
+        <w:t xml:space="preserve"> from 222,146 in 2021 to 195.737 in 2022 suggesting a slight improvement in road safety.</w:t>
+      </w:r>
+    </w:p>
+    <w:p>
+      <w:pPr>
+        <w:numPr>
+          <w:ilvl w:val="0"/>
+          <w:numId w:val="8"/>
+        </w:numPr>
+        <w:rPr>
+          <w:rFonts w:ascii="Bookman Old Style" w:hAnsi="Bookman Old Style"/>
+          <w:b/>
+          <w:sz w:val="24"/>
+          <w:szCs w:val="24"/>
+        </w:rPr>
+      </w:pPr>
+      <w:r>
+        <w:rPr>
+          <w:rFonts w:ascii="Bookman Old Style" w:hAnsi="Bookman Old Style"/>
+          <w:sz w:val="24"/>
+          <w:szCs w:val="24"/>
+        </w:rPr>
+        <w:t>Although the reduction is small, it suggest that some safety interventions are beginning to take effect.</w:t>
+      </w:r>
+    </w:p>
+    <w:p>
+      <w:pPr>
+        <w:rPr>
+          <w:rFonts w:ascii="Bookman Old Style" w:hAnsi="Bookman Old Style"/>
+          <w:b/>
+          <w:sz w:val="24"/>
+          <w:szCs w:val="24"/>
+        </w:rPr>
+      </w:pPr>
+    </w:p>
+    <w:p>
+      <w:pPr>
+        <w:numPr>
+          <w:ilvl w:val="1"/>
+          <w:numId w:val="4"/>
+        </w:numPr>
+        <w:rPr>
+          <w:rFonts w:ascii="Bookman Old Style" w:hAnsi="Bookman Old Style"/>
+          <w:b/>
+          <w:sz w:val="24"/>
+          <w:szCs w:val="24"/>
+        </w:rPr>
+      </w:pPr>
+      <w:r>
+        <w:rPr>
+          <w:rFonts w:ascii="Bookman Old Style" w:hAnsi="Bookman Old Style"/>
+          <w:b/>
+          <w:sz w:val="24"/>
+          <w:szCs w:val="24"/>
+        </w:rPr>
+        <w:t>Key Contributing Factors</w:t>
+      </w:r>
+    </w:p>
+    <w:p>
+      <w:pPr>
+        <w:numPr>
+          <w:ilvl w:val="0"/>
+          <w:numId w:val="9"/>
+        </w:numPr>
+        <w:rPr>
+          <w:rFonts w:ascii="Bookman Old Style" w:hAnsi="Bookman Old Style"/>
+          <w:b/>
+          <w:sz w:val="24"/>
+          <w:szCs w:val="24"/>
+        </w:rPr>
+      </w:pPr>
+      <w:r>
+        <w:rPr>
+          <w:rFonts w:ascii="Bookman Old Style" w:hAnsi="Bookman Old Style"/>
+          <w:sz w:val="24"/>
+          <w:szCs w:val="24"/>
+        </w:rPr>
+        <w:t>Preliminary data shows a decline in both urban and rural casualties in 2022 likely linked to improved traffic enforcement, better road monitoring and increased public compliance with safety rules.</w:t>
+      </w:r>
+    </w:p>
+    <w:p>
+      <w:pPr>
+        <w:rPr>
+          <w:rFonts w:ascii="Bookman Old Style" w:hAnsi="Bookman Old Style"/>
+          <w:b/>
+          <w:sz w:val="24"/>
+          <w:szCs w:val="24"/>
+        </w:rPr>
+      </w:pPr>
+    </w:p>
+    <w:p>
+      <w:pPr>
+        <w:numPr>
+          <w:ilvl w:val="1"/>
+          <w:numId w:val="4"/>
+        </w:numPr>
+        <w:rPr>
+          <w:rFonts w:ascii="Bookman Old Style" w:hAnsi="Bookman Old Style"/>
+          <w:sz w:val="24"/>
+          <w:szCs w:val="24"/>
+        </w:rPr>
+      </w:pPr>
+      <w:r>
+        <w:rPr>
+          <w:rFonts w:ascii="Bookman Old Style" w:hAnsi="Bookman Old Style"/>
+          <w:b/>
+          <w:sz w:val="24"/>
+          <w:szCs w:val="24"/>
+        </w:rPr>
+        <w:t>Implications</w:t>
+      </w:r>
+      <w:r>
+        <w:rPr>
+          <w:rFonts w:ascii="Bookman Old Style" w:hAnsi="Bookman Old Style"/>
+          <w:sz w:val="24"/>
+          <w:szCs w:val="24"/>
+        </w:rPr>
+        <w:t xml:space="preserve"> </w:t>
+      </w:r>
+    </w:p>
+    <w:p>
+      <w:pPr>
+        <w:rPr>
+          <w:rFonts w:ascii="Bookman Old Style" w:hAnsi="Bookman Old Style"/>
+          <w:sz w:val="24"/>
+          <w:szCs w:val="24"/>
+        </w:rPr>
+      </w:pPr>
+      <w:r>
+        <w:rPr>
+          <w:rFonts w:ascii="Bookman Old Style" w:hAnsi="Bookman Old Style"/>
+          <w:sz w:val="24"/>
+          <w:szCs w:val="24"/>
+        </w:rPr>
+        <w:t>The modest drop signifies that the current safety measures are working but not at a large scale.</w:t>
+      </w:r>
+    </w:p>
+    <w:p>
+      <w:pPr>
+        <w:rPr>
+          <w:rFonts w:ascii="Bookman Old Style" w:hAnsi="Bookman Old Style"/>
+          <w:sz w:val="24"/>
+          <w:szCs w:val="24"/>
+        </w:rPr>
+      </w:pPr>
+    </w:p>
+    <w:p>
+      <w:pPr>
+        <w:rPr>
+          <w:rFonts w:ascii="Bookman Old Style" w:hAnsi="Bookman Old Style"/>
+          <w:sz w:val="24"/>
+          <w:szCs w:val="24"/>
+        </w:rPr>
+      </w:pPr>
+      <w:r>
+        <w:rPr>
+          <w:rFonts w:ascii="Bookman Old Style" w:hAnsi="Bookman Old Style"/>
+          <w:sz w:val="24"/>
+          <w:szCs w:val="24"/>
+        </w:rPr>
+        <w:t>Interactive Element:</w:t>
+      </w:r>
+    </w:p>
+    <w:p>
+      <w:pPr>
+        <w:rPr>
+          <w:rFonts w:ascii="Bookman Old Style" w:hAnsi="Bookman Old Style"/>
+          <w:sz w:val="24"/>
+          <w:szCs w:val="24"/>
+        </w:rPr>
+      </w:pPr>
+    </w:p>
+    <w:p>
+      <w:pPr>
+        <w:numPr>
+          <w:ilvl w:val="0"/>
+          <w:numId w:val="4"/>
+        </w:numPr>
+        <w:rPr>
+          <w:rFonts w:ascii="Bookman Old Style" w:hAnsi="Bookman Old Style"/>
+          <w:b/>
+          <w:sz w:val="24"/>
+          <w:szCs w:val="24"/>
+        </w:rPr>
+      </w:pPr>
+      <w:r>
+        <w:rPr>
+          <w:rFonts w:ascii="Bookman Old Style" w:hAnsi="Bookman Old Style"/>
+          <w:b/>
+          <w:sz w:val="24"/>
+          <w:szCs w:val="24"/>
+        </w:rPr>
+        <w:t>RECOMMENDATIONS</w:t>
+      </w:r>
+    </w:p>
+    <w:p>
+      <w:pPr>
+        <w:numPr>
+          <w:ilvl w:val="0"/>
+          <w:numId w:val="10"/>
+        </w:numPr>
+        <w:rPr>
+          <w:rFonts w:ascii="Bookman Old Style" w:hAnsi="Bookman Old Style"/>
+          <w:b/>
+          <w:sz w:val="24"/>
+          <w:szCs w:val="24"/>
+        </w:rPr>
+      </w:pPr>
+      <w:r>
+        <w:rPr>
+          <w:rFonts w:ascii="Bookman Old Style" w:hAnsi="Bookman Old Style"/>
+          <w:b/>
+          <w:sz w:val="24"/>
+          <w:szCs w:val="24"/>
+        </w:rPr>
+        <w:t>Scale what worked</w:t>
       </w:r>
     </w:p>
     <w:p>
@@ -2261,11 +2912,19 @@
       <w:r>
         <w:rPr>
           <w:rFonts w:ascii="Bookman Old Style" w:hAnsi="Bookman Old Style"/>
-          <w:sz w:val="24"/>
-          <w:szCs w:val="24"/>
-        </w:rPr>
-        <w:lastRenderedPageBreak/>
-        <w:t>Since cars dominate road usage, intervention should prioritize speed limit enforcement, and strict monitoring in private vehicle sectors.</w:t>
+          <w:b/>
+          <w:sz w:val="24"/>
+          <w:szCs w:val="24"/>
+        </w:rPr>
+        <w:t xml:space="preserve">Why: </w:t>
+      </w:r>
+      <w:r>
+        <w:rPr>
+          <w:rFonts w:ascii="Bookman Old Style" w:hAnsi="Bookman Old Style"/>
+          <w:sz w:val="24"/>
+          <w:szCs w:val="24"/>
+        </w:rPr>
+        <w:t>The drop shows current  safety actions are effective</w:t>
       </w:r>
     </w:p>
     <w:p>
@@ -2284,10 +2943,387 @@
       <w:r>
         <w:rPr>
           <w:rFonts w:ascii="Bookman Old Style" w:hAnsi="Bookman Old Style"/>
-          <w:sz w:val="24"/>
-          <w:szCs w:val="24"/>
-        </w:rPr>
-        <w:t>The high casualty numbers of bike drivers suggest risky driving behavior, poor helmet compliance. This calls for strict regulations and mandatory safety compliance.</w:t>
+          <w:b/>
+          <w:sz w:val="24"/>
+          <w:szCs w:val="24"/>
+        </w:rPr>
+        <w:t xml:space="preserve">How: </w:t>
+      </w:r>
+      <w:r>
+        <w:rPr>
+          <w:rFonts w:ascii="Bookman Old Style" w:hAnsi="Bookman Old Style"/>
+          <w:sz w:val="24"/>
+          <w:szCs w:val="24"/>
+        </w:rPr>
+        <w:t>Increase traffic enforcement, expand tech security systems and continue routine patrols in high-risk corridors.</w:t>
+      </w:r>
+    </w:p>
+    <w:p>
+      <w:pPr>
+        <w:rPr>
+          <w:rFonts w:ascii="Bookman Old Style" w:hAnsi="Bookman Old Style"/>
+          <w:b/>
+          <w:sz w:val="24"/>
+          <w:szCs w:val="24"/>
+        </w:rPr>
+      </w:pPr>
+    </w:p>
+    <w:p>
+      <w:pPr>
+        <w:numPr>
+          <w:ilvl w:val="0"/>
+          <w:numId w:val="10"/>
+        </w:numPr>
+        <w:rPr>
+          <w:rFonts w:ascii="Bookman Old Style" w:hAnsi="Bookman Old Style"/>
+          <w:b/>
+          <w:sz w:val="24"/>
+          <w:szCs w:val="24"/>
+        </w:rPr>
+      </w:pPr>
+      <w:r>
+        <w:rPr>
+          <w:rFonts w:ascii="Bookman Old Style" w:hAnsi="Bookman Old Style"/>
+          <w:b/>
+          <w:sz w:val="24"/>
+          <w:szCs w:val="24"/>
+        </w:rPr>
+        <w:t>Maintain Public awareness</w:t>
+      </w:r>
+    </w:p>
+    <w:p>
+      <w:pPr>
+        <w:numPr>
+          <w:ilvl w:val="0"/>
+          <w:numId w:val="7"/>
+        </w:numPr>
+        <w:rPr>
+          <w:rFonts w:ascii="Bookman Old Style" w:hAnsi="Bookman Old Style"/>
+          <w:b/>
+          <w:sz w:val="24"/>
+          <w:szCs w:val="24"/>
+        </w:rPr>
+      </w:pPr>
+      <w:r>
+        <w:rPr>
+          <w:rFonts w:ascii="Bookman Old Style" w:hAnsi="Bookman Old Style"/>
+          <w:b/>
+          <w:sz w:val="24"/>
+          <w:szCs w:val="24"/>
+        </w:rPr>
+        <w:t xml:space="preserve">Why: </w:t>
+      </w:r>
+      <w:r>
+        <w:rPr>
+          <w:rFonts w:ascii="Bookman Old Style" w:hAnsi="Bookman Old Style"/>
+          <w:sz w:val="24"/>
+          <w:szCs w:val="24"/>
+        </w:rPr>
+        <w:t>Behavioral change needs consistency to keep the numbers down.</w:t>
+      </w:r>
+    </w:p>
+    <w:p>
+      <w:pPr>
+        <w:numPr>
+          <w:ilvl w:val="0"/>
+          <w:numId w:val="7"/>
+        </w:numPr>
+        <w:rPr>
+          <w:rFonts w:ascii="Bookman Old Style" w:hAnsi="Bookman Old Style"/>
+          <w:b/>
+          <w:sz w:val="24"/>
+          <w:szCs w:val="24"/>
+        </w:rPr>
+      </w:pPr>
+      <w:r>
+        <w:rPr>
+          <w:rFonts w:ascii="Bookman Old Style" w:hAnsi="Bookman Old Style"/>
+          <w:b/>
+          <w:sz w:val="24"/>
+          <w:szCs w:val="24"/>
+        </w:rPr>
+        <w:lastRenderedPageBreak/>
+        <w:t xml:space="preserve">How: </w:t>
+      </w:r>
+      <w:r>
+        <w:rPr>
+          <w:rFonts w:ascii="Bookman Old Style" w:hAnsi="Bookman Old Style"/>
+          <w:sz w:val="24"/>
+          <w:szCs w:val="24"/>
+        </w:rPr>
+        <w:t>Run continuous campaigns on speeding, phone use while driving and drink-driving.</w:t>
+      </w:r>
+    </w:p>
+    <w:p>
+      <w:pPr>
+        <w:numPr>
+          <w:ilvl w:val="0"/>
+          <w:numId w:val="10"/>
+        </w:numPr>
+        <w:rPr>
+          <w:rFonts w:ascii="Bookman Old Style" w:hAnsi="Bookman Old Style"/>
+          <w:b/>
+          <w:sz w:val="24"/>
+          <w:szCs w:val="24"/>
+        </w:rPr>
+      </w:pPr>
+      <w:r>
+        <w:rPr>
+          <w:rFonts w:ascii="Bookman Old Style" w:hAnsi="Bookman Old Style"/>
+          <w:b/>
+          <w:sz w:val="24"/>
+          <w:szCs w:val="24"/>
+        </w:rPr>
+        <w:t>Improve Emergency Response</w:t>
+      </w:r>
+    </w:p>
+    <w:p>
+      <w:pPr>
+        <w:numPr>
+          <w:ilvl w:val="0"/>
+          <w:numId w:val="7"/>
+        </w:numPr>
+        <w:rPr>
+          <w:rFonts w:ascii="Bookman Old Style" w:hAnsi="Bookman Old Style"/>
+          <w:b/>
+          <w:sz w:val="24"/>
+          <w:szCs w:val="24"/>
+        </w:rPr>
+      </w:pPr>
+      <w:r>
+        <w:rPr>
+          <w:rFonts w:ascii="Bookman Old Style" w:hAnsi="Bookman Old Style"/>
+          <w:b/>
+          <w:sz w:val="24"/>
+          <w:szCs w:val="24"/>
+        </w:rPr>
+        <w:t xml:space="preserve">Why: </w:t>
+      </w:r>
+      <w:r>
+        <w:rPr>
+          <w:rFonts w:ascii="Bookman Old Style" w:hAnsi="Bookman Old Style"/>
+          <w:sz w:val="24"/>
+          <w:szCs w:val="24"/>
+        </w:rPr>
+        <w:t>Faster response will reduce serious injurie.</w:t>
+      </w:r>
+    </w:p>
+    <w:p>
+      <w:pPr>
+        <w:numPr>
+          <w:ilvl w:val="0"/>
+          <w:numId w:val="7"/>
+        </w:numPr>
+        <w:rPr>
+          <w:rFonts w:ascii="Bookman Old Style" w:hAnsi="Bookman Old Style"/>
+          <w:b/>
+          <w:sz w:val="24"/>
+          <w:szCs w:val="24"/>
+        </w:rPr>
+      </w:pPr>
+      <w:r>
+        <w:rPr>
+          <w:rFonts w:ascii="Bookman Old Style" w:hAnsi="Bookman Old Style"/>
+          <w:b/>
+          <w:sz w:val="24"/>
+          <w:szCs w:val="24"/>
+        </w:rPr>
+        <w:t xml:space="preserve">How: </w:t>
+      </w:r>
+      <w:r>
+        <w:rPr>
+          <w:rFonts w:ascii="Bookman Old Style" w:hAnsi="Bookman Old Style"/>
+          <w:sz w:val="24"/>
+          <w:szCs w:val="24"/>
+        </w:rPr>
+        <w:t>Position ambulances closer to hotspots and optimize dispatch routes.</w:t>
+      </w:r>
+    </w:p>
+    <w:p>
+      <w:pPr>
+        <w:numPr>
+          <w:ilvl w:val="0"/>
+          <w:numId w:val="10"/>
+        </w:numPr>
+        <w:rPr>
+          <w:rFonts w:ascii="Bookman Old Style" w:hAnsi="Bookman Old Style"/>
+          <w:b/>
+          <w:sz w:val="24"/>
+          <w:szCs w:val="24"/>
+        </w:rPr>
+      </w:pPr>
+      <w:r>
+        <w:rPr>
+          <w:rFonts w:ascii="Bookman Old Style" w:hAnsi="Bookman Old Style"/>
+          <w:b/>
+          <w:sz w:val="24"/>
+          <w:szCs w:val="24"/>
+        </w:rPr>
+        <w:t>Improve Daytime Visibility</w:t>
+      </w:r>
+    </w:p>
+    <w:p>
+      <w:pPr>
+        <w:numPr>
+          <w:ilvl w:val="0"/>
+          <w:numId w:val="7"/>
+        </w:numPr>
+        <w:rPr>
+          <w:rFonts w:ascii="Bookman Old Style" w:hAnsi="Bookman Old Style"/>
+          <w:b/>
+          <w:sz w:val="24"/>
+          <w:szCs w:val="24"/>
+        </w:rPr>
+      </w:pPr>
+      <w:r>
+        <w:rPr>
+          <w:rFonts w:ascii="Bookman Old Style" w:hAnsi="Bookman Old Style"/>
+          <w:b/>
+          <w:sz w:val="24"/>
+          <w:szCs w:val="24"/>
+        </w:rPr>
+        <w:t xml:space="preserve">Why: </w:t>
+      </w:r>
+      <w:r>
+        <w:rPr>
+          <w:rFonts w:ascii="Bookman Old Style" w:hAnsi="Bookman Old Style"/>
+          <w:sz w:val="24"/>
+          <w:szCs w:val="24"/>
+        </w:rPr>
+        <w:t>Clearer visibility reduces daytime side-effect and rear-end crashes.</w:t>
+      </w:r>
+    </w:p>
+    <w:p>
+      <w:pPr>
+        <w:numPr>
+          <w:ilvl w:val="0"/>
+          <w:numId w:val="7"/>
+        </w:numPr>
+        <w:rPr>
+          <w:rFonts w:ascii="Bookman Old Style" w:hAnsi="Bookman Old Style"/>
+          <w:b/>
+          <w:sz w:val="24"/>
+          <w:szCs w:val="24"/>
+        </w:rPr>
+      </w:pPr>
+      <w:r>
+        <w:rPr>
+          <w:rFonts w:ascii="Bookman Old Style" w:hAnsi="Bookman Old Style"/>
+          <w:b/>
+          <w:sz w:val="24"/>
+          <w:szCs w:val="24"/>
+        </w:rPr>
+        <w:t xml:space="preserve">How: </w:t>
+      </w:r>
+      <w:r>
+        <w:rPr>
+          <w:rFonts w:ascii="Bookman Old Style" w:hAnsi="Bookman Old Style"/>
+          <w:sz w:val="24"/>
+          <w:szCs w:val="24"/>
+        </w:rPr>
+        <w:t>Promote daytime running lights and refresh faded road markings.</w:t>
+      </w:r>
+    </w:p>
+    <w:p>
+      <w:pPr>
+        <w:numPr>
+          <w:ilvl w:val="0"/>
+          <w:numId w:val="10"/>
+        </w:numPr>
+        <w:rPr>
+          <w:rFonts w:ascii="Bookman Old Style" w:hAnsi="Bookman Old Style"/>
+          <w:b/>
+          <w:sz w:val="24"/>
+          <w:szCs w:val="24"/>
+        </w:rPr>
+      </w:pPr>
+      <w:r>
+        <w:rPr>
+          <w:rFonts w:ascii="Bookman Old Style" w:hAnsi="Bookman Old Style"/>
+          <w:b/>
+          <w:sz w:val="24"/>
+          <w:szCs w:val="24"/>
+        </w:rPr>
+        <w:t>Enforce Road Guideline for all vehicles (Especially cars)</w:t>
+      </w:r>
+    </w:p>
+    <w:p>
+      <w:pPr>
+        <w:numPr>
+          <w:ilvl w:val="0"/>
+          <w:numId w:val="7"/>
+        </w:numPr>
+        <w:rPr>
+          <w:rFonts w:ascii="Bookman Old Style" w:hAnsi="Bookman Old Style"/>
+          <w:b/>
+          <w:sz w:val="24"/>
+          <w:szCs w:val="24"/>
+        </w:rPr>
+      </w:pPr>
+      <w:r>
+        <w:rPr>
+          <w:rFonts w:ascii="Bookman Old Style" w:hAnsi="Bookman Old Style"/>
+          <w:b/>
+          <w:sz w:val="24"/>
+          <w:szCs w:val="24"/>
+        </w:rPr>
+        <w:t xml:space="preserve">Why: </w:t>
+      </w:r>
+      <w:r>
+        <w:rPr>
+          <w:rFonts w:ascii="Bookman Old Style" w:hAnsi="Bookman Old Style"/>
+          <w:sz w:val="24"/>
+          <w:szCs w:val="24"/>
+        </w:rPr>
+        <w:t>Cars dominate road use</w:t>
+      </w:r>
+      <w:r>
+        <w:rPr>
+          <w:rFonts w:ascii="Bookman Old Style" w:hAnsi="Bookman Old Style"/>
+          <w:b/>
+          <w:sz w:val="24"/>
+          <w:szCs w:val="24"/>
+        </w:rPr>
+        <w:t xml:space="preserve"> </w:t>
+      </w:r>
+      <w:r>
+        <w:rPr>
+          <w:rFonts w:ascii="Bookman Old Style" w:hAnsi="Bookman Old Style"/>
+          <w:sz w:val="24"/>
+          <w:szCs w:val="24"/>
+        </w:rPr>
+        <w:t>and create the biggest risk</w:t>
+      </w:r>
+    </w:p>
+    <w:p>
+      <w:pPr>
+        <w:numPr>
+          <w:ilvl w:val="0"/>
+          <w:numId w:val="7"/>
+        </w:numPr>
+        <w:rPr>
+          <w:rFonts w:ascii="Bookman Old Style" w:hAnsi="Bookman Old Style"/>
+          <w:b/>
+          <w:sz w:val="24"/>
+          <w:szCs w:val="24"/>
+        </w:rPr>
+      </w:pPr>
+      <w:r>
+        <w:rPr>
+          <w:rFonts w:ascii="Bookman Old Style" w:hAnsi="Bookman Old Style"/>
+          <w:b/>
+          <w:sz w:val="24"/>
+          <w:szCs w:val="24"/>
+        </w:rPr>
+        <w:t xml:space="preserve">How: </w:t>
+      </w:r>
+      <w:r>
+        <w:rPr>
+          <w:rFonts w:ascii="Bookman Old Style" w:hAnsi="Bookman Old Style"/>
+          <w:sz w:val="24"/>
+          <w:szCs w:val="24"/>
+        </w:rPr>
+        <w:t>Enforce speed limits, penalize distracted driving, introduce defensive-driving programs.</w:t>
       </w:r>
     </w:p>
     <w:p>
@@ -2320,781 +3356,6 @@
           <w:sz w:val="24"/>
           <w:szCs w:val="24"/>
         </w:rPr>
-        <w:t>DEEP DIVE ANALYSIS</w:t>
-      </w:r>
-    </w:p>
-    <w:p>
-      <w:pPr>
-        <w:numPr>
-          <w:ilvl w:val="1"/>
-          <w:numId w:val="4"/>
-        </w:numPr>
-        <w:rPr>
-          <w:rFonts w:ascii="Bookman Old Style" w:hAnsi="Bookman Old Style"/>
-          <w:b/>
-          <w:sz w:val="24"/>
-          <w:szCs w:val="24"/>
-        </w:rPr>
-      </w:pPr>
-      <w:r>
-        <w:rPr>
-          <w:rFonts w:ascii="Bookman Old Style" w:hAnsi="Bookman Old Style"/>
-          <w:b/>
-          <w:sz w:val="24"/>
-          <w:szCs w:val="24"/>
-        </w:rPr>
-        <w:t>Trend Overview</w:t>
-      </w:r>
-    </w:p>
-    <w:p>
-      <w:pPr>
-        <w:numPr>
-          <w:ilvl w:val="0"/>
-          <w:numId w:val="8"/>
-        </w:numPr>
-        <w:rPr>
-          <w:rFonts w:ascii="Bookman Old Style" w:hAnsi="Bookman Old Style"/>
-          <w:b/>
-          <w:sz w:val="24"/>
-          <w:szCs w:val="24"/>
-        </w:rPr>
-      </w:pPr>
-      <w:r>
-        <w:rPr>
-          <w:rFonts w:ascii="Bookman Old Style" w:hAnsi="Bookman Old Style"/>
-          <w:sz w:val="24"/>
-          <w:szCs w:val="24"/>
-        </w:rPr>
-        <w:t xml:space="preserve">Casualties dropped by </w:t>
-      </w:r>
-      <w:r>
-        <w:rPr>
-          <w:rFonts w:ascii="Bookman Old Style" w:hAnsi="Bookman Old Style"/>
-          <w:b/>
-          <w:sz w:val="24"/>
-          <w:szCs w:val="24"/>
-        </w:rPr>
-        <w:t>6.3%</w:t>
-      </w:r>
-      <w:r>
-        <w:rPr>
-          <w:rFonts w:ascii="Bookman Old Style" w:hAnsi="Bookman Old Style"/>
-          <w:sz w:val="24"/>
-          <w:szCs w:val="24"/>
-        </w:rPr>
-        <w:t xml:space="preserve"> from 222,146 in 2021 to 195.737 in 2022 suggesting a slight improvement in road safety.</w:t>
-      </w:r>
-    </w:p>
-    <w:p>
-      <w:pPr>
-        <w:numPr>
-          <w:ilvl w:val="0"/>
-          <w:numId w:val="8"/>
-        </w:numPr>
-        <w:rPr>
-          <w:rFonts w:ascii="Bookman Old Style" w:hAnsi="Bookman Old Style"/>
-          <w:b/>
-          <w:sz w:val="24"/>
-          <w:szCs w:val="24"/>
-        </w:rPr>
-      </w:pPr>
-      <w:r>
-        <w:rPr>
-          <w:rFonts w:ascii="Bookman Old Style" w:hAnsi="Bookman Old Style"/>
-          <w:sz w:val="24"/>
-          <w:szCs w:val="24"/>
-        </w:rPr>
-        <w:t xml:space="preserve">Although the reduction is small, it </w:t>
-      </w:r>
-      <w:proofErr w:type="gramStart"/>
-      <w:r>
-        <w:rPr>
-          <w:rFonts w:ascii="Bookman Old Style" w:hAnsi="Bookman Old Style"/>
-          <w:sz w:val="24"/>
-          <w:szCs w:val="24"/>
-        </w:rPr>
-        <w:t>suggest</w:t>
-      </w:r>
-      <w:proofErr w:type="gramEnd"/>
-      <w:r>
-        <w:rPr>
-          <w:rFonts w:ascii="Bookman Old Style" w:hAnsi="Bookman Old Style"/>
-          <w:sz w:val="24"/>
-          <w:szCs w:val="24"/>
-        </w:rPr>
-        <w:t xml:space="preserve"> that some safety interventions are beginning to take effect.</w:t>
-      </w:r>
-    </w:p>
-    <w:p>
-      <w:pPr>
-        <w:rPr>
-          <w:rFonts w:ascii="Bookman Old Style" w:hAnsi="Bookman Old Style"/>
-          <w:b/>
-          <w:sz w:val="24"/>
-          <w:szCs w:val="24"/>
-        </w:rPr>
-      </w:pPr>
-    </w:p>
-    <w:p>
-      <w:pPr>
-        <w:numPr>
-          <w:ilvl w:val="1"/>
-          <w:numId w:val="4"/>
-        </w:numPr>
-        <w:rPr>
-          <w:rFonts w:ascii="Bookman Old Style" w:hAnsi="Bookman Old Style"/>
-          <w:b/>
-          <w:sz w:val="24"/>
-          <w:szCs w:val="24"/>
-        </w:rPr>
-      </w:pPr>
-      <w:r>
-        <w:rPr>
-          <w:rFonts w:ascii="Bookman Old Style" w:hAnsi="Bookman Old Style"/>
-          <w:b/>
-          <w:sz w:val="24"/>
-          <w:szCs w:val="24"/>
-        </w:rPr>
-        <w:t>Key Contributing Factors</w:t>
-      </w:r>
-    </w:p>
-    <w:p>
-      <w:pPr>
-        <w:numPr>
-          <w:ilvl w:val="0"/>
-          <w:numId w:val="9"/>
-        </w:numPr>
-        <w:rPr>
-          <w:rFonts w:ascii="Bookman Old Style" w:hAnsi="Bookman Old Style"/>
-          <w:b/>
-          <w:sz w:val="24"/>
-          <w:szCs w:val="24"/>
-        </w:rPr>
-      </w:pPr>
-      <w:r>
-        <w:rPr>
-          <w:rFonts w:ascii="Bookman Old Style" w:hAnsi="Bookman Old Style"/>
-          <w:sz w:val="24"/>
-          <w:szCs w:val="24"/>
-        </w:rPr>
-        <w:t>Preliminary data shows a decline in both urban and rural casualties in 2022 likely linked to improved traffic enforcement, better road monitoring and increased public compliance with safety rules.</w:t>
-      </w:r>
-    </w:p>
-    <w:p>
-      <w:pPr>
-        <w:rPr>
-          <w:rFonts w:ascii="Bookman Old Style" w:hAnsi="Bookman Old Style"/>
-          <w:b/>
-          <w:sz w:val="24"/>
-          <w:szCs w:val="24"/>
-        </w:rPr>
-      </w:pPr>
-    </w:p>
-    <w:p>
-      <w:pPr>
-        <w:numPr>
-          <w:ilvl w:val="1"/>
-          <w:numId w:val="4"/>
-        </w:numPr>
-        <w:rPr>
-          <w:rFonts w:ascii="Bookman Old Style" w:hAnsi="Bookman Old Style"/>
-          <w:sz w:val="24"/>
-          <w:szCs w:val="24"/>
-        </w:rPr>
-      </w:pPr>
-      <w:r>
-        <w:rPr>
-          <w:rFonts w:ascii="Bookman Old Style" w:hAnsi="Bookman Old Style"/>
-          <w:b/>
-          <w:sz w:val="24"/>
-          <w:szCs w:val="24"/>
-        </w:rPr>
-        <w:t>Implications</w:t>
-      </w:r>
-      <w:r>
-        <w:rPr>
-          <w:rFonts w:ascii="Bookman Old Style" w:hAnsi="Bookman Old Style"/>
-          <w:sz w:val="24"/>
-          <w:szCs w:val="24"/>
-        </w:rPr>
-        <w:t xml:space="preserve"> </w:t>
-      </w:r>
-    </w:p>
-    <w:p>
-      <w:pPr>
-        <w:rPr>
-          <w:rFonts w:ascii="Bookman Old Style" w:hAnsi="Bookman Old Style"/>
-          <w:sz w:val="24"/>
-          <w:szCs w:val="24"/>
-        </w:rPr>
-      </w:pPr>
-      <w:r>
-        <w:rPr>
-          <w:rFonts w:ascii="Bookman Old Style" w:hAnsi="Bookman Old Style"/>
-          <w:sz w:val="24"/>
-          <w:szCs w:val="24"/>
-        </w:rPr>
-        <w:t>The modest drop signifies that the current safety measures are working but not at a large scale.</w:t>
-      </w:r>
-    </w:p>
-    <w:p>
-      <w:pPr>
-        <w:rPr>
-          <w:rFonts w:ascii="Bookman Old Style" w:hAnsi="Bookman Old Style"/>
-          <w:sz w:val="24"/>
-          <w:szCs w:val="24"/>
-        </w:rPr>
-      </w:pPr>
-    </w:p>
-    <w:p>
-      <w:pPr>
-        <w:rPr>
-          <w:rFonts w:ascii="Bookman Old Style" w:hAnsi="Bookman Old Style"/>
-          <w:sz w:val="24"/>
-          <w:szCs w:val="24"/>
-        </w:rPr>
-      </w:pPr>
-      <w:r>
-        <w:rPr>
-          <w:rFonts w:ascii="Bookman Old Style" w:hAnsi="Bookman Old Style"/>
-          <w:sz w:val="24"/>
-          <w:szCs w:val="24"/>
-        </w:rPr>
-        <w:t>Interactive Element:</w:t>
-      </w:r>
-    </w:p>
-    <w:p>
-      <w:pPr>
-        <w:rPr>
-          <w:rFonts w:ascii="Bookman Old Style" w:hAnsi="Bookman Old Style"/>
-          <w:sz w:val="24"/>
-          <w:szCs w:val="24"/>
-        </w:rPr>
-      </w:pPr>
-    </w:p>
-    <w:p>
-      <w:pPr>
-        <w:numPr>
-          <w:ilvl w:val="0"/>
-          <w:numId w:val="4"/>
-        </w:numPr>
-        <w:rPr>
-          <w:rFonts w:ascii="Bookman Old Style" w:hAnsi="Bookman Old Style"/>
-          <w:b/>
-          <w:sz w:val="24"/>
-          <w:szCs w:val="24"/>
-        </w:rPr>
-      </w:pPr>
-      <w:r>
-        <w:rPr>
-          <w:rFonts w:ascii="Bookman Old Style" w:hAnsi="Bookman Old Style"/>
-          <w:b/>
-          <w:sz w:val="24"/>
-          <w:szCs w:val="24"/>
-        </w:rPr>
-        <w:t>RECOMMENDATIONS</w:t>
-      </w:r>
-    </w:p>
-    <w:p>
-      <w:pPr>
-        <w:numPr>
-          <w:ilvl w:val="0"/>
-          <w:numId w:val="10"/>
-        </w:numPr>
-        <w:rPr>
-          <w:rFonts w:ascii="Bookman Old Style" w:hAnsi="Bookman Old Style"/>
-          <w:b/>
-          <w:sz w:val="24"/>
-          <w:szCs w:val="24"/>
-        </w:rPr>
-      </w:pPr>
-      <w:r>
-        <w:rPr>
-          <w:rFonts w:ascii="Bookman Old Style" w:hAnsi="Bookman Old Style"/>
-          <w:b/>
-          <w:sz w:val="24"/>
-          <w:szCs w:val="24"/>
-        </w:rPr>
-        <w:t>Scale what worked</w:t>
-      </w:r>
-    </w:p>
-    <w:p>
-      <w:pPr>
-        <w:numPr>
-          <w:ilvl w:val="0"/>
-          <w:numId w:val="7"/>
-        </w:numPr>
-        <w:rPr>
-          <w:rFonts w:ascii="Bookman Old Style" w:hAnsi="Bookman Old Style"/>
-          <w:b/>
-          <w:sz w:val="24"/>
-          <w:szCs w:val="24"/>
-        </w:rPr>
-      </w:pPr>
-      <w:r>
-        <w:rPr>
-          <w:rFonts w:ascii="Bookman Old Style" w:hAnsi="Bookman Old Style"/>
-          <w:b/>
-          <w:sz w:val="24"/>
-          <w:szCs w:val="24"/>
-        </w:rPr>
-        <w:t xml:space="preserve">Why: </w:t>
-      </w:r>
-      <w:r>
-        <w:rPr>
-          <w:rFonts w:ascii="Bookman Old Style" w:hAnsi="Bookman Old Style"/>
-          <w:sz w:val="24"/>
-          <w:szCs w:val="24"/>
-        </w:rPr>
-        <w:t xml:space="preserve">The drop shows </w:t>
-      </w:r>
-      <w:proofErr w:type="gramStart"/>
-      <w:r>
-        <w:rPr>
-          <w:rFonts w:ascii="Bookman Old Style" w:hAnsi="Bookman Old Style"/>
-          <w:sz w:val="24"/>
-          <w:szCs w:val="24"/>
-        </w:rPr>
-        <w:t>current  safety</w:t>
-      </w:r>
-      <w:proofErr w:type="gramEnd"/>
-      <w:r>
-        <w:rPr>
-          <w:rFonts w:ascii="Bookman Old Style" w:hAnsi="Bookman Old Style"/>
-          <w:sz w:val="24"/>
-          <w:szCs w:val="24"/>
-        </w:rPr>
-        <w:t xml:space="preserve"> actions are effective</w:t>
-      </w:r>
-    </w:p>
-    <w:p>
-      <w:pPr>
-        <w:numPr>
-          <w:ilvl w:val="0"/>
-          <w:numId w:val="7"/>
-        </w:numPr>
-        <w:rPr>
-          <w:rFonts w:ascii="Bookman Old Style" w:hAnsi="Bookman Old Style"/>
-          <w:b/>
-          <w:sz w:val="24"/>
-          <w:szCs w:val="24"/>
-        </w:rPr>
-      </w:pPr>
-      <w:r>
-        <w:rPr>
-          <w:rFonts w:ascii="Bookman Old Style" w:hAnsi="Bookman Old Style"/>
-          <w:b/>
-          <w:sz w:val="24"/>
-          <w:szCs w:val="24"/>
-        </w:rPr>
-        <w:t xml:space="preserve">How: </w:t>
-      </w:r>
-      <w:r>
-        <w:rPr>
-          <w:rFonts w:ascii="Bookman Old Style" w:hAnsi="Bookman Old Style"/>
-          <w:sz w:val="24"/>
-          <w:szCs w:val="24"/>
-        </w:rPr>
-        <w:t>Increase traffic enforcement, expand tech security systems and continue routine patrols in high-risk corridors.</w:t>
-      </w:r>
-    </w:p>
-    <w:p>
-      <w:pPr>
-        <w:rPr>
-          <w:rFonts w:ascii="Bookman Old Style" w:hAnsi="Bookman Old Style"/>
-          <w:b/>
-          <w:sz w:val="24"/>
-          <w:szCs w:val="24"/>
-        </w:rPr>
-      </w:pPr>
-    </w:p>
-    <w:p>
-      <w:pPr>
-        <w:numPr>
-          <w:ilvl w:val="0"/>
-          <w:numId w:val="10"/>
-        </w:numPr>
-        <w:rPr>
-          <w:rFonts w:ascii="Bookman Old Style" w:hAnsi="Bookman Old Style"/>
-          <w:b/>
-          <w:sz w:val="24"/>
-          <w:szCs w:val="24"/>
-        </w:rPr>
-      </w:pPr>
-      <w:r>
-        <w:rPr>
-          <w:rFonts w:ascii="Bookman Old Style" w:hAnsi="Bookman Old Style"/>
-          <w:b/>
-          <w:sz w:val="24"/>
-          <w:szCs w:val="24"/>
-        </w:rPr>
-        <w:t>Maintain Public awareness</w:t>
-      </w:r>
-    </w:p>
-    <w:p>
-      <w:pPr>
-        <w:numPr>
-          <w:ilvl w:val="0"/>
-          <w:numId w:val="7"/>
-        </w:numPr>
-        <w:rPr>
-          <w:rFonts w:ascii="Bookman Old Style" w:hAnsi="Bookman Old Style"/>
-          <w:b/>
-          <w:sz w:val="24"/>
-          <w:szCs w:val="24"/>
-        </w:rPr>
-      </w:pPr>
-      <w:r>
-        <w:rPr>
-          <w:rFonts w:ascii="Bookman Old Style" w:hAnsi="Bookman Old Style"/>
-          <w:b/>
-          <w:sz w:val="24"/>
-          <w:szCs w:val="24"/>
-        </w:rPr>
-        <w:t xml:space="preserve">Why: </w:t>
-      </w:r>
-      <w:r>
-        <w:rPr>
-          <w:rFonts w:ascii="Bookman Old Style" w:hAnsi="Bookman Old Style"/>
-          <w:sz w:val="24"/>
-          <w:szCs w:val="24"/>
-        </w:rPr>
-        <w:t>Behavioral change needs consistency to keep the numbers down.</w:t>
-      </w:r>
-    </w:p>
-    <w:p>
-      <w:pPr>
-        <w:numPr>
-          <w:ilvl w:val="0"/>
-          <w:numId w:val="7"/>
-        </w:numPr>
-        <w:rPr>
-          <w:rFonts w:ascii="Bookman Old Style" w:hAnsi="Bookman Old Style"/>
-          <w:b/>
-          <w:sz w:val="24"/>
-          <w:szCs w:val="24"/>
-        </w:rPr>
-      </w:pPr>
-      <w:r>
-        <w:rPr>
-          <w:rFonts w:ascii="Bookman Old Style" w:hAnsi="Bookman Old Style"/>
-          <w:b/>
-          <w:sz w:val="24"/>
-          <w:szCs w:val="24"/>
-        </w:rPr>
-        <w:t xml:space="preserve">How: </w:t>
-      </w:r>
-      <w:r>
-        <w:rPr>
-          <w:rFonts w:ascii="Bookman Old Style" w:hAnsi="Bookman Old Style"/>
-          <w:sz w:val="24"/>
-          <w:szCs w:val="24"/>
-        </w:rPr>
-        <w:t>Run continuous campaigns on speeding, phone use while driving and drink-driving.</w:t>
-      </w:r>
-    </w:p>
-    <w:p>
-      <w:pPr>
-        <w:numPr>
-          <w:ilvl w:val="0"/>
-          <w:numId w:val="10"/>
-        </w:numPr>
-        <w:rPr>
-          <w:rFonts w:ascii="Bookman Old Style" w:hAnsi="Bookman Old Style"/>
-          <w:b/>
-          <w:sz w:val="24"/>
-          <w:szCs w:val="24"/>
-        </w:rPr>
-      </w:pPr>
-      <w:r>
-        <w:rPr>
-          <w:rFonts w:ascii="Bookman Old Style" w:hAnsi="Bookman Old Style"/>
-          <w:b/>
-          <w:sz w:val="24"/>
-          <w:szCs w:val="24"/>
-        </w:rPr>
-        <w:t>Improve Emergency Response</w:t>
-      </w:r>
-    </w:p>
-    <w:p>
-      <w:pPr>
-        <w:numPr>
-          <w:ilvl w:val="0"/>
-          <w:numId w:val="7"/>
-        </w:numPr>
-        <w:rPr>
-          <w:rFonts w:ascii="Bookman Old Style" w:hAnsi="Bookman Old Style"/>
-          <w:b/>
-          <w:sz w:val="24"/>
-          <w:szCs w:val="24"/>
-        </w:rPr>
-      </w:pPr>
-      <w:r>
-        <w:rPr>
-          <w:rFonts w:ascii="Bookman Old Style" w:hAnsi="Bookman Old Style"/>
-          <w:b/>
-          <w:sz w:val="24"/>
-          <w:szCs w:val="24"/>
-        </w:rPr>
-        <w:t xml:space="preserve">Why: </w:t>
-      </w:r>
-      <w:r>
-        <w:rPr>
-          <w:rFonts w:ascii="Bookman Old Style" w:hAnsi="Bookman Old Style"/>
-          <w:sz w:val="24"/>
-          <w:szCs w:val="24"/>
-        </w:rPr>
-        <w:t>Faster response will reduce serious injurie.</w:t>
-      </w:r>
-    </w:p>
-    <w:p>
-      <w:pPr>
-        <w:numPr>
-          <w:ilvl w:val="0"/>
-          <w:numId w:val="7"/>
-        </w:numPr>
-        <w:rPr>
-          <w:rFonts w:ascii="Bookman Old Style" w:hAnsi="Bookman Old Style"/>
-          <w:b/>
-          <w:sz w:val="24"/>
-          <w:szCs w:val="24"/>
-        </w:rPr>
-      </w:pPr>
-      <w:r>
-        <w:rPr>
-          <w:rFonts w:ascii="Bookman Old Style" w:hAnsi="Bookman Old Style"/>
-          <w:b/>
-          <w:sz w:val="24"/>
-          <w:szCs w:val="24"/>
-        </w:rPr>
-        <w:t xml:space="preserve">How: </w:t>
-      </w:r>
-      <w:r>
-        <w:rPr>
-          <w:rFonts w:ascii="Bookman Old Style" w:hAnsi="Bookman Old Style"/>
-          <w:sz w:val="24"/>
-          <w:szCs w:val="24"/>
-        </w:rPr>
-        <w:t>Position ambulances closer to hotspots and optimize dispatch routes.</w:t>
-      </w:r>
-    </w:p>
-    <w:p>
-      <w:pPr>
-        <w:numPr>
-          <w:ilvl w:val="0"/>
-          <w:numId w:val="10"/>
-        </w:numPr>
-        <w:rPr>
-          <w:rFonts w:ascii="Bookman Old Style" w:hAnsi="Bookman Old Style"/>
-          <w:b/>
-          <w:sz w:val="24"/>
-          <w:szCs w:val="24"/>
-        </w:rPr>
-      </w:pPr>
-      <w:r>
-        <w:rPr>
-          <w:rFonts w:ascii="Bookman Old Style" w:hAnsi="Bookman Old Style"/>
-          <w:b/>
-          <w:sz w:val="24"/>
-          <w:szCs w:val="24"/>
-        </w:rPr>
-        <w:t>Improve Daytime Visibility</w:t>
-      </w:r>
-    </w:p>
-    <w:p>
-      <w:pPr>
-        <w:numPr>
-          <w:ilvl w:val="0"/>
-          <w:numId w:val="7"/>
-        </w:numPr>
-        <w:rPr>
-          <w:rFonts w:ascii="Bookman Old Style" w:hAnsi="Bookman Old Style"/>
-          <w:b/>
-          <w:sz w:val="24"/>
-          <w:szCs w:val="24"/>
-        </w:rPr>
-      </w:pPr>
-      <w:r>
-        <w:rPr>
-          <w:rFonts w:ascii="Bookman Old Style" w:hAnsi="Bookman Old Style"/>
-          <w:b/>
-          <w:sz w:val="24"/>
-          <w:szCs w:val="24"/>
-        </w:rPr>
-        <w:t xml:space="preserve">Why: </w:t>
-      </w:r>
-      <w:r>
-        <w:rPr>
-          <w:rFonts w:ascii="Bookman Old Style" w:hAnsi="Bookman Old Style"/>
-          <w:sz w:val="24"/>
-          <w:szCs w:val="24"/>
-        </w:rPr>
-        <w:t>Clearer visibility reduces daytime side-effect and rear-end crashes.</w:t>
-      </w:r>
-    </w:p>
-    <w:p>
-      <w:pPr>
-        <w:numPr>
-          <w:ilvl w:val="0"/>
-          <w:numId w:val="7"/>
-        </w:numPr>
-        <w:rPr>
-          <w:rFonts w:ascii="Bookman Old Style" w:hAnsi="Bookman Old Style"/>
-          <w:b/>
-          <w:sz w:val="24"/>
-          <w:szCs w:val="24"/>
-        </w:rPr>
-      </w:pPr>
-      <w:r>
-        <w:rPr>
-          <w:rFonts w:ascii="Bookman Old Style" w:hAnsi="Bookman Old Style"/>
-          <w:b/>
-          <w:sz w:val="24"/>
-          <w:szCs w:val="24"/>
-        </w:rPr>
-        <w:t xml:space="preserve">How: </w:t>
-      </w:r>
-      <w:r>
-        <w:rPr>
-          <w:rFonts w:ascii="Bookman Old Style" w:hAnsi="Bookman Old Style"/>
-          <w:sz w:val="24"/>
-          <w:szCs w:val="24"/>
-        </w:rPr>
-        <w:t>Promote daytime running lights and refresh faded road markings.</w:t>
-      </w:r>
-    </w:p>
-    <w:p>
-      <w:pPr>
-        <w:numPr>
-          <w:ilvl w:val="0"/>
-          <w:numId w:val="10"/>
-        </w:numPr>
-        <w:rPr>
-          <w:rFonts w:ascii="Bookman Old Style" w:hAnsi="Bookman Old Style"/>
-          <w:b/>
-          <w:sz w:val="24"/>
-          <w:szCs w:val="24"/>
-        </w:rPr>
-      </w:pPr>
-      <w:r>
-        <w:rPr>
-          <w:rFonts w:ascii="Bookman Old Style" w:hAnsi="Bookman Old Style"/>
-          <w:b/>
-          <w:sz w:val="24"/>
-          <w:szCs w:val="24"/>
-        </w:rPr>
-        <w:t>Enforce Road Guideline for all vehicles (Especially cars)</w:t>
-      </w:r>
-    </w:p>
-    <w:p>
-      <w:pPr>
-        <w:numPr>
-          <w:ilvl w:val="0"/>
-          <w:numId w:val="7"/>
-        </w:numPr>
-        <w:rPr>
-          <w:rFonts w:ascii="Bookman Old Style" w:hAnsi="Bookman Old Style"/>
-          <w:b/>
-          <w:sz w:val="24"/>
-          <w:szCs w:val="24"/>
-        </w:rPr>
-      </w:pPr>
-      <w:r>
-        <w:rPr>
-          <w:rFonts w:ascii="Bookman Old Style" w:hAnsi="Bookman Old Style"/>
-          <w:b/>
-          <w:sz w:val="24"/>
-          <w:szCs w:val="24"/>
-        </w:rPr>
-        <w:t xml:space="preserve">Why: </w:t>
-      </w:r>
-      <w:r>
-        <w:rPr>
-          <w:rFonts w:ascii="Bookman Old Style" w:hAnsi="Bookman Old Style"/>
-          <w:sz w:val="24"/>
-          <w:szCs w:val="24"/>
-        </w:rPr>
-        <w:t>Cars dominate road use</w:t>
-      </w:r>
-      <w:r>
-        <w:rPr>
-          <w:rFonts w:ascii="Bookman Old Style" w:hAnsi="Bookman Old Style"/>
-          <w:b/>
-          <w:sz w:val="24"/>
-          <w:szCs w:val="24"/>
-        </w:rPr>
-        <w:t xml:space="preserve"> </w:t>
-      </w:r>
-      <w:r>
-        <w:rPr>
-          <w:rFonts w:ascii="Bookman Old Style" w:hAnsi="Bookman Old Style"/>
-          <w:sz w:val="24"/>
-          <w:szCs w:val="24"/>
-        </w:rPr>
-        <w:t>and create the biggest risk</w:t>
-      </w:r>
-    </w:p>
-    <w:p>
-      <w:pPr>
-        <w:numPr>
-          <w:ilvl w:val="0"/>
-          <w:numId w:val="7"/>
-        </w:numPr>
-        <w:rPr>
-          <w:rFonts w:ascii="Bookman Old Style" w:hAnsi="Bookman Old Style"/>
-          <w:b/>
-          <w:sz w:val="24"/>
-          <w:szCs w:val="24"/>
-        </w:rPr>
-      </w:pPr>
-      <w:r>
-        <w:rPr>
-          <w:rFonts w:ascii="Bookman Old Style" w:hAnsi="Bookman Old Style"/>
-          <w:b/>
-          <w:sz w:val="24"/>
-          <w:szCs w:val="24"/>
-        </w:rPr>
-        <w:t xml:space="preserve">How: </w:t>
-      </w:r>
-      <w:r>
-        <w:rPr>
-          <w:rFonts w:ascii="Bookman Old Style" w:hAnsi="Bookman Old Style"/>
-          <w:sz w:val="24"/>
-          <w:szCs w:val="24"/>
-        </w:rPr>
-        <w:t>Enforce speed limits, penalize distracted driving, introduce defensive-driving programs.</w:t>
-      </w:r>
-    </w:p>
-    <w:p>
-      <w:pPr>
-        <w:rPr>
-          <w:rFonts w:ascii="Bookman Old Style" w:hAnsi="Bookman Old Style"/>
-          <w:b/>
-          <w:sz w:val="24"/>
-          <w:szCs w:val="24"/>
-        </w:rPr>
-      </w:pPr>
-    </w:p>
-    <w:p>
-      <w:pPr>
-        <w:numPr>
-          <w:ilvl w:val="0"/>
-          <w:numId w:val="4"/>
-        </w:numPr>
-        <w:rPr>
-          <w:rFonts w:ascii="Bookman Old Style" w:hAnsi="Bookman Old Style"/>
-          <w:b/>
-          <w:sz w:val="24"/>
-          <w:szCs w:val="24"/>
-        </w:rPr>
-      </w:pPr>
-      <w:r>
-        <w:rPr>
-          <w:rFonts w:ascii="Bookman Old Style" w:hAnsi="Bookman Old Style"/>
-          <w:b/>
-          <w:sz w:val="24"/>
-          <w:szCs w:val="24"/>
-        </w:rPr>
         <w:t>RISKS AND CONSIDERATION</w:t>
       </w:r>
     </w:p>
@@ -3259,7 +3520,16 @@
           <w:sz w:val="24"/>
           <w:szCs w:val="24"/>
         </w:rPr>
-        <w:t>After some time, communities may ignore repeated safety messages, and campaigns lose impact due to message fatigue or poor engagement.</w:t>
+        <w:t xml:space="preserve">After some time, communities may ignore repeated safety messages, </w:t>
+      </w:r>
+      <w:r>
+        <w:rPr>
+          <w:rFonts w:ascii="Bookman Old Style" w:hAnsi="Bookman Old Style"/>
+          <w:sz w:val="24"/>
+          <w:szCs w:val="24"/>
+        </w:rPr>
+        <w:lastRenderedPageBreak/>
+        <w:t>and campaigns lose impact due to message fatigue or poor engagement.</w:t>
       </w:r>
       <w:r>
         <w:rPr>
@@ -3590,67 +3860,75 @@
           <w:sz w:val="24"/>
           <w:szCs w:val="24"/>
         </w:rPr>
+        <w:t>Challenge:</w:t>
+      </w:r>
+      <w:r>
+        <w:rPr>
+          <w:rFonts w:ascii="Bookman Old Style" w:hAnsi="Bookman Old Style"/>
+          <w:b/>
+          <w:sz w:val="24"/>
+          <w:szCs w:val="24"/>
+        </w:rPr>
+        <w:br/>
+      </w:r>
+      <w:r>
+        <w:rPr>
+          <w:rFonts w:ascii="Bookman Old Style" w:hAnsi="Bookman Old Style"/>
+          <w:sz w:val="24"/>
+          <w:szCs w:val="24"/>
+        </w:rPr>
+        <w:t>Private drivers often resist stricter rules and may attempt to bypass enforcement by avoiding checkpoints or contesting fines.</w:t>
+      </w:r>
+      <w:r>
+        <w:rPr>
+          <w:rFonts w:ascii="Bookman Old Style" w:hAnsi="Bookman Old Style"/>
+          <w:sz w:val="24"/>
+          <w:szCs w:val="24"/>
+        </w:rPr>
+        <w:br/>
+      </w:r>
+      <w:r>
+        <w:rPr>
+          <w:rFonts w:ascii="Bookman Old Style" w:hAnsi="Bookman Old Style"/>
+          <w:sz w:val="24"/>
+          <w:szCs w:val="24"/>
+        </w:rPr>
+        <w:br/>
+      </w:r>
+      <w:r>
+        <w:rPr>
+          <w:rFonts w:ascii="Bookman Old Style" w:hAnsi="Bookman Old Style"/>
+          <w:b/>
+          <w:sz w:val="24"/>
+          <w:szCs w:val="24"/>
+        </w:rPr>
+        <w:t>Mitigation:</w:t>
+      </w:r>
+      <w:r>
+        <w:rPr>
+          <w:rFonts w:ascii="Bookman Old Style" w:hAnsi="Bookman Old Style"/>
+          <w:b/>
+          <w:sz w:val="24"/>
+          <w:szCs w:val="24"/>
+        </w:rPr>
+        <w:br/>
+      </w:r>
+      <w:r>
+        <w:rPr>
+          <w:rFonts w:ascii="Bookman Old Style" w:hAnsi="Bookman Old Style"/>
+          <w:sz w:val="24"/>
+          <w:szCs w:val="24"/>
+        </w:rPr>
+        <w:t xml:space="preserve">Implement automated penalty systems, digital plate recognition, and a </w:t>
+      </w:r>
+      <w:r>
+        <w:rPr>
+          <w:rFonts w:ascii="Bookman Old Style" w:hAnsi="Bookman Old Style"/>
+          <w:sz w:val="24"/>
+          <w:szCs w:val="24"/>
+        </w:rPr>
         <w:lastRenderedPageBreak/>
-        <w:t>Challenge:</w:t>
-      </w:r>
-      <w:r>
-        <w:rPr>
-          <w:rFonts w:ascii="Bookman Old Style" w:hAnsi="Bookman Old Style"/>
-          <w:b/>
-          <w:sz w:val="24"/>
-          <w:szCs w:val="24"/>
-        </w:rPr>
-        <w:br/>
-      </w:r>
-      <w:r>
-        <w:rPr>
-          <w:rFonts w:ascii="Bookman Old Style" w:hAnsi="Bookman Old Style"/>
-          <w:sz w:val="24"/>
-          <w:szCs w:val="24"/>
-        </w:rPr>
-        <w:t>Private drivers often resist stricter rules and may attempt to bypass enforcement by avoiding checkpoints or contesting fines.</w:t>
-      </w:r>
-      <w:r>
-        <w:rPr>
-          <w:rFonts w:ascii="Bookman Old Style" w:hAnsi="Bookman Old Style"/>
-          <w:sz w:val="24"/>
-          <w:szCs w:val="24"/>
-        </w:rPr>
-        <w:br/>
-      </w:r>
-      <w:r>
-        <w:rPr>
-          <w:rFonts w:ascii="Bookman Old Style" w:hAnsi="Bookman Old Style"/>
-          <w:sz w:val="24"/>
-          <w:szCs w:val="24"/>
-        </w:rPr>
-        <w:br/>
-      </w:r>
-      <w:r>
-        <w:rPr>
-          <w:rFonts w:ascii="Bookman Old Style" w:hAnsi="Bookman Old Style"/>
-          <w:b/>
-          <w:sz w:val="24"/>
-          <w:szCs w:val="24"/>
-        </w:rPr>
-        <w:t>Mitigation:</w:t>
-      </w:r>
-      <w:r>
-        <w:rPr>
-          <w:rFonts w:ascii="Bookman Old Style" w:hAnsi="Bookman Old Style"/>
-          <w:b/>
-          <w:sz w:val="24"/>
-          <w:szCs w:val="24"/>
-        </w:rPr>
-        <w:br/>
-      </w:r>
-      <w:r>
-        <w:rPr>
-          <w:rFonts w:ascii="Bookman Old Style" w:hAnsi="Bookman Old Style"/>
-          <w:sz w:val="24"/>
-          <w:szCs w:val="24"/>
-        </w:rPr>
-        <w:t>Implement automated penalty systems, digital plate recognition, and a penalty-points license system. This ensures consistent accountability even without physical checkpoints.</w:t>
+        <w:t>penalty-points license system. This ensures consistent accountability even without physical checkpoints.</w:t>
       </w:r>
       <w:r>
         <w:rPr>
@@ -4327,7 +4605,7 @@
   <w:abstractNum w:abstractNumId="5" w15:restartNumberingAfterBreak="0">
     <w:nsid w:val="4E136C70"/>
     <w:multiLevelType w:val="hybridMultilevel"/>
-    <w:tmpl w:val="B56ECD16"/>
+    <w:tmpl w:val="7A0CA4CE"/>
     <w:lvl w:ilvl="0" w:tplc="04090003">
       <w:start w:val="1"/>
       <w:numFmt w:val="bullet"/>
@@ -5072,6 +5350,9 @@
     <w:lvlOverride w:ilvl="8">
       <w:startOverride w:val="1"/>
     </w:lvlOverride>
+  </w:num>
+  <w:num w:numId="12" w16cid:durableId="625477119">
+    <w:abstractNumId w:val="0"/>
   </w:num>
 </w:numbering>
 </file>
@@ -5679,7 +5960,6 @@
   <w:style w:type="character" w:default="1" w:styleId="DefaultParagraphFont">
     <w:name w:val="Default Paragraph Font"/>
     <w:uiPriority w:val="1"/>
-    <w:semiHidden/>
     <w:unhideWhenUsed/>
   </w:style>
   <w:style w:type="table" w:default="1" w:styleId="TableNormal">
@@ -6022,8 +6302,2342 @@
       <c:style val="2"/>
     </mc:Fallback>
   </mc:AlternateContent>
+  <c:pivotSource>
+    <c:name>[Guided - product_sales_analytics_data(Data Professionals).xlsm]KPI &amp; Analysis!Tota Category Completed</c:name>
+    <c:fmtId val="-1"/>
+  </c:pivotSource>
+  <c:chart>
+    <c:autoTitleDeleted val="0"/>
+    <c:pivotFmts>
+      <c:pivotFmt>
+        <c:idx val="0"/>
+        <c:spPr>
+          <a:solidFill>
+            <a:schemeClr val="accent1"/>
+          </a:solidFill>
+          <a:ln>
+            <a:noFill/>
+          </a:ln>
+          <a:effectLst/>
+          <a:sp3d/>
+        </c:spPr>
+        <c:marker>
+          <c:symbol val="none"/>
+        </c:marker>
+        <c:dLbl>
+          <c:idx val="0"/>
+          <c:spPr>
+            <a:noFill/>
+            <a:ln>
+              <a:noFill/>
+            </a:ln>
+            <a:effectLst/>
+          </c:spPr>
+          <c:txPr>
+            <a:bodyPr rot="0" spcFirstLastPara="1" vertOverflow="ellipsis" vert="horz" wrap="square" lIns="38100" tIns="19050" rIns="38100" bIns="19050" anchor="ctr" anchorCtr="1">
+              <a:spAutoFit/>
+            </a:bodyPr>
+            <a:lstStyle/>
+            <a:p>
+              <a:pPr>
+                <a:defRPr sz="900" b="0" i="0" u="none" strike="noStrike" kern="1200" baseline="0">
+                  <a:solidFill>
+                    <a:schemeClr val="tx1">
+                      <a:lumMod val="75000"/>
+                      <a:lumOff val="25000"/>
+                    </a:schemeClr>
+                  </a:solidFill>
+                  <a:latin typeface="+mn-lt"/>
+                  <a:ea typeface="+mn-ea"/>
+                  <a:cs typeface="+mn-cs"/>
+                </a:defRPr>
+              </a:pPr>
+              <a:endParaRPr lang="en-US"/>
+            </a:p>
+          </c:txPr>
+          <c:showLegendKey val="0"/>
+          <c:showVal val="0"/>
+          <c:showCatName val="0"/>
+          <c:showSerName val="0"/>
+          <c:showPercent val="0"/>
+          <c:showBubbleSize val="0"/>
+          <c:extLst>
+            <c:ext xmlns:c15="http://schemas.microsoft.com/office/drawing/2012/chart" uri="{CE6537A1-D6FC-4f65-9D91-7224C49458BB}"/>
+          </c:extLst>
+        </c:dLbl>
+      </c:pivotFmt>
+      <c:pivotFmt>
+        <c:idx val="1"/>
+        <c:spPr>
+          <a:solidFill>
+            <a:schemeClr val="accent1"/>
+          </a:solidFill>
+          <a:ln>
+            <a:noFill/>
+          </a:ln>
+          <a:effectLst/>
+          <a:sp3d/>
+        </c:spPr>
+        <c:marker>
+          <c:symbol val="none"/>
+        </c:marker>
+        <c:dLbl>
+          <c:idx val="0"/>
+          <c:spPr>
+            <a:noFill/>
+            <a:ln>
+              <a:noFill/>
+            </a:ln>
+            <a:effectLst/>
+          </c:spPr>
+          <c:txPr>
+            <a:bodyPr rot="0" spcFirstLastPara="1" vertOverflow="ellipsis" vert="horz" wrap="square" lIns="38100" tIns="19050" rIns="38100" bIns="19050" anchor="ctr" anchorCtr="1">
+              <a:spAutoFit/>
+            </a:bodyPr>
+            <a:lstStyle/>
+            <a:p>
+              <a:pPr>
+                <a:defRPr sz="900" b="0" i="0" u="none" strike="noStrike" kern="1200" baseline="0">
+                  <a:solidFill>
+                    <a:schemeClr val="tx1">
+                      <a:lumMod val="75000"/>
+                      <a:lumOff val="25000"/>
+                    </a:schemeClr>
+                  </a:solidFill>
+                  <a:latin typeface="+mn-lt"/>
+                  <a:ea typeface="+mn-ea"/>
+                  <a:cs typeface="+mn-cs"/>
+                </a:defRPr>
+              </a:pPr>
+              <a:endParaRPr lang="en-US"/>
+            </a:p>
+          </c:txPr>
+          <c:showLegendKey val="0"/>
+          <c:showVal val="0"/>
+          <c:showCatName val="0"/>
+          <c:showSerName val="0"/>
+          <c:showPercent val="0"/>
+          <c:showBubbleSize val="0"/>
+          <c:extLst>
+            <c:ext xmlns:c15="http://schemas.microsoft.com/office/drawing/2012/chart" uri="{CE6537A1-D6FC-4f65-9D91-7224C49458BB}"/>
+          </c:extLst>
+        </c:dLbl>
+      </c:pivotFmt>
+      <c:pivotFmt>
+        <c:idx val="2"/>
+        <c:spPr>
+          <a:solidFill>
+            <a:schemeClr val="accent1"/>
+          </a:solidFill>
+          <a:ln>
+            <a:noFill/>
+          </a:ln>
+          <a:effectLst/>
+          <a:sp3d/>
+        </c:spPr>
+        <c:marker>
+          <c:symbol val="none"/>
+        </c:marker>
+        <c:dLbl>
+          <c:idx val="0"/>
+          <c:spPr>
+            <a:noFill/>
+            <a:ln>
+              <a:noFill/>
+            </a:ln>
+            <a:effectLst/>
+          </c:spPr>
+          <c:txPr>
+            <a:bodyPr rot="0" spcFirstLastPara="1" vertOverflow="ellipsis" vert="horz" wrap="square" lIns="38100" tIns="19050" rIns="38100" bIns="19050" anchor="ctr" anchorCtr="1">
+              <a:spAutoFit/>
+            </a:bodyPr>
+            <a:lstStyle/>
+            <a:p>
+              <a:pPr>
+                <a:defRPr sz="900" b="0" i="0" u="none" strike="noStrike" kern="1200" baseline="0">
+                  <a:solidFill>
+                    <a:schemeClr val="tx1">
+                      <a:lumMod val="75000"/>
+                      <a:lumOff val="25000"/>
+                    </a:schemeClr>
+                  </a:solidFill>
+                  <a:latin typeface="+mn-lt"/>
+                  <a:ea typeface="+mn-ea"/>
+                  <a:cs typeface="+mn-cs"/>
+                </a:defRPr>
+              </a:pPr>
+              <a:endParaRPr lang="en-US"/>
+            </a:p>
+          </c:txPr>
+          <c:showLegendKey val="0"/>
+          <c:showVal val="0"/>
+          <c:showCatName val="0"/>
+          <c:showSerName val="0"/>
+          <c:showPercent val="0"/>
+          <c:showBubbleSize val="0"/>
+          <c:extLst>
+            <c:ext xmlns:c15="http://schemas.microsoft.com/office/drawing/2012/chart" uri="{CE6537A1-D6FC-4f65-9D91-7224C49458BB}"/>
+          </c:extLst>
+        </c:dLbl>
+      </c:pivotFmt>
+      <c:pivotFmt>
+        <c:idx val="3"/>
+        <c:spPr>
+          <a:solidFill>
+            <a:schemeClr val="accent1"/>
+          </a:solidFill>
+          <a:ln>
+            <a:noFill/>
+          </a:ln>
+          <a:effectLst/>
+          <a:sp3d/>
+        </c:spPr>
+        <c:marker>
+          <c:symbol val="none"/>
+        </c:marker>
+        <c:dLbl>
+          <c:idx val="0"/>
+          <c:spPr>
+            <a:noFill/>
+            <a:ln>
+              <a:noFill/>
+            </a:ln>
+            <a:effectLst/>
+          </c:spPr>
+          <c:txPr>
+            <a:bodyPr rot="0" spcFirstLastPara="1" vertOverflow="ellipsis" vert="horz" wrap="square" lIns="38100" tIns="19050" rIns="38100" bIns="19050" anchor="ctr" anchorCtr="1">
+              <a:spAutoFit/>
+            </a:bodyPr>
+            <a:lstStyle/>
+            <a:p>
+              <a:pPr>
+                <a:defRPr sz="900" b="0" i="0" u="none" strike="noStrike" kern="1200" baseline="0">
+                  <a:solidFill>
+                    <a:schemeClr val="tx1">
+                      <a:lumMod val="75000"/>
+                      <a:lumOff val="25000"/>
+                    </a:schemeClr>
+                  </a:solidFill>
+                  <a:latin typeface="+mn-lt"/>
+                  <a:ea typeface="+mn-ea"/>
+                  <a:cs typeface="+mn-cs"/>
+                </a:defRPr>
+              </a:pPr>
+              <a:endParaRPr lang="en-US"/>
+            </a:p>
+          </c:txPr>
+          <c:showLegendKey val="0"/>
+          <c:showVal val="0"/>
+          <c:showCatName val="0"/>
+          <c:showSerName val="0"/>
+          <c:showPercent val="0"/>
+          <c:showBubbleSize val="0"/>
+          <c:extLst>
+            <c:ext xmlns:c15="http://schemas.microsoft.com/office/drawing/2012/chart" uri="{CE6537A1-D6FC-4f65-9D91-7224C49458BB}"/>
+          </c:extLst>
+        </c:dLbl>
+      </c:pivotFmt>
+      <c:pivotFmt>
+        <c:idx val="4"/>
+        <c:spPr>
+          <a:solidFill>
+            <a:schemeClr val="accent1"/>
+          </a:solidFill>
+          <a:ln>
+            <a:noFill/>
+          </a:ln>
+          <a:effectLst/>
+          <a:sp3d/>
+        </c:spPr>
+        <c:marker>
+          <c:symbol val="none"/>
+        </c:marker>
+        <c:dLbl>
+          <c:idx val="0"/>
+          <c:spPr>
+            <a:noFill/>
+            <a:ln>
+              <a:noFill/>
+            </a:ln>
+            <a:effectLst/>
+          </c:spPr>
+          <c:txPr>
+            <a:bodyPr rot="0" spcFirstLastPara="1" vertOverflow="ellipsis" vert="horz" wrap="square" lIns="38100" tIns="19050" rIns="38100" bIns="19050" anchor="ctr" anchorCtr="1">
+              <a:spAutoFit/>
+            </a:bodyPr>
+            <a:lstStyle/>
+            <a:p>
+              <a:pPr>
+                <a:defRPr sz="900" b="0" i="0" u="none" strike="noStrike" kern="1200" baseline="0">
+                  <a:solidFill>
+                    <a:schemeClr val="tx1">
+                      <a:lumMod val="75000"/>
+                      <a:lumOff val="25000"/>
+                    </a:schemeClr>
+                  </a:solidFill>
+                  <a:latin typeface="+mn-lt"/>
+                  <a:ea typeface="+mn-ea"/>
+                  <a:cs typeface="+mn-cs"/>
+                </a:defRPr>
+              </a:pPr>
+              <a:endParaRPr lang="en-US"/>
+            </a:p>
+          </c:txPr>
+          <c:showLegendKey val="0"/>
+          <c:showVal val="0"/>
+          <c:showCatName val="0"/>
+          <c:showSerName val="0"/>
+          <c:showPercent val="0"/>
+          <c:showBubbleSize val="0"/>
+          <c:extLst>
+            <c:ext xmlns:c15="http://schemas.microsoft.com/office/drawing/2012/chart" uri="{CE6537A1-D6FC-4f65-9D91-7224C49458BB}"/>
+          </c:extLst>
+        </c:dLbl>
+      </c:pivotFmt>
+      <c:pivotFmt>
+        <c:idx val="5"/>
+        <c:spPr>
+          <a:solidFill>
+            <a:schemeClr val="accent1"/>
+          </a:solidFill>
+          <a:ln>
+            <a:noFill/>
+          </a:ln>
+          <a:effectLst/>
+          <a:sp3d/>
+        </c:spPr>
+        <c:marker>
+          <c:symbol val="none"/>
+        </c:marker>
+        <c:dLbl>
+          <c:idx val="0"/>
+          <c:spPr>
+            <a:noFill/>
+            <a:ln>
+              <a:noFill/>
+            </a:ln>
+            <a:effectLst/>
+          </c:spPr>
+          <c:txPr>
+            <a:bodyPr rot="0" spcFirstLastPara="1" vertOverflow="ellipsis" vert="horz" wrap="square" lIns="38100" tIns="19050" rIns="38100" bIns="19050" anchor="ctr" anchorCtr="1">
+              <a:spAutoFit/>
+            </a:bodyPr>
+            <a:lstStyle/>
+            <a:p>
+              <a:pPr>
+                <a:defRPr sz="900" b="0" i="0" u="none" strike="noStrike" kern="1200" baseline="0">
+                  <a:solidFill>
+                    <a:schemeClr val="tx1">
+                      <a:lumMod val="75000"/>
+                      <a:lumOff val="25000"/>
+                    </a:schemeClr>
+                  </a:solidFill>
+                  <a:latin typeface="+mn-lt"/>
+                  <a:ea typeface="+mn-ea"/>
+                  <a:cs typeface="+mn-cs"/>
+                </a:defRPr>
+              </a:pPr>
+              <a:endParaRPr lang="en-US"/>
+            </a:p>
+          </c:txPr>
+          <c:showLegendKey val="0"/>
+          <c:showVal val="0"/>
+          <c:showCatName val="0"/>
+          <c:showSerName val="0"/>
+          <c:showPercent val="0"/>
+          <c:showBubbleSize val="0"/>
+          <c:extLst>
+            <c:ext xmlns:c15="http://schemas.microsoft.com/office/drawing/2012/chart" uri="{CE6537A1-D6FC-4f65-9D91-7224C49458BB}"/>
+          </c:extLst>
+        </c:dLbl>
+      </c:pivotFmt>
+      <c:pivotFmt>
+        <c:idx val="6"/>
+        <c:spPr>
+          <a:solidFill>
+            <a:schemeClr val="accent1"/>
+          </a:solidFill>
+          <a:ln>
+            <a:noFill/>
+          </a:ln>
+          <a:effectLst/>
+          <a:sp3d/>
+        </c:spPr>
+        <c:marker>
+          <c:symbol val="none"/>
+        </c:marker>
+        <c:dLbl>
+          <c:idx val="0"/>
+          <c:spPr>
+            <a:noFill/>
+            <a:ln>
+              <a:noFill/>
+            </a:ln>
+            <a:effectLst/>
+          </c:spPr>
+          <c:txPr>
+            <a:bodyPr rot="0" spcFirstLastPara="1" vertOverflow="ellipsis" vert="horz" wrap="square" lIns="38100" tIns="19050" rIns="38100" bIns="19050" anchor="ctr" anchorCtr="1">
+              <a:spAutoFit/>
+            </a:bodyPr>
+            <a:lstStyle/>
+            <a:p>
+              <a:pPr>
+                <a:defRPr sz="900" b="0" i="0" u="none" strike="noStrike" kern="1200" baseline="0">
+                  <a:solidFill>
+                    <a:schemeClr val="tx1">
+                      <a:lumMod val="75000"/>
+                      <a:lumOff val="25000"/>
+                    </a:schemeClr>
+                  </a:solidFill>
+                  <a:latin typeface="+mn-lt"/>
+                  <a:ea typeface="+mn-ea"/>
+                  <a:cs typeface="+mn-cs"/>
+                </a:defRPr>
+              </a:pPr>
+              <a:endParaRPr lang="en-US"/>
+            </a:p>
+          </c:txPr>
+          <c:showLegendKey val="0"/>
+          <c:showVal val="0"/>
+          <c:showCatName val="0"/>
+          <c:showSerName val="0"/>
+          <c:showPercent val="0"/>
+          <c:showBubbleSize val="0"/>
+          <c:extLst>
+            <c:ext xmlns:c15="http://schemas.microsoft.com/office/drawing/2012/chart" uri="{CE6537A1-D6FC-4f65-9D91-7224C49458BB}"/>
+          </c:extLst>
+        </c:dLbl>
+      </c:pivotFmt>
+      <c:pivotFmt>
+        <c:idx val="7"/>
+        <c:spPr>
+          <a:solidFill>
+            <a:schemeClr val="accent1"/>
+          </a:solidFill>
+          <a:ln>
+            <a:noFill/>
+          </a:ln>
+          <a:effectLst/>
+          <a:sp3d/>
+        </c:spPr>
+        <c:marker>
+          <c:symbol val="none"/>
+        </c:marker>
+        <c:dLbl>
+          <c:idx val="0"/>
+          <c:spPr>
+            <a:noFill/>
+            <a:ln>
+              <a:noFill/>
+            </a:ln>
+            <a:effectLst/>
+          </c:spPr>
+          <c:txPr>
+            <a:bodyPr rot="0" spcFirstLastPara="1" vertOverflow="ellipsis" vert="horz" wrap="square" lIns="38100" tIns="19050" rIns="38100" bIns="19050" anchor="ctr" anchorCtr="1">
+              <a:spAutoFit/>
+            </a:bodyPr>
+            <a:lstStyle/>
+            <a:p>
+              <a:pPr>
+                <a:defRPr sz="900" b="0" i="0" u="none" strike="noStrike" kern="1200" baseline="0">
+                  <a:solidFill>
+                    <a:schemeClr val="tx1">
+                      <a:lumMod val="75000"/>
+                      <a:lumOff val="25000"/>
+                    </a:schemeClr>
+                  </a:solidFill>
+                  <a:latin typeface="+mn-lt"/>
+                  <a:ea typeface="+mn-ea"/>
+                  <a:cs typeface="+mn-cs"/>
+                </a:defRPr>
+              </a:pPr>
+              <a:endParaRPr lang="en-US"/>
+            </a:p>
+          </c:txPr>
+          <c:showLegendKey val="0"/>
+          <c:showVal val="0"/>
+          <c:showCatName val="0"/>
+          <c:showSerName val="0"/>
+          <c:showPercent val="0"/>
+          <c:showBubbleSize val="0"/>
+          <c:extLst>
+            <c:ext xmlns:c15="http://schemas.microsoft.com/office/drawing/2012/chart" uri="{CE6537A1-D6FC-4f65-9D91-7224C49458BB}"/>
+          </c:extLst>
+        </c:dLbl>
+      </c:pivotFmt>
+      <c:pivotFmt>
+        <c:idx val="8"/>
+        <c:spPr>
+          <a:solidFill>
+            <a:schemeClr val="accent1"/>
+          </a:solidFill>
+          <a:ln>
+            <a:noFill/>
+          </a:ln>
+          <a:effectLst/>
+          <a:sp3d/>
+        </c:spPr>
+        <c:marker>
+          <c:symbol val="none"/>
+        </c:marker>
+        <c:dLbl>
+          <c:idx val="0"/>
+          <c:spPr>
+            <a:noFill/>
+            <a:ln>
+              <a:noFill/>
+            </a:ln>
+            <a:effectLst/>
+          </c:spPr>
+          <c:txPr>
+            <a:bodyPr rot="0" spcFirstLastPara="1" vertOverflow="ellipsis" vert="horz" wrap="square" lIns="38100" tIns="19050" rIns="38100" bIns="19050" anchor="ctr" anchorCtr="1">
+              <a:spAutoFit/>
+            </a:bodyPr>
+            <a:lstStyle/>
+            <a:p>
+              <a:pPr>
+                <a:defRPr sz="900" b="0" i="0" u="none" strike="noStrike" kern="1200" baseline="0">
+                  <a:solidFill>
+                    <a:schemeClr val="tx1">
+                      <a:lumMod val="75000"/>
+                      <a:lumOff val="25000"/>
+                    </a:schemeClr>
+                  </a:solidFill>
+                  <a:latin typeface="+mn-lt"/>
+                  <a:ea typeface="+mn-ea"/>
+                  <a:cs typeface="+mn-cs"/>
+                </a:defRPr>
+              </a:pPr>
+              <a:endParaRPr lang="en-US"/>
+            </a:p>
+          </c:txPr>
+          <c:showLegendKey val="0"/>
+          <c:showVal val="0"/>
+          <c:showCatName val="0"/>
+          <c:showSerName val="0"/>
+          <c:showPercent val="0"/>
+          <c:showBubbleSize val="0"/>
+          <c:extLst>
+            <c:ext xmlns:c15="http://schemas.microsoft.com/office/drawing/2012/chart" uri="{CE6537A1-D6FC-4f65-9D91-7224C49458BB}"/>
+          </c:extLst>
+        </c:dLbl>
+      </c:pivotFmt>
+    </c:pivotFmts>
+    <c:view3D>
+      <c:rotX val="15"/>
+      <c:rotY val="20"/>
+      <c:depthPercent val="100"/>
+      <c:rAngAx val="1"/>
+    </c:view3D>
+    <c:floor>
+      <c:thickness val="0"/>
+      <c:spPr>
+        <a:noFill/>
+        <a:ln>
+          <a:noFill/>
+        </a:ln>
+        <a:effectLst/>
+        <a:sp3d/>
+      </c:spPr>
+    </c:floor>
+    <c:sideWall>
+      <c:thickness val="0"/>
+      <c:spPr>
+        <a:noFill/>
+        <a:ln>
+          <a:noFill/>
+        </a:ln>
+        <a:effectLst/>
+        <a:sp3d/>
+      </c:spPr>
+    </c:sideWall>
+    <c:backWall>
+      <c:thickness val="0"/>
+      <c:spPr>
+        <a:noFill/>
+        <a:ln>
+          <a:noFill/>
+        </a:ln>
+        <a:effectLst/>
+        <a:sp3d/>
+      </c:spPr>
+    </c:backWall>
+    <c:plotArea>
+      <c:layout>
+        <c:manualLayout>
+          <c:layoutTarget val="inner"/>
+          <c:xMode val="edge"/>
+          <c:yMode val="edge"/>
+          <c:x val="0.15104260796020294"/>
+          <c:y val="7.3767262965243316E-2"/>
+          <c:w val="0.65883536751388017"/>
+          <c:h val="0.57524683254884112"/>
+        </c:manualLayout>
+      </c:layout>
+      <c:bar3DChart>
+        <c:barDir val="col"/>
+        <c:grouping val="clustered"/>
+        <c:varyColors val="0"/>
+        <c:ser>
+          <c:idx val="0"/>
+          <c:order val="0"/>
+          <c:tx>
+            <c:strRef>
+              <c:f>'KPI &amp; Analysis'!$H$62</c:f>
+              <c:strCache>
+                <c:ptCount val="1"/>
+                <c:pt idx="0">
+                  <c:v>Sales Revenue</c:v>
+                </c:pt>
+              </c:strCache>
+            </c:strRef>
+          </c:tx>
+          <c:spPr>
+            <a:solidFill>
+              <a:schemeClr val="accent1"/>
+            </a:solidFill>
+            <a:ln>
+              <a:noFill/>
+            </a:ln>
+            <a:effectLst/>
+            <a:sp3d/>
+          </c:spPr>
+          <c:invertIfNegative val="0"/>
+          <c:cat>
+            <c:strRef>
+              <c:f>'KPI &amp; Analysis'!$G$63:$G$68</c:f>
+              <c:strCache>
+                <c:ptCount val="5"/>
+                <c:pt idx="0">
+                  <c:v>Apparel</c:v>
+                </c:pt>
+                <c:pt idx="1">
+                  <c:v>Books</c:v>
+                </c:pt>
+                <c:pt idx="2">
+                  <c:v>Electronics</c:v>
+                </c:pt>
+                <c:pt idx="3">
+                  <c:v>Groceries</c:v>
+                </c:pt>
+                <c:pt idx="4">
+                  <c:v>Home Decor</c:v>
+                </c:pt>
+              </c:strCache>
+            </c:strRef>
+          </c:cat>
+          <c:val>
+            <c:numRef>
+              <c:f>'KPI &amp; Analysis'!$H$63:$H$68</c:f>
+              <c:numCache>
+                <c:formatCode>General</c:formatCode>
+                <c:ptCount val="5"/>
+                <c:pt idx="0">
+                  <c:v>183761</c:v>
+                </c:pt>
+                <c:pt idx="1">
+                  <c:v>196014</c:v>
+                </c:pt>
+                <c:pt idx="2">
+                  <c:v>151937</c:v>
+                </c:pt>
+                <c:pt idx="3">
+                  <c:v>136602</c:v>
+                </c:pt>
+                <c:pt idx="4">
+                  <c:v>105862</c:v>
+                </c:pt>
+              </c:numCache>
+            </c:numRef>
+          </c:val>
+          <c:extLst>
+            <c:ext xmlns:c16="http://schemas.microsoft.com/office/drawing/2014/chart" uri="{C3380CC4-5D6E-409C-BE32-E72D297353CC}">
+              <c16:uniqueId val="{00000000-8E97-42A0-90E2-9A526DCB4799}"/>
+            </c:ext>
+          </c:extLst>
+        </c:ser>
+        <c:ser>
+          <c:idx val="1"/>
+          <c:order val="1"/>
+          <c:tx>
+            <c:strRef>
+              <c:f>'KPI &amp; Analysis'!$I$62</c:f>
+              <c:strCache>
+                <c:ptCount val="1"/>
+                <c:pt idx="0">
+                  <c:v>Net Profit </c:v>
+                </c:pt>
+              </c:strCache>
+            </c:strRef>
+          </c:tx>
+          <c:spPr>
+            <a:solidFill>
+              <a:schemeClr val="accent2"/>
+            </a:solidFill>
+            <a:ln>
+              <a:noFill/>
+            </a:ln>
+            <a:effectLst/>
+            <a:sp3d/>
+          </c:spPr>
+          <c:invertIfNegative val="0"/>
+          <c:cat>
+            <c:strRef>
+              <c:f>'KPI &amp; Analysis'!$G$63:$G$68</c:f>
+              <c:strCache>
+                <c:ptCount val="5"/>
+                <c:pt idx="0">
+                  <c:v>Apparel</c:v>
+                </c:pt>
+                <c:pt idx="1">
+                  <c:v>Books</c:v>
+                </c:pt>
+                <c:pt idx="2">
+                  <c:v>Electronics</c:v>
+                </c:pt>
+                <c:pt idx="3">
+                  <c:v>Groceries</c:v>
+                </c:pt>
+                <c:pt idx="4">
+                  <c:v>Home Decor</c:v>
+                </c:pt>
+              </c:strCache>
+            </c:strRef>
+          </c:cat>
+          <c:val>
+            <c:numRef>
+              <c:f>'KPI &amp; Analysis'!$I$63:$I$68</c:f>
+              <c:numCache>
+                <c:formatCode>General</c:formatCode>
+                <c:ptCount val="5"/>
+                <c:pt idx="0">
+                  <c:v>50724</c:v>
+                </c:pt>
+                <c:pt idx="1">
+                  <c:v>89647</c:v>
+                </c:pt>
+                <c:pt idx="2">
+                  <c:v>38868</c:v>
+                </c:pt>
+                <c:pt idx="3">
+                  <c:v>61683</c:v>
+                </c:pt>
+                <c:pt idx="4">
+                  <c:v>30299</c:v>
+                </c:pt>
+              </c:numCache>
+            </c:numRef>
+          </c:val>
+          <c:extLst>
+            <c:ext xmlns:c16="http://schemas.microsoft.com/office/drawing/2014/chart" uri="{C3380CC4-5D6E-409C-BE32-E72D297353CC}">
+              <c16:uniqueId val="{00000001-8E97-42A0-90E2-9A526DCB4799}"/>
+            </c:ext>
+          </c:extLst>
+        </c:ser>
+        <c:ser>
+          <c:idx val="2"/>
+          <c:order val="2"/>
+          <c:tx>
+            <c:strRef>
+              <c:f>'KPI &amp; Analysis'!$J$62</c:f>
+              <c:strCache>
+                <c:ptCount val="1"/>
+                <c:pt idx="0">
+                  <c:v>Total Cost </c:v>
+                </c:pt>
+              </c:strCache>
+            </c:strRef>
+          </c:tx>
+          <c:spPr>
+            <a:solidFill>
+              <a:schemeClr val="accent3"/>
+            </a:solidFill>
+            <a:ln>
+              <a:noFill/>
+            </a:ln>
+            <a:effectLst/>
+            <a:sp3d/>
+          </c:spPr>
+          <c:invertIfNegative val="0"/>
+          <c:cat>
+            <c:strRef>
+              <c:f>'KPI &amp; Analysis'!$G$63:$G$68</c:f>
+              <c:strCache>
+                <c:ptCount val="5"/>
+                <c:pt idx="0">
+                  <c:v>Apparel</c:v>
+                </c:pt>
+                <c:pt idx="1">
+                  <c:v>Books</c:v>
+                </c:pt>
+                <c:pt idx="2">
+                  <c:v>Electronics</c:v>
+                </c:pt>
+                <c:pt idx="3">
+                  <c:v>Groceries</c:v>
+                </c:pt>
+                <c:pt idx="4">
+                  <c:v>Home Decor</c:v>
+                </c:pt>
+              </c:strCache>
+            </c:strRef>
+          </c:cat>
+          <c:val>
+            <c:numRef>
+              <c:f>'KPI &amp; Analysis'!$J$63:$J$68</c:f>
+              <c:numCache>
+                <c:formatCode>General</c:formatCode>
+                <c:ptCount val="5"/>
+                <c:pt idx="0">
+                  <c:v>133037</c:v>
+                </c:pt>
+                <c:pt idx="1">
+                  <c:v>106367</c:v>
+                </c:pt>
+                <c:pt idx="2">
+                  <c:v>113069</c:v>
+                </c:pt>
+                <c:pt idx="3">
+                  <c:v>74919</c:v>
+                </c:pt>
+                <c:pt idx="4">
+                  <c:v>75563</c:v>
+                </c:pt>
+              </c:numCache>
+            </c:numRef>
+          </c:val>
+          <c:extLst>
+            <c:ext xmlns:c16="http://schemas.microsoft.com/office/drawing/2014/chart" uri="{C3380CC4-5D6E-409C-BE32-E72D297353CC}">
+              <c16:uniqueId val="{00000002-8E97-42A0-90E2-9A526DCB4799}"/>
+            </c:ext>
+          </c:extLst>
+        </c:ser>
+        <c:dLbls>
+          <c:showLegendKey val="0"/>
+          <c:showVal val="0"/>
+          <c:showCatName val="0"/>
+          <c:showSerName val="0"/>
+          <c:showPercent val="0"/>
+          <c:showBubbleSize val="0"/>
+        </c:dLbls>
+        <c:gapWidth val="150"/>
+        <c:shape val="box"/>
+        <c:axId val="866231327"/>
+        <c:axId val="866232815"/>
+        <c:axId val="0"/>
+      </c:bar3DChart>
+      <c:catAx>
+        <c:axId val="866231327"/>
+        <c:scaling>
+          <c:orientation val="minMax"/>
+        </c:scaling>
+        <c:delete val="0"/>
+        <c:axPos val="b"/>
+        <c:numFmt formatCode="General" sourceLinked="1"/>
+        <c:majorTickMark val="none"/>
+        <c:minorTickMark val="none"/>
+        <c:tickLblPos val="nextTo"/>
+        <c:spPr>
+          <a:noFill/>
+          <a:ln>
+            <a:noFill/>
+          </a:ln>
+          <a:effectLst/>
+        </c:spPr>
+        <c:txPr>
+          <a:bodyPr rot="-60000000" spcFirstLastPara="1" vertOverflow="ellipsis" vert="horz" wrap="square" anchor="ctr" anchorCtr="1"/>
+          <a:lstStyle/>
+          <a:p>
+            <a:pPr>
+              <a:defRPr sz="900" b="1" i="0" u="none" strike="noStrike" kern="1200" baseline="0">
+                <a:solidFill>
+                  <a:schemeClr val="tx1">
+                    <a:lumMod val="65000"/>
+                    <a:lumOff val="35000"/>
+                  </a:schemeClr>
+                </a:solidFill>
+                <a:latin typeface="+mn-lt"/>
+                <a:ea typeface="+mn-ea"/>
+                <a:cs typeface="+mn-cs"/>
+              </a:defRPr>
+            </a:pPr>
+            <a:endParaRPr lang="en-US"/>
+          </a:p>
+        </c:txPr>
+        <c:crossAx val="866232815"/>
+        <c:crosses val="autoZero"/>
+        <c:auto val="1"/>
+        <c:lblAlgn val="ctr"/>
+        <c:lblOffset val="100"/>
+        <c:noMultiLvlLbl val="0"/>
+      </c:catAx>
+      <c:valAx>
+        <c:axId val="866232815"/>
+        <c:scaling>
+          <c:orientation val="minMax"/>
+        </c:scaling>
+        <c:delete val="0"/>
+        <c:axPos val="l"/>
+        <c:numFmt formatCode="General" sourceLinked="1"/>
+        <c:majorTickMark val="out"/>
+        <c:minorTickMark val="none"/>
+        <c:tickLblPos val="nextTo"/>
+        <c:spPr>
+          <a:noFill/>
+          <a:ln>
+            <a:noFill/>
+          </a:ln>
+          <a:effectLst/>
+        </c:spPr>
+        <c:txPr>
+          <a:bodyPr rot="-60000000" spcFirstLastPara="1" vertOverflow="ellipsis" vert="horz" wrap="square" anchor="ctr" anchorCtr="1"/>
+          <a:lstStyle/>
+          <a:p>
+            <a:pPr>
+              <a:defRPr sz="900" b="1" i="0" u="none" strike="noStrike" kern="1200" baseline="0">
+                <a:solidFill>
+                  <a:schemeClr val="tx1">
+                    <a:lumMod val="65000"/>
+                    <a:lumOff val="35000"/>
+                  </a:schemeClr>
+                </a:solidFill>
+                <a:latin typeface="+mn-lt"/>
+                <a:ea typeface="+mn-ea"/>
+                <a:cs typeface="+mn-cs"/>
+              </a:defRPr>
+            </a:pPr>
+            <a:endParaRPr lang="en-US"/>
+          </a:p>
+        </c:txPr>
+        <c:crossAx val="866231327"/>
+        <c:crosses val="autoZero"/>
+        <c:crossBetween val="between"/>
+      </c:valAx>
+      <c:spPr>
+        <a:noFill/>
+        <a:ln>
+          <a:noFill/>
+        </a:ln>
+        <a:effectLst/>
+      </c:spPr>
+    </c:plotArea>
+    <c:legend>
+      <c:legendPos val="r"/>
+      <c:layout>
+        <c:manualLayout>
+          <c:xMode val="edge"/>
+          <c:yMode val="edge"/>
+          <c:x val="0.82241399947649285"/>
+          <c:y val="7.5475182140406549E-2"/>
+          <c:w val="0.15467743144752369"/>
+          <c:h val="0.85967649591140127"/>
+        </c:manualLayout>
+      </c:layout>
+      <c:overlay val="0"/>
+      <c:spPr>
+        <a:noFill/>
+        <a:ln>
+          <a:noFill/>
+        </a:ln>
+        <a:effectLst/>
+      </c:spPr>
+      <c:txPr>
+        <a:bodyPr rot="0" spcFirstLastPara="1" vertOverflow="ellipsis" vert="horz" wrap="square" anchor="ctr" anchorCtr="1"/>
+        <a:lstStyle/>
+        <a:p>
+          <a:pPr>
+            <a:defRPr sz="900" b="1" i="0" u="none" strike="noStrike" kern="1200" baseline="0">
+              <a:solidFill>
+                <a:schemeClr val="tx1">
+                  <a:lumMod val="65000"/>
+                  <a:lumOff val="35000"/>
+                </a:schemeClr>
+              </a:solidFill>
+              <a:latin typeface="+mn-lt"/>
+              <a:ea typeface="+mn-ea"/>
+              <a:cs typeface="+mn-cs"/>
+            </a:defRPr>
+          </a:pPr>
+          <a:endParaRPr lang="en-US"/>
+        </a:p>
+      </c:txPr>
+    </c:legend>
+    <c:plotVisOnly val="1"/>
+    <c:dispBlanksAs val="gap"/>
+    <c:extLst>
+      <c:ext xmlns:c16r3="http://schemas.microsoft.com/office/drawing/2017/03/chart" uri="{56B9EC1D-385E-4148-901F-78D8002777C0}">
+        <c16r3:dataDisplayOptions16>
+          <c16r3:dispNaAsBlank val="1"/>
+        </c16r3:dataDisplayOptions16>
+      </c:ext>
+    </c:extLst>
+    <c:showDLblsOverMax val="0"/>
+  </c:chart>
+  <c:spPr>
+    <a:solidFill>
+      <a:schemeClr val="bg1"/>
+    </a:solidFill>
+    <a:ln w="9525" cap="flat" cmpd="sng" algn="ctr">
+      <a:solidFill>
+        <a:schemeClr val="tx1">
+          <a:lumMod val="15000"/>
+          <a:lumOff val="85000"/>
+        </a:schemeClr>
+      </a:solidFill>
+      <a:round/>
+    </a:ln>
+    <a:effectLst/>
+  </c:spPr>
+  <c:txPr>
+    <a:bodyPr/>
+    <a:lstStyle/>
+    <a:p>
+      <a:pPr>
+        <a:defRPr/>
+      </a:pPr>
+      <a:endParaRPr lang="en-US"/>
+    </a:p>
+  </c:txPr>
+  <c:externalData r:id="rId3">
+    <c:autoUpdate val="0"/>
+  </c:externalData>
+  <c:extLst>
+    <c:ext xmlns:c14="http://schemas.microsoft.com/office/drawing/2007/8/2/chart" uri="{781A3756-C4B2-4CAC-9D66-4F8BD8637D16}">
+      <c14:pivotOptions>
+        <c14:dropZoneSeries val="1"/>
+        <c14:dropZonesVisible val="1"/>
+      </c14:pivotOptions>
+    </c:ext>
+    <c:ext xmlns:c16="http://schemas.microsoft.com/office/drawing/2014/chart" uri="{E28EC0CA-F0BB-4C9C-879D-F8772B89E7AC}">
+      <c16:pivotOptions16>
+        <c16:showExpandCollapseFieldButtons val="1"/>
+      </c16:pivotOptions16>
+    </c:ext>
+  </c:extLst>
+</c:chartSpace>
+</file>
+
+<file path=word/charts/chart2.xml><?xml version="1.0" encoding="utf-8"?>
+<c:chartSpace xmlns:c="http://schemas.openxmlformats.org/drawingml/2006/chart" xmlns:a="http://schemas.openxmlformats.org/drawingml/2006/main" xmlns:r="http://schemas.openxmlformats.org/officeDocument/2006/relationships" xmlns:c16r2="http://schemas.microsoft.com/office/drawing/2015/06/chart">
+  <c:date1904 val="0"/>
+  <c:lang val="en-US"/>
+  <c:roundedCorners val="0"/>
+  <mc:AlternateContent xmlns:mc="http://schemas.openxmlformats.org/markup-compatibility/2006">
+    <mc:Choice xmlns:c14="http://schemas.microsoft.com/office/drawing/2007/8/2/chart" Requires="c14">
+      <c14:style val="102"/>
+    </mc:Choice>
+    <mc:Fallback>
+      <c:style val="2"/>
+    </mc:Fallback>
+  </mc:AlternateContent>
+  <c:pivotSource>
+    <c:name>[Guided - product_sales_analytics_data(Data Professionals).xlsm]KPI &amp; Analysis!Orders By Payment Method</c:name>
+    <c:fmtId val="-1"/>
+  </c:pivotSource>
   <c:chart>
     <c:autoTitleDeleted val="1"/>
+    <c:pivotFmts>
+      <c:pivotFmt>
+        <c:idx val="0"/>
+        <c:marker>
+          <c:symbol val="none"/>
+        </c:marker>
+        <c:dLbl>
+          <c:idx val="0"/>
+          <c:spPr>
+            <a:noFill/>
+            <a:ln>
+              <a:noFill/>
+            </a:ln>
+            <a:effectLst/>
+          </c:spPr>
+          <c:txPr>
+            <a:bodyPr rot="0" spcFirstLastPara="1" vertOverflow="ellipsis" vert="horz" wrap="square" lIns="38100" tIns="19050" rIns="38100" bIns="19050" anchor="ctr" anchorCtr="1">
+              <a:spAutoFit/>
+            </a:bodyPr>
+            <a:lstStyle/>
+            <a:p>
+              <a:pPr>
+                <a:defRPr sz="1000" b="1" i="0" u="none" strike="noStrike" kern="1200" spc="0" baseline="0">
+                  <a:solidFill>
+                    <a:schemeClr val="accent1"/>
+                  </a:solidFill>
+                  <a:latin typeface="+mn-lt"/>
+                  <a:ea typeface="+mn-ea"/>
+                  <a:cs typeface="+mn-cs"/>
+                </a:defRPr>
+              </a:pPr>
+              <a:endParaRPr lang="en-US"/>
+            </a:p>
+          </c:txPr>
+          <c:dLblPos val="outEnd"/>
+          <c:showLegendKey val="0"/>
+          <c:showVal val="0"/>
+          <c:showCatName val="1"/>
+          <c:showSerName val="0"/>
+          <c:showPercent val="1"/>
+          <c:showBubbleSize val="0"/>
+          <c:extLst>
+            <c:ext xmlns:c15="http://schemas.microsoft.com/office/drawing/2012/chart" uri="{CE6537A1-D6FC-4f65-9D91-7224C49458BB}"/>
+          </c:extLst>
+        </c:dLbl>
+      </c:pivotFmt>
+      <c:pivotFmt>
+        <c:idx val="1"/>
+        <c:spPr>
+          <a:solidFill>
+            <a:schemeClr val="accent1"/>
+          </a:solidFill>
+          <a:ln>
+            <a:noFill/>
+          </a:ln>
+          <a:effectLst>
+            <a:outerShdw blurRad="63500" sx="102000" sy="102000" algn="ctr" rotWithShape="0">
+              <a:prstClr val="black">
+                <a:alpha val="20000"/>
+              </a:prstClr>
+            </a:outerShdw>
+          </a:effectLst>
+        </c:spPr>
+      </c:pivotFmt>
+      <c:pivotFmt>
+        <c:idx val="2"/>
+        <c:spPr>
+          <a:solidFill>
+            <a:schemeClr val="accent2"/>
+          </a:solidFill>
+          <a:ln>
+            <a:noFill/>
+          </a:ln>
+          <a:effectLst>
+            <a:outerShdw blurRad="63500" sx="102000" sy="102000" algn="ctr" rotWithShape="0">
+              <a:prstClr val="black">
+                <a:alpha val="20000"/>
+              </a:prstClr>
+            </a:outerShdw>
+          </a:effectLst>
+        </c:spPr>
+      </c:pivotFmt>
+      <c:pivotFmt>
+        <c:idx val="3"/>
+        <c:spPr>
+          <a:solidFill>
+            <a:schemeClr val="accent3"/>
+          </a:solidFill>
+          <a:ln>
+            <a:noFill/>
+          </a:ln>
+          <a:effectLst>
+            <a:outerShdw blurRad="63500" sx="102000" sy="102000" algn="ctr" rotWithShape="0">
+              <a:prstClr val="black">
+                <a:alpha val="20000"/>
+              </a:prstClr>
+            </a:outerShdw>
+          </a:effectLst>
+        </c:spPr>
+      </c:pivotFmt>
+      <c:pivotFmt>
+        <c:idx val="4"/>
+        <c:spPr>
+          <a:solidFill>
+            <a:schemeClr val="accent4"/>
+          </a:solidFill>
+          <a:ln>
+            <a:noFill/>
+          </a:ln>
+          <a:effectLst>
+            <a:outerShdw blurRad="63500" sx="102000" sy="102000" algn="ctr" rotWithShape="0">
+              <a:prstClr val="black">
+                <a:alpha val="20000"/>
+              </a:prstClr>
+            </a:outerShdw>
+          </a:effectLst>
+        </c:spPr>
+      </c:pivotFmt>
+      <c:pivotFmt>
+        <c:idx val="5"/>
+        <c:marker>
+          <c:symbol val="none"/>
+        </c:marker>
+        <c:dLbl>
+          <c:idx val="0"/>
+          <c:spPr>
+            <a:noFill/>
+            <a:ln>
+              <a:noFill/>
+            </a:ln>
+            <a:effectLst/>
+          </c:spPr>
+          <c:txPr>
+            <a:bodyPr rot="0" spcFirstLastPara="1" vertOverflow="ellipsis" vert="horz" wrap="square" lIns="38100" tIns="19050" rIns="38100" bIns="19050" anchor="ctr" anchorCtr="1">
+              <a:spAutoFit/>
+            </a:bodyPr>
+            <a:lstStyle/>
+            <a:p>
+              <a:pPr>
+                <a:defRPr sz="1000" b="1" i="0" u="none" strike="noStrike" kern="1200" spc="0" baseline="0">
+                  <a:solidFill>
+                    <a:schemeClr val="accent1"/>
+                  </a:solidFill>
+                  <a:latin typeface="+mn-lt"/>
+                  <a:ea typeface="+mn-ea"/>
+                  <a:cs typeface="+mn-cs"/>
+                </a:defRPr>
+              </a:pPr>
+              <a:endParaRPr lang="en-US"/>
+            </a:p>
+          </c:txPr>
+          <c:dLblPos val="outEnd"/>
+          <c:showLegendKey val="0"/>
+          <c:showVal val="0"/>
+          <c:showCatName val="1"/>
+          <c:showSerName val="0"/>
+          <c:showPercent val="1"/>
+          <c:showBubbleSize val="0"/>
+          <c:extLst>
+            <c:ext xmlns:c15="http://schemas.microsoft.com/office/drawing/2012/chart" uri="{CE6537A1-D6FC-4f65-9D91-7224C49458BB}"/>
+          </c:extLst>
+        </c:dLbl>
+      </c:pivotFmt>
+      <c:pivotFmt>
+        <c:idx val="6"/>
+        <c:spPr>
+          <a:solidFill>
+            <a:schemeClr val="accent1"/>
+          </a:solidFill>
+          <a:ln>
+            <a:noFill/>
+          </a:ln>
+          <a:effectLst>
+            <a:outerShdw blurRad="63500" sx="102000" sy="102000" algn="ctr" rotWithShape="0">
+              <a:prstClr val="black">
+                <a:alpha val="20000"/>
+              </a:prstClr>
+            </a:outerShdw>
+          </a:effectLst>
+        </c:spPr>
+      </c:pivotFmt>
+      <c:pivotFmt>
+        <c:idx val="7"/>
+        <c:spPr>
+          <a:solidFill>
+            <a:schemeClr val="accent2"/>
+          </a:solidFill>
+          <a:ln>
+            <a:noFill/>
+          </a:ln>
+          <a:effectLst>
+            <a:outerShdw blurRad="63500" sx="102000" sy="102000" algn="ctr" rotWithShape="0">
+              <a:prstClr val="black">
+                <a:alpha val="20000"/>
+              </a:prstClr>
+            </a:outerShdw>
+          </a:effectLst>
+        </c:spPr>
+      </c:pivotFmt>
+      <c:pivotFmt>
+        <c:idx val="8"/>
+        <c:spPr>
+          <a:solidFill>
+            <a:schemeClr val="accent3"/>
+          </a:solidFill>
+          <a:ln>
+            <a:noFill/>
+          </a:ln>
+          <a:effectLst>
+            <a:outerShdw blurRad="63500" sx="102000" sy="102000" algn="ctr" rotWithShape="0">
+              <a:prstClr val="black">
+                <a:alpha val="20000"/>
+              </a:prstClr>
+            </a:outerShdw>
+          </a:effectLst>
+        </c:spPr>
+      </c:pivotFmt>
+      <c:pivotFmt>
+        <c:idx val="9"/>
+        <c:spPr>
+          <a:solidFill>
+            <a:schemeClr val="accent4"/>
+          </a:solidFill>
+          <a:ln>
+            <a:noFill/>
+          </a:ln>
+          <a:effectLst>
+            <a:outerShdw blurRad="63500" sx="102000" sy="102000" algn="ctr" rotWithShape="0">
+              <a:prstClr val="black">
+                <a:alpha val="20000"/>
+              </a:prstClr>
+            </a:outerShdw>
+          </a:effectLst>
+        </c:spPr>
+      </c:pivotFmt>
+      <c:pivotFmt>
+        <c:idx val="10"/>
+        <c:marker>
+          <c:symbol val="none"/>
+        </c:marker>
+        <c:dLbl>
+          <c:idx val="0"/>
+          <c:spPr>
+            <a:noFill/>
+            <a:ln>
+              <a:noFill/>
+            </a:ln>
+            <a:effectLst/>
+          </c:spPr>
+          <c:txPr>
+            <a:bodyPr rot="0" spcFirstLastPara="1" vertOverflow="ellipsis" vert="horz" wrap="square" lIns="38100" tIns="19050" rIns="38100" bIns="19050" anchor="ctr" anchorCtr="1">
+              <a:spAutoFit/>
+            </a:bodyPr>
+            <a:lstStyle/>
+            <a:p>
+              <a:pPr>
+                <a:defRPr sz="1000" b="1" i="0" u="none" strike="noStrike" kern="1200" spc="0" baseline="0">
+                  <a:solidFill>
+                    <a:schemeClr val="accent1"/>
+                  </a:solidFill>
+                  <a:latin typeface="+mn-lt"/>
+                  <a:ea typeface="+mn-ea"/>
+                  <a:cs typeface="+mn-cs"/>
+                </a:defRPr>
+              </a:pPr>
+              <a:endParaRPr lang="en-US"/>
+            </a:p>
+          </c:txPr>
+          <c:dLblPos val="outEnd"/>
+          <c:showLegendKey val="0"/>
+          <c:showVal val="0"/>
+          <c:showCatName val="1"/>
+          <c:showSerName val="0"/>
+          <c:showPercent val="1"/>
+          <c:showBubbleSize val="0"/>
+          <c:extLst>
+            <c:ext xmlns:c15="http://schemas.microsoft.com/office/drawing/2012/chart" uri="{CE6537A1-D6FC-4f65-9D91-7224C49458BB}"/>
+          </c:extLst>
+        </c:dLbl>
+      </c:pivotFmt>
+      <c:pivotFmt>
+        <c:idx val="11"/>
+        <c:spPr>
+          <a:solidFill>
+            <a:schemeClr val="accent1"/>
+          </a:solidFill>
+          <a:ln>
+            <a:noFill/>
+          </a:ln>
+          <a:effectLst>
+            <a:outerShdw blurRad="63500" sx="102000" sy="102000" algn="ctr" rotWithShape="0">
+              <a:prstClr val="black">
+                <a:alpha val="20000"/>
+              </a:prstClr>
+            </a:outerShdw>
+          </a:effectLst>
+        </c:spPr>
+      </c:pivotFmt>
+      <c:pivotFmt>
+        <c:idx val="12"/>
+        <c:spPr>
+          <a:solidFill>
+            <a:schemeClr val="accent2"/>
+          </a:solidFill>
+          <a:ln>
+            <a:noFill/>
+          </a:ln>
+          <a:effectLst>
+            <a:outerShdw blurRad="63500" sx="102000" sy="102000" algn="ctr" rotWithShape="0">
+              <a:prstClr val="black">
+                <a:alpha val="20000"/>
+              </a:prstClr>
+            </a:outerShdw>
+          </a:effectLst>
+        </c:spPr>
+      </c:pivotFmt>
+      <c:pivotFmt>
+        <c:idx val="13"/>
+        <c:spPr>
+          <a:solidFill>
+            <a:schemeClr val="accent3"/>
+          </a:solidFill>
+          <a:ln>
+            <a:noFill/>
+          </a:ln>
+          <a:effectLst>
+            <a:outerShdw blurRad="63500" sx="102000" sy="102000" algn="ctr" rotWithShape="0">
+              <a:prstClr val="black">
+                <a:alpha val="20000"/>
+              </a:prstClr>
+            </a:outerShdw>
+          </a:effectLst>
+        </c:spPr>
+      </c:pivotFmt>
+      <c:pivotFmt>
+        <c:idx val="14"/>
+        <c:spPr>
+          <a:solidFill>
+            <a:schemeClr val="accent4"/>
+          </a:solidFill>
+          <a:ln>
+            <a:noFill/>
+          </a:ln>
+          <a:effectLst>
+            <a:outerShdw blurRad="63500" sx="102000" sy="102000" algn="ctr" rotWithShape="0">
+              <a:prstClr val="black">
+                <a:alpha val="20000"/>
+              </a:prstClr>
+            </a:outerShdw>
+          </a:effectLst>
+        </c:spPr>
+      </c:pivotFmt>
+    </c:pivotFmts>
+    <c:plotArea>
+      <c:layout/>
+      <c:pieChart>
+        <c:varyColors val="1"/>
+        <c:ser>
+          <c:idx val="0"/>
+          <c:order val="0"/>
+          <c:tx>
+            <c:strRef>
+              <c:f>'KPI &amp; Analysis'!$R$42</c:f>
+              <c:strCache>
+                <c:ptCount val="1"/>
+                <c:pt idx="0">
+                  <c:v>Total</c:v>
+                </c:pt>
+              </c:strCache>
+            </c:strRef>
+          </c:tx>
+          <c:dPt>
+            <c:idx val="0"/>
+            <c:bubble3D val="0"/>
+            <c:spPr>
+              <a:solidFill>
+                <a:schemeClr val="accent1"/>
+              </a:solidFill>
+              <a:ln>
+                <a:noFill/>
+              </a:ln>
+              <a:effectLst>
+                <a:outerShdw blurRad="63500" sx="102000" sy="102000" algn="ctr" rotWithShape="0">
+                  <a:prstClr val="black">
+                    <a:alpha val="20000"/>
+                  </a:prstClr>
+                </a:outerShdw>
+              </a:effectLst>
+            </c:spPr>
+            <c:extLst>
+              <c:ext xmlns:c16="http://schemas.microsoft.com/office/drawing/2014/chart" uri="{C3380CC4-5D6E-409C-BE32-E72D297353CC}">
+                <c16:uniqueId val="{00000001-C400-449B-9AEC-1B2D7723DAE5}"/>
+              </c:ext>
+            </c:extLst>
+          </c:dPt>
+          <c:dPt>
+            <c:idx val="1"/>
+            <c:bubble3D val="0"/>
+            <c:spPr>
+              <a:solidFill>
+                <a:schemeClr val="accent2"/>
+              </a:solidFill>
+              <a:ln>
+                <a:noFill/>
+              </a:ln>
+              <a:effectLst>
+                <a:outerShdw blurRad="63500" sx="102000" sy="102000" algn="ctr" rotWithShape="0">
+                  <a:prstClr val="black">
+                    <a:alpha val="20000"/>
+                  </a:prstClr>
+                </a:outerShdw>
+              </a:effectLst>
+            </c:spPr>
+            <c:extLst>
+              <c:ext xmlns:c16="http://schemas.microsoft.com/office/drawing/2014/chart" uri="{C3380CC4-5D6E-409C-BE32-E72D297353CC}">
+                <c16:uniqueId val="{00000003-C400-449B-9AEC-1B2D7723DAE5}"/>
+              </c:ext>
+            </c:extLst>
+          </c:dPt>
+          <c:dPt>
+            <c:idx val="2"/>
+            <c:bubble3D val="0"/>
+            <c:spPr>
+              <a:solidFill>
+                <a:schemeClr val="accent3"/>
+              </a:solidFill>
+              <a:ln>
+                <a:noFill/>
+              </a:ln>
+              <a:effectLst>
+                <a:outerShdw blurRad="63500" sx="102000" sy="102000" algn="ctr" rotWithShape="0">
+                  <a:prstClr val="black">
+                    <a:alpha val="20000"/>
+                  </a:prstClr>
+                </a:outerShdw>
+              </a:effectLst>
+            </c:spPr>
+            <c:extLst>
+              <c:ext xmlns:c16="http://schemas.microsoft.com/office/drawing/2014/chart" uri="{C3380CC4-5D6E-409C-BE32-E72D297353CC}">
+                <c16:uniqueId val="{00000005-C400-449B-9AEC-1B2D7723DAE5}"/>
+              </c:ext>
+            </c:extLst>
+          </c:dPt>
+          <c:dPt>
+            <c:idx val="3"/>
+            <c:bubble3D val="0"/>
+            <c:spPr>
+              <a:solidFill>
+                <a:schemeClr val="accent4"/>
+              </a:solidFill>
+              <a:ln>
+                <a:noFill/>
+              </a:ln>
+              <a:effectLst>
+                <a:outerShdw blurRad="63500" sx="102000" sy="102000" algn="ctr" rotWithShape="0">
+                  <a:prstClr val="black">
+                    <a:alpha val="20000"/>
+                  </a:prstClr>
+                </a:outerShdw>
+              </a:effectLst>
+            </c:spPr>
+            <c:extLst>
+              <c:ext xmlns:c16="http://schemas.microsoft.com/office/drawing/2014/chart" uri="{C3380CC4-5D6E-409C-BE32-E72D297353CC}">
+                <c16:uniqueId val="{00000007-C400-449B-9AEC-1B2D7723DAE5}"/>
+              </c:ext>
+            </c:extLst>
+          </c:dPt>
+          <c:dLbls>
+            <c:spPr>
+              <a:noFill/>
+              <a:ln>
+                <a:noFill/>
+              </a:ln>
+              <a:effectLst/>
+            </c:spPr>
+            <c:txPr>
+              <a:bodyPr rot="0" spcFirstLastPara="1" vertOverflow="ellipsis" vert="horz" wrap="square" lIns="38100" tIns="19050" rIns="38100" bIns="19050" anchor="ctr" anchorCtr="1">
+                <a:spAutoFit/>
+              </a:bodyPr>
+              <a:lstStyle/>
+              <a:p>
+                <a:pPr>
+                  <a:defRPr sz="1000" b="1" i="0" u="none" strike="noStrike" kern="1200" spc="0" baseline="0">
+                    <a:solidFill>
+                      <a:schemeClr val="accent1"/>
+                    </a:solidFill>
+                    <a:latin typeface="+mn-lt"/>
+                    <a:ea typeface="+mn-ea"/>
+                    <a:cs typeface="+mn-cs"/>
+                  </a:defRPr>
+                </a:pPr>
+                <a:endParaRPr lang="en-US"/>
+              </a:p>
+            </c:txPr>
+            <c:dLblPos val="outEnd"/>
+            <c:showLegendKey val="0"/>
+            <c:showVal val="0"/>
+            <c:showCatName val="1"/>
+            <c:showSerName val="0"/>
+            <c:showPercent val="1"/>
+            <c:showBubbleSize val="0"/>
+            <c:showLeaderLines val="1"/>
+            <c:leaderLines>
+              <c:spPr>
+                <a:ln w="9525" cap="flat" cmpd="sng" algn="ctr">
+                  <a:solidFill>
+                    <a:schemeClr val="tx1">
+                      <a:lumMod val="35000"/>
+                      <a:lumOff val="65000"/>
+                    </a:schemeClr>
+                  </a:solidFill>
+                  <a:round/>
+                </a:ln>
+                <a:effectLst/>
+              </c:spPr>
+            </c:leaderLines>
+            <c:extLst>
+              <c:ext xmlns:c15="http://schemas.microsoft.com/office/drawing/2012/chart" uri="{CE6537A1-D6FC-4f65-9D91-7224C49458BB}"/>
+            </c:extLst>
+          </c:dLbls>
+          <c:cat>
+            <c:strRef>
+              <c:f>'KPI &amp; Analysis'!$Q$43:$Q$47</c:f>
+              <c:strCache>
+                <c:ptCount val="4"/>
+                <c:pt idx="0">
+                  <c:v>Bank Transfer</c:v>
+                </c:pt>
+                <c:pt idx="1">
+                  <c:v>Cash</c:v>
+                </c:pt>
+                <c:pt idx="2">
+                  <c:v>Credit Card</c:v>
+                </c:pt>
+                <c:pt idx="3">
+                  <c:v>Mobile Money</c:v>
+                </c:pt>
+              </c:strCache>
+            </c:strRef>
+          </c:cat>
+          <c:val>
+            <c:numRef>
+              <c:f>'KPI &amp; Analysis'!$R$43:$R$47</c:f>
+              <c:numCache>
+                <c:formatCode>General</c:formatCode>
+                <c:ptCount val="4"/>
+                <c:pt idx="0">
+                  <c:v>85</c:v>
+                </c:pt>
+                <c:pt idx="1">
+                  <c:v>61</c:v>
+                </c:pt>
+                <c:pt idx="2">
+                  <c:v>67</c:v>
+                </c:pt>
+                <c:pt idx="3">
+                  <c:v>74</c:v>
+                </c:pt>
+              </c:numCache>
+            </c:numRef>
+          </c:val>
+          <c:extLst>
+            <c:ext xmlns:c16="http://schemas.microsoft.com/office/drawing/2014/chart" uri="{C3380CC4-5D6E-409C-BE32-E72D297353CC}">
+              <c16:uniqueId val="{00000008-C400-449B-9AEC-1B2D7723DAE5}"/>
+            </c:ext>
+          </c:extLst>
+        </c:ser>
+        <c:dLbls>
+          <c:dLblPos val="outEnd"/>
+          <c:showLegendKey val="0"/>
+          <c:showVal val="0"/>
+          <c:showCatName val="1"/>
+          <c:showSerName val="0"/>
+          <c:showPercent val="1"/>
+          <c:showBubbleSize val="0"/>
+          <c:showLeaderLines val="1"/>
+        </c:dLbls>
+        <c:firstSliceAng val="0"/>
+      </c:pieChart>
+      <c:spPr>
+        <a:noFill/>
+        <a:ln>
+          <a:noFill/>
+        </a:ln>
+        <a:effectLst/>
+      </c:spPr>
+    </c:plotArea>
+    <c:plotVisOnly val="1"/>
+    <c:dispBlanksAs val="gap"/>
+    <c:extLst>
+      <c:ext xmlns:c16r3="http://schemas.microsoft.com/office/drawing/2017/03/chart" uri="{56B9EC1D-385E-4148-901F-78D8002777C0}">
+        <c16r3:dataDisplayOptions16>
+          <c16r3:dispNaAsBlank val="1"/>
+        </c16r3:dataDisplayOptions16>
+      </c:ext>
+    </c:extLst>
+    <c:showDLblsOverMax val="0"/>
+  </c:chart>
+  <c:spPr>
+    <a:solidFill>
+      <a:schemeClr val="bg1"/>
+    </a:solidFill>
+    <a:ln w="9525" cap="flat" cmpd="sng" algn="ctr">
+      <a:solidFill>
+        <a:schemeClr val="tx1">
+          <a:lumMod val="15000"/>
+          <a:lumOff val="85000"/>
+        </a:schemeClr>
+      </a:solidFill>
+      <a:round/>
+    </a:ln>
+    <a:effectLst/>
+  </c:spPr>
+  <c:txPr>
+    <a:bodyPr/>
+    <a:lstStyle/>
+    <a:p>
+      <a:pPr>
+        <a:defRPr/>
+      </a:pPr>
+      <a:endParaRPr lang="en-US"/>
+    </a:p>
+  </c:txPr>
+  <c:externalData r:id="rId1">
+    <c:autoUpdate val="0"/>
+  </c:externalData>
+  <c:extLst>
+    <c:ext xmlns:c14="http://schemas.microsoft.com/office/drawing/2007/8/2/chart" uri="{781A3756-C4B2-4CAC-9D66-4F8BD8637D16}">
+      <c14:pivotOptions>
+        <c14:dropZoneSeries val="1"/>
+        <c14:dropZonesVisible val="1"/>
+      </c14:pivotOptions>
+    </c:ext>
+    <c:ext xmlns:c16="http://schemas.microsoft.com/office/drawing/2014/chart" uri="{E28EC0CA-F0BB-4C9C-879D-F8772B89E7AC}">
+      <c16:pivotOptions16>
+        <c16:showExpandCollapseFieldButtons val="1"/>
+      </c16:pivotOptions16>
+    </c:ext>
+  </c:extLst>
+</c:chartSpace>
+</file>
+
+<file path=word/charts/chart3.xml><?xml version="1.0" encoding="utf-8"?>
+<c:chartSpace xmlns:c="http://schemas.openxmlformats.org/drawingml/2006/chart" xmlns:a="http://schemas.openxmlformats.org/drawingml/2006/main" xmlns:r="http://schemas.openxmlformats.org/officeDocument/2006/relationships" xmlns:c16r2="http://schemas.microsoft.com/office/drawing/2015/06/chart">
+  <c:date1904 val="0"/>
+  <c:lang val="en-US"/>
+  <c:roundedCorners val="0"/>
+  <mc:AlternateContent xmlns:mc="http://schemas.openxmlformats.org/markup-compatibility/2006">
+    <mc:Choice xmlns:c14="http://schemas.microsoft.com/office/drawing/2007/8/2/chart" Requires="c14">
+      <c14:style val="102"/>
+    </mc:Choice>
+    <mc:Fallback>
+      <c:style val="2"/>
+    </mc:Fallback>
+  </mc:AlternateContent>
+  <c:pivotSource>
+    <c:name>[Guided - product_sales_analytics_data(Data Professionals).xlsm]KPI &amp; Analysis!MonthlyConpleted Trend</c:name>
+    <c:fmtId val="-1"/>
+  </c:pivotSource>
+  <c:chart>
+    <c:autoTitleDeleted val="0"/>
+    <c:pivotFmts>
+      <c:pivotFmt>
+        <c:idx val="0"/>
+        <c:spPr>
+          <a:solidFill>
+            <a:schemeClr val="accent1"/>
+          </a:solidFill>
+          <a:ln w="28575" cap="rnd">
+            <a:solidFill>
+              <a:schemeClr val="accent1"/>
+            </a:solidFill>
+            <a:round/>
+          </a:ln>
+          <a:effectLst/>
+        </c:spPr>
+        <c:marker>
+          <c:symbol val="circle"/>
+          <c:size val="5"/>
+          <c:spPr>
+            <a:solidFill>
+              <a:schemeClr val="accent1"/>
+            </a:solidFill>
+            <a:ln w="9525">
+              <a:solidFill>
+                <a:schemeClr val="accent1"/>
+              </a:solidFill>
+            </a:ln>
+            <a:effectLst/>
+          </c:spPr>
+        </c:marker>
+        <c:dLbl>
+          <c:idx val="0"/>
+          <c:spPr>
+            <a:noFill/>
+            <a:ln>
+              <a:noFill/>
+            </a:ln>
+            <a:effectLst/>
+          </c:spPr>
+          <c:txPr>
+            <a:bodyPr rot="0" spcFirstLastPara="1" vertOverflow="ellipsis" vert="horz" wrap="square" lIns="38100" tIns="19050" rIns="38100" bIns="19050" anchor="ctr" anchorCtr="1">
+              <a:spAutoFit/>
+            </a:bodyPr>
+            <a:lstStyle/>
+            <a:p>
+              <a:pPr>
+                <a:defRPr sz="900" b="0" i="0" u="none" strike="noStrike" kern="1200" baseline="0">
+                  <a:solidFill>
+                    <a:schemeClr val="tx1">
+                      <a:lumMod val="75000"/>
+                      <a:lumOff val="25000"/>
+                    </a:schemeClr>
+                  </a:solidFill>
+                  <a:latin typeface="+mn-lt"/>
+                  <a:ea typeface="+mn-ea"/>
+                  <a:cs typeface="+mn-cs"/>
+                </a:defRPr>
+              </a:pPr>
+              <a:endParaRPr lang="en-US"/>
+            </a:p>
+          </c:txPr>
+          <c:showLegendKey val="0"/>
+          <c:showVal val="0"/>
+          <c:showCatName val="0"/>
+          <c:showSerName val="0"/>
+          <c:showPercent val="0"/>
+          <c:showBubbleSize val="0"/>
+          <c:extLst>
+            <c:ext xmlns:c15="http://schemas.microsoft.com/office/drawing/2012/chart" uri="{CE6537A1-D6FC-4f65-9D91-7224C49458BB}"/>
+          </c:extLst>
+        </c:dLbl>
+      </c:pivotFmt>
+      <c:pivotFmt>
+        <c:idx val="1"/>
+        <c:spPr>
+          <a:solidFill>
+            <a:schemeClr val="accent1"/>
+          </a:solidFill>
+          <a:ln w="28575" cap="rnd">
+            <a:solidFill>
+              <a:schemeClr val="accent1"/>
+            </a:solidFill>
+            <a:round/>
+          </a:ln>
+          <a:effectLst/>
+        </c:spPr>
+        <c:marker>
+          <c:symbol val="circle"/>
+          <c:size val="5"/>
+          <c:spPr>
+            <a:solidFill>
+              <a:schemeClr val="accent2"/>
+            </a:solidFill>
+            <a:ln w="9525">
+              <a:solidFill>
+                <a:schemeClr val="accent2"/>
+              </a:solidFill>
+            </a:ln>
+            <a:effectLst/>
+          </c:spPr>
+        </c:marker>
+        <c:dLbl>
+          <c:idx val="0"/>
+          <c:spPr>
+            <a:noFill/>
+            <a:ln>
+              <a:noFill/>
+            </a:ln>
+            <a:effectLst/>
+          </c:spPr>
+          <c:txPr>
+            <a:bodyPr rot="0" spcFirstLastPara="1" vertOverflow="ellipsis" vert="horz" wrap="square" lIns="38100" tIns="19050" rIns="38100" bIns="19050" anchor="ctr" anchorCtr="1">
+              <a:spAutoFit/>
+            </a:bodyPr>
+            <a:lstStyle/>
+            <a:p>
+              <a:pPr>
+                <a:defRPr sz="900" b="0" i="0" u="none" strike="noStrike" kern="1200" baseline="0">
+                  <a:solidFill>
+                    <a:schemeClr val="tx1">
+                      <a:lumMod val="75000"/>
+                      <a:lumOff val="25000"/>
+                    </a:schemeClr>
+                  </a:solidFill>
+                  <a:latin typeface="+mn-lt"/>
+                  <a:ea typeface="+mn-ea"/>
+                  <a:cs typeface="+mn-cs"/>
+                </a:defRPr>
+              </a:pPr>
+              <a:endParaRPr lang="en-US"/>
+            </a:p>
+          </c:txPr>
+          <c:showLegendKey val="0"/>
+          <c:showVal val="0"/>
+          <c:showCatName val="0"/>
+          <c:showSerName val="0"/>
+          <c:showPercent val="0"/>
+          <c:showBubbleSize val="0"/>
+          <c:extLst>
+            <c:ext xmlns:c15="http://schemas.microsoft.com/office/drawing/2012/chart" uri="{CE6537A1-D6FC-4f65-9D91-7224C49458BB}"/>
+          </c:extLst>
+        </c:dLbl>
+      </c:pivotFmt>
+      <c:pivotFmt>
+        <c:idx val="2"/>
+        <c:spPr>
+          <a:solidFill>
+            <a:schemeClr val="accent1"/>
+          </a:solidFill>
+          <a:ln w="28575" cap="rnd">
+            <a:solidFill>
+              <a:schemeClr val="accent1"/>
+            </a:solidFill>
+            <a:round/>
+          </a:ln>
+          <a:effectLst/>
+        </c:spPr>
+        <c:marker>
+          <c:symbol val="circle"/>
+          <c:size val="5"/>
+          <c:spPr>
+            <a:solidFill>
+              <a:schemeClr val="accent3"/>
+            </a:solidFill>
+            <a:ln w="9525">
+              <a:solidFill>
+                <a:schemeClr val="accent3"/>
+              </a:solidFill>
+            </a:ln>
+            <a:effectLst/>
+          </c:spPr>
+        </c:marker>
+        <c:dLbl>
+          <c:idx val="0"/>
+          <c:spPr>
+            <a:noFill/>
+            <a:ln>
+              <a:noFill/>
+            </a:ln>
+            <a:effectLst/>
+          </c:spPr>
+          <c:txPr>
+            <a:bodyPr rot="0" spcFirstLastPara="1" vertOverflow="ellipsis" vert="horz" wrap="square" lIns="38100" tIns="19050" rIns="38100" bIns="19050" anchor="ctr" anchorCtr="1">
+              <a:spAutoFit/>
+            </a:bodyPr>
+            <a:lstStyle/>
+            <a:p>
+              <a:pPr>
+                <a:defRPr sz="900" b="0" i="0" u="none" strike="noStrike" kern="1200" baseline="0">
+                  <a:solidFill>
+                    <a:schemeClr val="tx1">
+                      <a:lumMod val="75000"/>
+                      <a:lumOff val="25000"/>
+                    </a:schemeClr>
+                  </a:solidFill>
+                  <a:latin typeface="+mn-lt"/>
+                  <a:ea typeface="+mn-ea"/>
+                  <a:cs typeface="+mn-cs"/>
+                </a:defRPr>
+              </a:pPr>
+              <a:endParaRPr lang="en-US"/>
+            </a:p>
+          </c:txPr>
+          <c:showLegendKey val="0"/>
+          <c:showVal val="0"/>
+          <c:showCatName val="0"/>
+          <c:showSerName val="0"/>
+          <c:showPercent val="0"/>
+          <c:showBubbleSize val="0"/>
+          <c:extLst>
+            <c:ext xmlns:c15="http://schemas.microsoft.com/office/drawing/2012/chart" uri="{CE6537A1-D6FC-4f65-9D91-7224C49458BB}"/>
+          </c:extLst>
+        </c:dLbl>
+      </c:pivotFmt>
+      <c:pivotFmt>
+        <c:idx val="3"/>
+        <c:spPr>
+          <a:solidFill>
+            <a:schemeClr val="accent1"/>
+          </a:solidFill>
+          <a:ln w="28575" cap="rnd">
+            <a:solidFill>
+              <a:schemeClr val="accent1"/>
+            </a:solidFill>
+            <a:round/>
+          </a:ln>
+          <a:effectLst/>
+        </c:spPr>
+        <c:marker>
+          <c:symbol val="circle"/>
+          <c:size val="5"/>
+          <c:spPr>
+            <a:solidFill>
+              <a:schemeClr val="accent1"/>
+            </a:solidFill>
+            <a:ln w="9525">
+              <a:solidFill>
+                <a:schemeClr val="accent1"/>
+              </a:solidFill>
+            </a:ln>
+            <a:effectLst/>
+          </c:spPr>
+        </c:marker>
+        <c:dLbl>
+          <c:idx val="0"/>
+          <c:spPr>
+            <a:noFill/>
+            <a:ln>
+              <a:noFill/>
+            </a:ln>
+            <a:effectLst/>
+          </c:spPr>
+          <c:txPr>
+            <a:bodyPr rot="0" spcFirstLastPara="1" vertOverflow="ellipsis" vert="horz" wrap="square" lIns="38100" tIns="19050" rIns="38100" bIns="19050" anchor="ctr" anchorCtr="1">
+              <a:spAutoFit/>
+            </a:bodyPr>
+            <a:lstStyle/>
+            <a:p>
+              <a:pPr>
+                <a:defRPr sz="900" b="0" i="0" u="none" strike="noStrike" kern="1200" baseline="0">
+                  <a:solidFill>
+                    <a:schemeClr val="tx1">
+                      <a:lumMod val="75000"/>
+                      <a:lumOff val="25000"/>
+                    </a:schemeClr>
+                  </a:solidFill>
+                  <a:latin typeface="+mn-lt"/>
+                  <a:ea typeface="+mn-ea"/>
+                  <a:cs typeface="+mn-cs"/>
+                </a:defRPr>
+              </a:pPr>
+              <a:endParaRPr lang="en-US"/>
+            </a:p>
+          </c:txPr>
+          <c:showLegendKey val="0"/>
+          <c:showVal val="0"/>
+          <c:showCatName val="0"/>
+          <c:showSerName val="0"/>
+          <c:showPercent val="0"/>
+          <c:showBubbleSize val="0"/>
+          <c:extLst>
+            <c:ext xmlns:c15="http://schemas.microsoft.com/office/drawing/2012/chart" uri="{CE6537A1-D6FC-4f65-9D91-7224C49458BB}"/>
+          </c:extLst>
+        </c:dLbl>
+      </c:pivotFmt>
+      <c:pivotFmt>
+        <c:idx val="4"/>
+        <c:spPr>
+          <a:solidFill>
+            <a:schemeClr val="accent1"/>
+          </a:solidFill>
+          <a:ln w="28575" cap="rnd">
+            <a:solidFill>
+              <a:schemeClr val="accent1"/>
+            </a:solidFill>
+            <a:round/>
+          </a:ln>
+          <a:effectLst/>
+        </c:spPr>
+        <c:marker>
+          <c:symbol val="circle"/>
+          <c:size val="5"/>
+          <c:spPr>
+            <a:solidFill>
+              <a:schemeClr val="accent2"/>
+            </a:solidFill>
+            <a:ln w="9525">
+              <a:solidFill>
+                <a:schemeClr val="accent2"/>
+              </a:solidFill>
+            </a:ln>
+            <a:effectLst/>
+          </c:spPr>
+        </c:marker>
+        <c:dLbl>
+          <c:idx val="0"/>
+          <c:spPr>
+            <a:noFill/>
+            <a:ln>
+              <a:noFill/>
+            </a:ln>
+            <a:effectLst/>
+          </c:spPr>
+          <c:txPr>
+            <a:bodyPr rot="0" spcFirstLastPara="1" vertOverflow="ellipsis" vert="horz" wrap="square" lIns="38100" tIns="19050" rIns="38100" bIns="19050" anchor="ctr" anchorCtr="1">
+              <a:spAutoFit/>
+            </a:bodyPr>
+            <a:lstStyle/>
+            <a:p>
+              <a:pPr>
+                <a:defRPr sz="900" b="0" i="0" u="none" strike="noStrike" kern="1200" baseline="0">
+                  <a:solidFill>
+                    <a:schemeClr val="tx1">
+                      <a:lumMod val="75000"/>
+                      <a:lumOff val="25000"/>
+                    </a:schemeClr>
+                  </a:solidFill>
+                  <a:latin typeface="+mn-lt"/>
+                  <a:ea typeface="+mn-ea"/>
+                  <a:cs typeface="+mn-cs"/>
+                </a:defRPr>
+              </a:pPr>
+              <a:endParaRPr lang="en-US"/>
+            </a:p>
+          </c:txPr>
+          <c:showLegendKey val="0"/>
+          <c:showVal val="0"/>
+          <c:showCatName val="0"/>
+          <c:showSerName val="0"/>
+          <c:showPercent val="0"/>
+          <c:showBubbleSize val="0"/>
+          <c:extLst>
+            <c:ext xmlns:c15="http://schemas.microsoft.com/office/drawing/2012/chart" uri="{CE6537A1-D6FC-4f65-9D91-7224C49458BB}"/>
+          </c:extLst>
+        </c:dLbl>
+      </c:pivotFmt>
+      <c:pivotFmt>
+        <c:idx val="5"/>
+        <c:spPr>
+          <a:solidFill>
+            <a:schemeClr val="accent1"/>
+          </a:solidFill>
+          <a:ln w="28575" cap="rnd">
+            <a:solidFill>
+              <a:schemeClr val="accent1"/>
+            </a:solidFill>
+            <a:round/>
+          </a:ln>
+          <a:effectLst/>
+        </c:spPr>
+        <c:marker>
+          <c:symbol val="circle"/>
+          <c:size val="5"/>
+          <c:spPr>
+            <a:solidFill>
+              <a:schemeClr val="accent3"/>
+            </a:solidFill>
+            <a:ln w="9525">
+              <a:solidFill>
+                <a:schemeClr val="accent3"/>
+              </a:solidFill>
+            </a:ln>
+            <a:effectLst/>
+          </c:spPr>
+        </c:marker>
+        <c:dLbl>
+          <c:idx val="0"/>
+          <c:spPr>
+            <a:noFill/>
+            <a:ln>
+              <a:noFill/>
+            </a:ln>
+            <a:effectLst/>
+          </c:spPr>
+          <c:txPr>
+            <a:bodyPr rot="0" spcFirstLastPara="1" vertOverflow="ellipsis" vert="horz" wrap="square" lIns="38100" tIns="19050" rIns="38100" bIns="19050" anchor="ctr" anchorCtr="1">
+              <a:spAutoFit/>
+            </a:bodyPr>
+            <a:lstStyle/>
+            <a:p>
+              <a:pPr>
+                <a:defRPr sz="900" b="0" i="0" u="none" strike="noStrike" kern="1200" baseline="0">
+                  <a:solidFill>
+                    <a:schemeClr val="tx1">
+                      <a:lumMod val="75000"/>
+                      <a:lumOff val="25000"/>
+                    </a:schemeClr>
+                  </a:solidFill>
+                  <a:latin typeface="+mn-lt"/>
+                  <a:ea typeface="+mn-ea"/>
+                  <a:cs typeface="+mn-cs"/>
+                </a:defRPr>
+              </a:pPr>
+              <a:endParaRPr lang="en-US"/>
+            </a:p>
+          </c:txPr>
+          <c:showLegendKey val="0"/>
+          <c:showVal val="0"/>
+          <c:showCatName val="0"/>
+          <c:showSerName val="0"/>
+          <c:showPercent val="0"/>
+          <c:showBubbleSize val="0"/>
+          <c:extLst>
+            <c:ext xmlns:c15="http://schemas.microsoft.com/office/drawing/2012/chart" uri="{CE6537A1-D6FC-4f65-9D91-7224C49458BB}"/>
+          </c:extLst>
+        </c:dLbl>
+      </c:pivotFmt>
+      <c:pivotFmt>
+        <c:idx val="6"/>
+        <c:spPr>
+          <a:solidFill>
+            <a:schemeClr val="accent1"/>
+          </a:solidFill>
+          <a:ln w="28575" cap="rnd">
+            <a:solidFill>
+              <a:schemeClr val="accent1"/>
+            </a:solidFill>
+            <a:round/>
+          </a:ln>
+          <a:effectLst/>
+        </c:spPr>
+        <c:marker>
+          <c:symbol val="circle"/>
+          <c:size val="5"/>
+          <c:spPr>
+            <a:solidFill>
+              <a:schemeClr val="accent1"/>
+            </a:solidFill>
+            <a:ln w="9525">
+              <a:solidFill>
+                <a:schemeClr val="accent1"/>
+              </a:solidFill>
+            </a:ln>
+            <a:effectLst/>
+          </c:spPr>
+        </c:marker>
+        <c:dLbl>
+          <c:idx val="0"/>
+          <c:spPr>
+            <a:noFill/>
+            <a:ln>
+              <a:noFill/>
+            </a:ln>
+            <a:effectLst/>
+          </c:spPr>
+          <c:txPr>
+            <a:bodyPr rot="0" spcFirstLastPara="1" vertOverflow="ellipsis" vert="horz" wrap="square" lIns="38100" tIns="19050" rIns="38100" bIns="19050" anchor="ctr" anchorCtr="1">
+              <a:spAutoFit/>
+            </a:bodyPr>
+            <a:lstStyle/>
+            <a:p>
+              <a:pPr>
+                <a:defRPr sz="900" b="0" i="0" u="none" strike="noStrike" kern="1200" baseline="0">
+                  <a:solidFill>
+                    <a:schemeClr val="tx1">
+                      <a:lumMod val="75000"/>
+                      <a:lumOff val="25000"/>
+                    </a:schemeClr>
+                  </a:solidFill>
+                  <a:latin typeface="+mn-lt"/>
+                  <a:ea typeface="+mn-ea"/>
+                  <a:cs typeface="+mn-cs"/>
+                </a:defRPr>
+              </a:pPr>
+              <a:endParaRPr lang="en-US"/>
+            </a:p>
+          </c:txPr>
+          <c:showLegendKey val="0"/>
+          <c:showVal val="0"/>
+          <c:showCatName val="0"/>
+          <c:showSerName val="0"/>
+          <c:showPercent val="0"/>
+          <c:showBubbleSize val="0"/>
+          <c:extLst>
+            <c:ext xmlns:c15="http://schemas.microsoft.com/office/drawing/2012/chart" uri="{CE6537A1-D6FC-4f65-9D91-7224C49458BB}"/>
+          </c:extLst>
+        </c:dLbl>
+      </c:pivotFmt>
+      <c:pivotFmt>
+        <c:idx val="7"/>
+        <c:spPr>
+          <a:solidFill>
+            <a:schemeClr val="accent1"/>
+          </a:solidFill>
+          <a:ln w="28575" cap="rnd">
+            <a:solidFill>
+              <a:schemeClr val="accent1"/>
+            </a:solidFill>
+            <a:round/>
+          </a:ln>
+          <a:effectLst/>
+        </c:spPr>
+        <c:marker>
+          <c:symbol val="circle"/>
+          <c:size val="5"/>
+          <c:spPr>
+            <a:solidFill>
+              <a:schemeClr val="accent2"/>
+            </a:solidFill>
+            <a:ln w="9525">
+              <a:solidFill>
+                <a:schemeClr val="accent2"/>
+              </a:solidFill>
+            </a:ln>
+            <a:effectLst/>
+          </c:spPr>
+        </c:marker>
+        <c:dLbl>
+          <c:idx val="0"/>
+          <c:spPr>
+            <a:noFill/>
+            <a:ln>
+              <a:noFill/>
+            </a:ln>
+            <a:effectLst/>
+          </c:spPr>
+          <c:txPr>
+            <a:bodyPr rot="0" spcFirstLastPara="1" vertOverflow="ellipsis" vert="horz" wrap="square" lIns="38100" tIns="19050" rIns="38100" bIns="19050" anchor="ctr" anchorCtr="1">
+              <a:spAutoFit/>
+            </a:bodyPr>
+            <a:lstStyle/>
+            <a:p>
+              <a:pPr>
+                <a:defRPr sz="900" b="0" i="0" u="none" strike="noStrike" kern="1200" baseline="0">
+                  <a:solidFill>
+                    <a:schemeClr val="tx1">
+                      <a:lumMod val="75000"/>
+                      <a:lumOff val="25000"/>
+                    </a:schemeClr>
+                  </a:solidFill>
+                  <a:latin typeface="+mn-lt"/>
+                  <a:ea typeface="+mn-ea"/>
+                  <a:cs typeface="+mn-cs"/>
+                </a:defRPr>
+              </a:pPr>
+              <a:endParaRPr lang="en-US"/>
+            </a:p>
+          </c:txPr>
+          <c:showLegendKey val="0"/>
+          <c:showVal val="0"/>
+          <c:showCatName val="0"/>
+          <c:showSerName val="0"/>
+          <c:showPercent val="0"/>
+          <c:showBubbleSize val="0"/>
+          <c:extLst>
+            <c:ext xmlns:c15="http://schemas.microsoft.com/office/drawing/2012/chart" uri="{CE6537A1-D6FC-4f65-9D91-7224C49458BB}"/>
+          </c:extLst>
+        </c:dLbl>
+      </c:pivotFmt>
+      <c:pivotFmt>
+        <c:idx val="8"/>
+        <c:spPr>
+          <a:solidFill>
+            <a:schemeClr val="accent1"/>
+          </a:solidFill>
+          <a:ln w="28575" cap="rnd">
+            <a:solidFill>
+              <a:schemeClr val="accent1"/>
+            </a:solidFill>
+            <a:round/>
+          </a:ln>
+          <a:effectLst/>
+        </c:spPr>
+        <c:marker>
+          <c:symbol val="circle"/>
+          <c:size val="5"/>
+          <c:spPr>
+            <a:solidFill>
+              <a:schemeClr val="accent3"/>
+            </a:solidFill>
+            <a:ln w="9525">
+              <a:solidFill>
+                <a:schemeClr val="accent3"/>
+              </a:solidFill>
+            </a:ln>
+            <a:effectLst/>
+          </c:spPr>
+        </c:marker>
+        <c:dLbl>
+          <c:idx val="0"/>
+          <c:spPr>
+            <a:noFill/>
+            <a:ln>
+              <a:noFill/>
+            </a:ln>
+            <a:effectLst/>
+          </c:spPr>
+          <c:txPr>
+            <a:bodyPr rot="0" spcFirstLastPara="1" vertOverflow="ellipsis" vert="horz" wrap="square" lIns="38100" tIns="19050" rIns="38100" bIns="19050" anchor="ctr" anchorCtr="1">
+              <a:spAutoFit/>
+            </a:bodyPr>
+            <a:lstStyle/>
+            <a:p>
+              <a:pPr>
+                <a:defRPr sz="900" b="0" i="0" u="none" strike="noStrike" kern="1200" baseline="0">
+                  <a:solidFill>
+                    <a:schemeClr val="tx1">
+                      <a:lumMod val="75000"/>
+                      <a:lumOff val="25000"/>
+                    </a:schemeClr>
+                  </a:solidFill>
+                  <a:latin typeface="+mn-lt"/>
+                  <a:ea typeface="+mn-ea"/>
+                  <a:cs typeface="+mn-cs"/>
+                </a:defRPr>
+              </a:pPr>
+              <a:endParaRPr lang="en-US"/>
+            </a:p>
+          </c:txPr>
+          <c:showLegendKey val="0"/>
+          <c:showVal val="0"/>
+          <c:showCatName val="0"/>
+          <c:showSerName val="0"/>
+          <c:showPercent val="0"/>
+          <c:showBubbleSize val="0"/>
+          <c:extLst>
+            <c:ext xmlns:c15="http://schemas.microsoft.com/office/drawing/2012/chart" uri="{CE6537A1-D6FC-4f65-9D91-7224C49458BB}"/>
+          </c:extLst>
+        </c:dLbl>
+      </c:pivotFmt>
+    </c:pivotFmts>
     <c:plotArea>
       <c:layout/>
       <c:lineChart>
@@ -6034,11 +8648,11 @@
           <c:order val="0"/>
           <c:tx>
             <c:strRef>
-              <c:f>'[Guided - Road Accident Data (Data Tutorial).xlsx]Monthly Trend'!$H$3</c:f>
+              <c:f>'KPI &amp; Analysis'!$M$62</c:f>
               <c:strCache>
                 <c:ptCount val="1"/>
                 <c:pt idx="0">
-                  <c:v>2021 Casualties</c:v>
+                  <c:v>Sales Revenue</c:v>
                 </c:pt>
               </c:strCache>
             </c:strRef>
@@ -6046,9 +8660,7 @@
           <c:spPr>
             <a:ln w="28575" cap="rnd">
               <a:solidFill>
-                <a:schemeClr val="accent2">
-                  <a:lumMod val="75000"/>
-                </a:schemeClr>
+                <a:schemeClr val="accent1"/>
               </a:solidFill>
               <a:round/>
             </a:ln>
@@ -6056,12 +8668,10 @@
           </c:spPr>
           <c:marker>
             <c:symbol val="circle"/>
-            <c:size val="7"/>
+            <c:size val="5"/>
             <c:spPr>
               <a:solidFill>
-                <a:schemeClr val="bg1">
-                  <a:lumMod val="75000"/>
-                </a:schemeClr>
+                <a:schemeClr val="accent1"/>
               </a:solidFill>
               <a:ln w="9525">
                 <a:solidFill>
@@ -6073,7 +8683,7 @@
           </c:marker>
           <c:cat>
             <c:strRef>
-              <c:f>'[Guided - Road Accident Data (Data Tutorial).xlsx]Monthly Trend'!$G$4:$G$15</c:f>
+              <c:f>'KPI &amp; Analysis'!$L$63:$L$75</c:f>
               <c:strCache>
                 <c:ptCount val="12"/>
                 <c:pt idx="0">
@@ -6117,45 +8727,45 @@
           </c:cat>
           <c:val>
             <c:numRef>
-              <c:f>'[Guided - Road Accident Data (Data Tutorial).xlsx]Monthly Trend'!$H$4:$H$15</c:f>
+              <c:f>'KPI &amp; Analysis'!$M$63:$M$75</c:f>
               <c:numCache>
                 <c:formatCode>General</c:formatCode>
                 <c:ptCount val="12"/>
                 <c:pt idx="0">
-                  <c:v>18173</c:v>
+                  <c:v>82131</c:v>
                 </c:pt>
                 <c:pt idx="1">
-                  <c:v>14648</c:v>
+                  <c:v>51679</c:v>
                 </c:pt>
                 <c:pt idx="2">
-                  <c:v>17815</c:v>
+                  <c:v>51243</c:v>
                 </c:pt>
                 <c:pt idx="3">
-                  <c:v>17335</c:v>
+                  <c:v>73877</c:v>
                 </c:pt>
                 <c:pt idx="4">
-                  <c:v>18852</c:v>
+                  <c:v>47421</c:v>
                 </c:pt>
                 <c:pt idx="5">
-                  <c:v>18728</c:v>
+                  <c:v>64872</c:v>
                 </c:pt>
                 <c:pt idx="6">
-                  <c:v>19682</c:v>
+                  <c:v>79677</c:v>
                 </c:pt>
                 <c:pt idx="7">
-                  <c:v>18797</c:v>
+                  <c:v>60169</c:v>
                 </c:pt>
                 <c:pt idx="8">
-                  <c:v>18456</c:v>
+                  <c:v>47293</c:v>
                 </c:pt>
                 <c:pt idx="9">
-                  <c:v>20109</c:v>
+                  <c:v>59593</c:v>
                 </c:pt>
                 <c:pt idx="10">
-                  <c:v>20975</c:v>
+                  <c:v>58748</c:v>
                 </c:pt>
                 <c:pt idx="11">
-                  <c:v>18576</c:v>
+                  <c:v>97473</c:v>
                 </c:pt>
               </c:numCache>
             </c:numRef>
@@ -6163,7 +8773,7 @@
           <c:smooth val="0"/>
           <c:extLst>
             <c:ext xmlns:c16="http://schemas.microsoft.com/office/drawing/2014/chart" uri="{C3380CC4-5D6E-409C-BE32-E72D297353CC}">
-              <c16:uniqueId val="{00000000-48CD-4356-ADE8-ABDAB166492E}"/>
+              <c16:uniqueId val="{00000000-D6A5-4BE6-9A3A-4588226C877C}"/>
             </c:ext>
           </c:extLst>
         </c:ser>
@@ -6172,11 +8782,11 @@
           <c:order val="1"/>
           <c:tx>
             <c:strRef>
-              <c:f>'[Guided - Road Accident Data (Data Tutorial).xlsx]Monthly Trend'!$I$3</c:f>
+              <c:f>'KPI &amp; Analysis'!$N$62</c:f>
               <c:strCache>
                 <c:ptCount val="1"/>
                 <c:pt idx="0">
-                  <c:v>2022 Casualties</c:v>
+                  <c:v>Net Profit </c:v>
                 </c:pt>
               </c:strCache>
             </c:strRef>
@@ -6184,7 +8794,7 @@
           <c:spPr>
             <a:ln w="28575" cap="rnd">
               <a:solidFill>
-                <a:srgbClr val="66CCFF"/>
+                <a:schemeClr val="accent2"/>
               </a:solidFill>
               <a:round/>
             </a:ln>
@@ -6192,12 +8802,10 @@
           </c:spPr>
           <c:marker>
             <c:symbol val="circle"/>
-            <c:size val="7"/>
+            <c:size val="5"/>
             <c:spPr>
               <a:solidFill>
-                <a:schemeClr val="bg1">
-                  <a:lumMod val="75000"/>
-                </a:schemeClr>
+                <a:schemeClr val="accent2"/>
               </a:solidFill>
               <a:ln w="9525">
                 <a:solidFill>
@@ -6209,7 +8817,7 @@
           </c:marker>
           <c:cat>
             <c:strRef>
-              <c:f>'[Guided - Road Accident Data (Data Tutorial).xlsx]Monthly Trend'!$G$4:$G$15</c:f>
+              <c:f>'KPI &amp; Analysis'!$L$63:$L$75</c:f>
               <c:strCache>
                 <c:ptCount val="12"/>
                 <c:pt idx="0">
@@ -6253,45 +8861,45 @@
           </c:cat>
           <c:val>
             <c:numRef>
-              <c:f>'[Guided - Road Accident Data (Data Tutorial).xlsx]Monthly Trend'!$I$4:$I$15</c:f>
+              <c:f>'KPI &amp; Analysis'!$N$63:$N$75</c:f>
               <c:numCache>
                 <c:formatCode>General</c:formatCode>
                 <c:ptCount val="12"/>
                 <c:pt idx="0">
-                  <c:v>13163</c:v>
+                  <c:v>30289</c:v>
                 </c:pt>
                 <c:pt idx="1">
-                  <c:v>14804</c:v>
+                  <c:v>16423</c:v>
                 </c:pt>
                 <c:pt idx="2">
-                  <c:v>16575</c:v>
+                  <c:v>16591</c:v>
                 </c:pt>
                 <c:pt idx="3">
-                  <c:v>15767</c:v>
+                  <c:v>22656</c:v>
                 </c:pt>
                 <c:pt idx="4">
-                  <c:v>16775</c:v>
+                  <c:v>16193</c:v>
                 </c:pt>
                 <c:pt idx="5">
-                  <c:v>17230</c:v>
+                  <c:v>26811</c:v>
                 </c:pt>
                 <c:pt idx="6">
-                  <c:v>17201</c:v>
+                  <c:v>27318</c:v>
                 </c:pt>
                 <c:pt idx="7">
-                  <c:v>16796</c:v>
+                  <c:v>19954</c:v>
                 </c:pt>
                 <c:pt idx="8">
-                  <c:v>17500</c:v>
+                  <c:v>18154</c:v>
                 </c:pt>
                 <c:pt idx="9">
-                  <c:v>18287</c:v>
+                  <c:v>19900</c:v>
                 </c:pt>
                 <c:pt idx="10">
-                  <c:v>18439</c:v>
+                  <c:v>22677</c:v>
                 </c:pt>
                 <c:pt idx="11">
-                  <c:v>13200</c:v>
+                  <c:v>34255</c:v>
                 </c:pt>
               </c:numCache>
             </c:numRef>
@@ -6299,7 +8907,141 @@
           <c:smooth val="0"/>
           <c:extLst>
             <c:ext xmlns:c16="http://schemas.microsoft.com/office/drawing/2014/chart" uri="{C3380CC4-5D6E-409C-BE32-E72D297353CC}">
-              <c16:uniqueId val="{00000001-48CD-4356-ADE8-ABDAB166492E}"/>
+              <c16:uniqueId val="{00000001-D6A5-4BE6-9A3A-4588226C877C}"/>
+            </c:ext>
+          </c:extLst>
+        </c:ser>
+        <c:ser>
+          <c:idx val="2"/>
+          <c:order val="2"/>
+          <c:tx>
+            <c:strRef>
+              <c:f>'KPI &amp; Analysis'!$O$62</c:f>
+              <c:strCache>
+                <c:ptCount val="1"/>
+                <c:pt idx="0">
+                  <c:v>Total Cost </c:v>
+                </c:pt>
+              </c:strCache>
+            </c:strRef>
+          </c:tx>
+          <c:spPr>
+            <a:ln w="28575" cap="rnd">
+              <a:solidFill>
+                <a:schemeClr val="accent3"/>
+              </a:solidFill>
+              <a:round/>
+            </a:ln>
+            <a:effectLst/>
+          </c:spPr>
+          <c:marker>
+            <c:symbol val="circle"/>
+            <c:size val="5"/>
+            <c:spPr>
+              <a:solidFill>
+                <a:schemeClr val="accent3"/>
+              </a:solidFill>
+              <a:ln w="9525">
+                <a:solidFill>
+                  <a:schemeClr val="accent3"/>
+                </a:solidFill>
+              </a:ln>
+              <a:effectLst/>
+            </c:spPr>
+          </c:marker>
+          <c:cat>
+            <c:strRef>
+              <c:f>'KPI &amp; Analysis'!$L$63:$L$75</c:f>
+              <c:strCache>
+                <c:ptCount val="12"/>
+                <c:pt idx="0">
+                  <c:v>Jan</c:v>
+                </c:pt>
+                <c:pt idx="1">
+                  <c:v>Feb</c:v>
+                </c:pt>
+                <c:pt idx="2">
+                  <c:v>Mar</c:v>
+                </c:pt>
+                <c:pt idx="3">
+                  <c:v>Apr</c:v>
+                </c:pt>
+                <c:pt idx="4">
+                  <c:v>May</c:v>
+                </c:pt>
+                <c:pt idx="5">
+                  <c:v>Jun</c:v>
+                </c:pt>
+                <c:pt idx="6">
+                  <c:v>Jul</c:v>
+                </c:pt>
+                <c:pt idx="7">
+                  <c:v>Aug</c:v>
+                </c:pt>
+                <c:pt idx="8">
+                  <c:v>Sep</c:v>
+                </c:pt>
+                <c:pt idx="9">
+                  <c:v>Oct</c:v>
+                </c:pt>
+                <c:pt idx="10">
+                  <c:v>Nov</c:v>
+                </c:pt>
+                <c:pt idx="11">
+                  <c:v>Dec</c:v>
+                </c:pt>
+              </c:strCache>
+            </c:strRef>
+          </c:cat>
+          <c:val>
+            <c:numRef>
+              <c:f>'KPI &amp; Analysis'!$O$63:$O$75</c:f>
+              <c:numCache>
+                <c:formatCode>General</c:formatCode>
+                <c:ptCount val="12"/>
+                <c:pt idx="0">
+                  <c:v>51842</c:v>
+                </c:pt>
+                <c:pt idx="1">
+                  <c:v>35256</c:v>
+                </c:pt>
+                <c:pt idx="2">
+                  <c:v>34652</c:v>
+                </c:pt>
+                <c:pt idx="3">
+                  <c:v>51221</c:v>
+                </c:pt>
+                <c:pt idx="4">
+                  <c:v>31228</c:v>
+                </c:pt>
+                <c:pt idx="5">
+                  <c:v>38061</c:v>
+                </c:pt>
+                <c:pt idx="6">
+                  <c:v>52359</c:v>
+                </c:pt>
+                <c:pt idx="7">
+                  <c:v>40215</c:v>
+                </c:pt>
+                <c:pt idx="8">
+                  <c:v>29139</c:v>
+                </c:pt>
+                <c:pt idx="9">
+                  <c:v>39693</c:v>
+                </c:pt>
+                <c:pt idx="10">
+                  <c:v>36071</c:v>
+                </c:pt>
+                <c:pt idx="11">
+                  <c:v>63218</c:v>
+                </c:pt>
+              </c:numCache>
+            </c:numRef>
+          </c:val>
+          <c:smooth val="0"/>
+          <c:extLst>
+            <c:ext xmlns:c16="http://schemas.microsoft.com/office/drawing/2014/chart" uri="{C3380CC4-5D6E-409C-BE32-E72D297353CC}">
+              <c16:uniqueId val="{00000002-D6A5-4BE6-9A3A-4588226C877C}"/>
             </c:ext>
           </c:extLst>
         </c:ser>
@@ -6313,11 +9055,11 @@
         </c:dLbls>
         <c:marker val="1"/>
         <c:smooth val="0"/>
-        <c:axId val="376414432"/>
-        <c:axId val="376413648"/>
+        <c:axId val="1448406671"/>
+        <c:axId val="1448407167"/>
       </c:lineChart>
       <c:catAx>
-        <c:axId val="376414432"/>
+        <c:axId val="1448406671"/>
         <c:scaling>
           <c:orientation val="minMax"/>
         </c:scaling>
@@ -6345,7 +9087,7 @@
           <a:lstStyle/>
           <a:p>
             <a:pPr>
-              <a:defRPr sz="900" b="0" i="0" u="none" strike="noStrike" kern="1200" baseline="0">
+              <a:defRPr sz="900" b="1" i="0" u="none" strike="noStrike" kern="1200" baseline="0">
                 <a:solidFill>
                   <a:schemeClr val="tx1">
                     <a:lumMod val="65000"/>
@@ -6360,7 +9102,7 @@
             <a:endParaRPr lang="en-US"/>
           </a:p>
         </c:txPr>
-        <c:crossAx val="376413648"/>
+        <c:crossAx val="1448407167"/>
         <c:crosses val="autoZero"/>
         <c:auto val="1"/>
         <c:lblAlgn val="ctr"/>
@@ -6368,7 +9110,7 @@
         <c:noMultiLvlLbl val="0"/>
       </c:catAx>
       <c:valAx>
-        <c:axId val="376413648"/>
+        <c:axId val="1448407167"/>
         <c:scaling>
           <c:orientation val="minMax"/>
         </c:scaling>
@@ -6376,7 +9118,7 @@
         <c:axPos val="l"/>
         <c:majorGridlines>
           <c:spPr>
-            <a:ln w="19050" cap="flat" cmpd="sng" algn="ctr">
+            <a:ln w="9525" cap="flat" cmpd="sng" algn="ctr">
               <a:solidFill>
                 <a:schemeClr val="tx1">
                   <a:lumMod val="15000"/>
@@ -6404,7 +9146,7 @@
           <a:lstStyle/>
           <a:p>
             <a:pPr>
-              <a:defRPr sz="900" b="0" i="0" u="none" strike="noStrike" kern="1200" baseline="0">
+              <a:defRPr sz="900" b="1" i="0" u="none" strike="noStrike" kern="1200" baseline="0">
                 <a:solidFill>
                   <a:schemeClr val="tx1">
                     <a:lumMod val="65000"/>
@@ -6419,7 +9161,7 @@
             <a:endParaRPr lang="en-US"/>
           </a:p>
         </c:txPr>
-        <c:crossAx val="376414432"/>
+        <c:crossAx val="1448406671"/>
         <c:crosses val="autoZero"/>
         <c:crossBetween val="between"/>
       </c:valAx>
@@ -6432,7 +9174,17 @@
       </c:spPr>
     </c:plotArea>
     <c:legend>
-      <c:legendPos val="t"/>
+      <c:legendPos val="r"/>
+      <c:layout>
+        <c:manualLayout>
+          <c:xMode val="edge"/>
+          <c:yMode val="edge"/>
+          <c:x val="0.77694027985430214"/>
+          <c:y val="0.21028944298629343"/>
+          <c:w val="0.20630829610977858"/>
+          <c:h val="0.59793926800816555"/>
+        </c:manualLayout>
+      </c:layout>
       <c:overlay val="0"/>
       <c:spPr>
         <a:noFill/>
@@ -6446,7 +9198,7 @@
         <a:lstStyle/>
         <a:p>
           <a:pPr>
-            <a:defRPr sz="900" b="0" i="0" u="none" strike="noStrike" kern="1200" baseline="0">
+            <a:defRPr sz="900" b="1" i="0" u="none" strike="noStrike" kern="1200" baseline="0">
               <a:solidFill>
                 <a:schemeClr val="tx1">
                   <a:lumMod val="65000"/>
@@ -6464,12 +9216,26 @@
     </c:legend>
     <c:plotVisOnly val="1"/>
     <c:dispBlanksAs val="gap"/>
+    <c:extLst>
+      <c:ext xmlns:c16r3="http://schemas.microsoft.com/office/drawing/2017/03/chart" uri="{56B9EC1D-385E-4148-901F-78D8002777C0}">
+        <c16r3:dataDisplayOptions16>
+          <c16r3:dispNaAsBlank val="1"/>
+        </c16r3:dataDisplayOptions16>
+      </c:ext>
+    </c:extLst>
     <c:showDLblsOverMax val="0"/>
   </c:chart>
   <c:spPr>
-    <a:noFill/>
+    <a:solidFill>
+      <a:schemeClr val="bg1"/>
+    </a:solidFill>
     <a:ln w="9525" cap="flat" cmpd="sng" algn="ctr">
-      <a:noFill/>
+      <a:solidFill>
+        <a:schemeClr val="tx1">
+          <a:lumMod val="15000"/>
+          <a:lumOff val="85000"/>
+        </a:schemeClr>
+      </a:solidFill>
       <a:round/>
     </a:ln>
     <a:effectLst/>
@@ -6487,10 +9253,23 @@
   <c:externalData r:id="rId3">
     <c:autoUpdate val="0"/>
   </c:externalData>
+  <c:extLst>
+    <c:ext xmlns:c14="http://schemas.microsoft.com/office/drawing/2007/8/2/chart" uri="{781A3756-C4B2-4CAC-9D66-4F8BD8637D16}">
+      <c14:pivotOptions>
+        <c14:dropZoneSeries val="1"/>
+        <c14:dropZonesVisible val="1"/>
+      </c14:pivotOptions>
+    </c:ext>
+    <c:ext xmlns:c16="http://schemas.microsoft.com/office/drawing/2014/chart" uri="{E28EC0CA-F0BB-4C9C-879D-F8772B89E7AC}">
+      <c16:pivotOptions16>
+        <c16:showExpandCollapseFieldButtons val="1"/>
+      </c16:pivotOptions16>
+    </c:ext>
+  </c:extLst>
 </c:chartSpace>
 </file>
 
-<file path=word/charts/chart2.xml><?xml version="1.0" encoding="utf-8"?>
+<file path=word/charts/chart4.xml><?xml version="1.0" encoding="utf-8"?>
 <c:chartSpace xmlns:c="http://schemas.openxmlformats.org/drawingml/2006/chart" xmlns:a="http://schemas.openxmlformats.org/drawingml/2006/main" xmlns:r="http://schemas.openxmlformats.org/officeDocument/2006/relationships" xmlns:c16r2="http://schemas.microsoft.com/office/drawing/2015/06/chart">
   <c:date1904 val="0"/>
   <c:lang val="en-US"/>
@@ -6504,11 +9283,71 @@
     </mc:Fallback>
   </mc:AlternateContent>
   <c:pivotSource>
-    <c:name>[Guided - Road Accident Data (Data Tutorial).xlsx]Doughnut Chart!PivotTable2</c:name>
+    <c:name>[Guided - product_sales_analytics_data(Data Professionals).xlsm]KPI &amp; Analysis!Revenue By Day</c:name>
     <c:fmtId val="-1"/>
   </c:pivotSource>
   <c:chart>
-    <c:autoTitleDeleted val="1"/>
+    <c:title>
+      <c:tx>
+        <c:rich>
+          <a:bodyPr rot="0" spcFirstLastPara="1" vertOverflow="ellipsis" vert="horz" wrap="square" anchor="ctr" anchorCtr="1"/>
+          <a:lstStyle/>
+          <a:p>
+            <a:pPr>
+              <a:defRPr sz="1200" b="0" i="0" u="none" strike="noStrike" kern="1200" spc="0" baseline="0">
+                <a:solidFill>
+                  <a:schemeClr val="tx1">
+                    <a:lumMod val="65000"/>
+                    <a:lumOff val="35000"/>
+                  </a:schemeClr>
+                </a:solidFill>
+                <a:latin typeface="+mn-lt"/>
+                <a:ea typeface="+mn-ea"/>
+                <a:cs typeface="+mn-cs"/>
+              </a:defRPr>
+            </a:pPr>
+            <a:r>
+              <a:rPr lang="en-US" sz="1200" b="1"/>
+              <a:t>Sales</a:t>
+            </a:r>
+            <a:r>
+              <a:rPr lang="en-US" sz="1200" b="1" baseline="0"/>
+              <a:t> Revenue By Day</a:t>
+            </a:r>
+            <a:endParaRPr lang="en-US" sz="1200" b="1"/>
+          </a:p>
+        </c:rich>
+      </c:tx>
+      <c:overlay val="0"/>
+      <c:spPr>
+        <a:noFill/>
+        <a:ln>
+          <a:noFill/>
+        </a:ln>
+        <a:effectLst/>
+      </c:spPr>
+      <c:txPr>
+        <a:bodyPr rot="0" spcFirstLastPara="1" vertOverflow="ellipsis" vert="horz" wrap="square" anchor="ctr" anchorCtr="1"/>
+        <a:lstStyle/>
+        <a:p>
+          <a:pPr>
+            <a:defRPr sz="1200" b="0" i="0" u="none" strike="noStrike" kern="1200" spc="0" baseline="0">
+              <a:solidFill>
+                <a:schemeClr val="tx1">
+                  <a:lumMod val="65000"/>
+                  <a:lumOff val="35000"/>
+                </a:schemeClr>
+              </a:solidFill>
+              <a:latin typeface="+mn-lt"/>
+              <a:ea typeface="+mn-ea"/>
+              <a:cs typeface="+mn-cs"/>
+            </a:defRPr>
+          </a:pPr>
+          <a:endParaRPr lang="en-US"/>
+        </a:p>
+      </c:txPr>
+    </c:title>
+    <c:autoTitleDeleted val="0"/>
     <c:pivotFmts>
       <c:pivotFmt>
         <c:idx val="0"/>
@@ -6516,10 +9355,8 @@
           <a:solidFill>
             <a:schemeClr val="accent1"/>
           </a:solidFill>
-          <a:ln w="19050">
-            <a:solidFill>
-              <a:schemeClr val="lt1"/>
-            </a:solidFill>
+          <a:ln>
+            <a:noFill/>
           </a:ln>
           <a:effectLst/>
         </c:spPr>
@@ -6528,8 +9365,38 @@
         </c:marker>
         <c:dLbl>
           <c:idx val="0"/>
+          <c:spPr>
+            <a:noFill/>
+            <a:ln>
+              <a:noFill/>
+            </a:ln>
+            <a:effectLst/>
+          </c:spPr>
+          <c:txPr>
+            <a:bodyPr rot="0" spcFirstLastPara="1" vertOverflow="ellipsis" vert="horz" wrap="square" lIns="38100" tIns="19050" rIns="38100" bIns="19050" anchor="ctr" anchorCtr="1">
+              <a:spAutoFit/>
+            </a:bodyPr>
+            <a:lstStyle/>
+            <a:p>
+              <a:pPr>
+                <a:defRPr sz="900" b="1" i="0" u="none" strike="noStrike" kern="1200" baseline="0">
+                  <a:solidFill>
+                    <a:schemeClr val="tx1">
+                      <a:lumMod val="75000"/>
+                      <a:lumOff val="25000"/>
+                    </a:schemeClr>
+                  </a:solidFill>
+                  <a:latin typeface="+mn-lt"/>
+                  <a:ea typeface="+mn-ea"/>
+                  <a:cs typeface="+mn-cs"/>
+                </a:defRPr>
+              </a:pPr>
+              <a:endParaRPr lang="en-US"/>
+            </a:p>
+          </c:txPr>
+          <c:dLblPos val="outEnd"/>
           <c:showLegendKey val="0"/>
-          <c:showVal val="0"/>
+          <c:showVal val="1"/>
           <c:showCatName val="0"/>
           <c:showSerName val="0"/>
           <c:showPercent val="0"/>
@@ -6545,38 +9412,8 @@
           <a:solidFill>
             <a:schemeClr val="accent1"/>
           </a:solidFill>
-          <a:ln w="19050">
-            <a:solidFill>
-              <a:schemeClr val="lt1"/>
-            </a:solidFill>
-          </a:ln>
-          <a:effectLst/>
-        </c:spPr>
-      </c:pivotFmt>
-      <c:pivotFmt>
-        <c:idx val="2"/>
-        <c:spPr>
-          <a:solidFill>
-            <a:schemeClr val="accent1"/>
-          </a:solidFill>
-          <a:ln w="19050">
-            <a:solidFill>
-              <a:schemeClr val="lt1"/>
-            </a:solidFill>
-          </a:ln>
-          <a:effectLst/>
-        </c:spPr>
-      </c:pivotFmt>
-      <c:pivotFmt>
-        <c:idx val="3"/>
-        <c:spPr>
-          <a:solidFill>
-            <a:schemeClr val="accent1"/>
-          </a:solidFill>
-          <a:ln w="19050">
-            <a:solidFill>
-              <a:schemeClr val="lt1"/>
-            </a:solidFill>
+          <a:ln>
+            <a:noFill/>
           </a:ln>
           <a:effectLst/>
         </c:spPr>
@@ -6585,8 +9422,152 @@
         </c:marker>
         <c:dLbl>
           <c:idx val="0"/>
+          <c:spPr>
+            <a:noFill/>
+            <a:ln>
+              <a:noFill/>
+            </a:ln>
+            <a:effectLst/>
+          </c:spPr>
+          <c:txPr>
+            <a:bodyPr rot="0" spcFirstLastPara="1" vertOverflow="ellipsis" vert="horz" wrap="square" lIns="38100" tIns="19050" rIns="38100" bIns="19050" anchor="ctr" anchorCtr="1">
+              <a:spAutoFit/>
+            </a:bodyPr>
+            <a:lstStyle/>
+            <a:p>
+              <a:pPr>
+                <a:defRPr sz="900" b="1" i="0" u="none" strike="noStrike" kern="1200" baseline="0">
+                  <a:solidFill>
+                    <a:schemeClr val="tx1">
+                      <a:lumMod val="75000"/>
+                      <a:lumOff val="25000"/>
+                    </a:schemeClr>
+                  </a:solidFill>
+                  <a:latin typeface="+mn-lt"/>
+                  <a:ea typeface="+mn-ea"/>
+                  <a:cs typeface="+mn-cs"/>
+                </a:defRPr>
+              </a:pPr>
+              <a:endParaRPr lang="en-US"/>
+            </a:p>
+          </c:txPr>
+          <c:dLblPos val="outEnd"/>
           <c:showLegendKey val="0"/>
-          <c:showVal val="0"/>
+          <c:showVal val="1"/>
+          <c:showCatName val="0"/>
+          <c:showSerName val="0"/>
+          <c:showPercent val="0"/>
+          <c:showBubbleSize val="0"/>
+          <c:extLst>
+            <c:ext xmlns:c15="http://schemas.microsoft.com/office/drawing/2012/chart" uri="{CE6537A1-D6FC-4f65-9D91-7224C49458BB}"/>
+          </c:extLst>
+        </c:dLbl>
+      </c:pivotFmt>
+      <c:pivotFmt>
+        <c:idx val="2"/>
+        <c:spPr>
+          <a:solidFill>
+            <a:schemeClr val="accent1"/>
+          </a:solidFill>
+          <a:ln>
+            <a:noFill/>
+          </a:ln>
+          <a:effectLst/>
+        </c:spPr>
+        <c:marker>
+          <c:symbol val="none"/>
+        </c:marker>
+        <c:dLbl>
+          <c:idx val="0"/>
+          <c:spPr>
+            <a:noFill/>
+            <a:ln>
+              <a:noFill/>
+            </a:ln>
+            <a:effectLst/>
+          </c:spPr>
+          <c:txPr>
+            <a:bodyPr rot="0" spcFirstLastPara="1" vertOverflow="ellipsis" vert="horz" wrap="square" lIns="38100" tIns="19050" rIns="38100" bIns="19050" anchor="ctr" anchorCtr="1">
+              <a:spAutoFit/>
+            </a:bodyPr>
+            <a:lstStyle/>
+            <a:p>
+              <a:pPr>
+                <a:defRPr sz="900" b="1" i="0" u="none" strike="noStrike" kern="1200" baseline="0">
+                  <a:solidFill>
+                    <a:schemeClr val="tx1">
+                      <a:lumMod val="75000"/>
+                      <a:lumOff val="25000"/>
+                    </a:schemeClr>
+                  </a:solidFill>
+                  <a:latin typeface="+mn-lt"/>
+                  <a:ea typeface="+mn-ea"/>
+                  <a:cs typeface="+mn-cs"/>
+                </a:defRPr>
+              </a:pPr>
+              <a:endParaRPr lang="en-US"/>
+            </a:p>
+          </c:txPr>
+          <c:dLblPos val="outEnd"/>
+          <c:showLegendKey val="0"/>
+          <c:showVal val="1"/>
+          <c:showCatName val="0"/>
+          <c:showSerName val="0"/>
+          <c:showPercent val="0"/>
+          <c:showBubbleSize val="0"/>
+          <c:extLst>
+            <c:ext xmlns:c15="http://schemas.microsoft.com/office/drawing/2012/chart" uri="{CE6537A1-D6FC-4f65-9D91-7224C49458BB}"/>
+          </c:extLst>
+        </c:dLbl>
+      </c:pivotFmt>
+      <c:pivotFmt>
+        <c:idx val="3"/>
+        <c:spPr>
+          <a:solidFill>
+            <a:schemeClr val="accent1"/>
+          </a:solidFill>
+          <a:ln>
+            <a:noFill/>
+          </a:ln>
+          <a:effectLst/>
+        </c:spPr>
+        <c:marker>
+          <c:symbol val="none"/>
+        </c:marker>
+        <c:dLbl>
+          <c:idx val="0"/>
+          <c:spPr>
+            <a:noFill/>
+            <a:ln>
+              <a:noFill/>
+            </a:ln>
+            <a:effectLst/>
+          </c:spPr>
+          <c:txPr>
+            <a:bodyPr rot="0" spcFirstLastPara="1" vertOverflow="ellipsis" vert="horz" wrap="square" lIns="38100" tIns="19050" rIns="38100" bIns="19050" anchor="ctr" anchorCtr="1">
+              <a:spAutoFit/>
+            </a:bodyPr>
+            <a:lstStyle/>
+            <a:p>
+              <a:pPr>
+                <a:defRPr sz="900" b="1" i="0" u="none" strike="noStrike" kern="1200" baseline="0">
+                  <a:solidFill>
+                    <a:schemeClr val="tx1">
+                      <a:lumMod val="75000"/>
+                      <a:lumOff val="25000"/>
+                    </a:schemeClr>
+                  </a:solidFill>
+                  <a:latin typeface="+mn-lt"/>
+                  <a:ea typeface="+mn-ea"/>
+                  <a:cs typeface="+mn-cs"/>
+                </a:defRPr>
+              </a:pPr>
+              <a:endParaRPr lang="en-US"/>
+            </a:p>
+          </c:txPr>
+          <c:dLblPos val="outEnd"/>
+          <c:showLegendKey val="0"/>
+          <c:showVal val="1"/>
           <c:showCatName val="0"/>
           <c:showSerName val="0"/>
           <c:showPercent val="0"/>
@@ -6602,38 +9583,8 @@
           <a:solidFill>
             <a:schemeClr val="accent1"/>
           </a:solidFill>
-          <a:ln w="19050">
-            <a:solidFill>
-              <a:schemeClr val="lt1"/>
-            </a:solidFill>
-          </a:ln>
-          <a:effectLst/>
-        </c:spPr>
-      </c:pivotFmt>
-      <c:pivotFmt>
-        <c:idx val="5"/>
-        <c:spPr>
-          <a:solidFill>
-            <a:schemeClr val="accent1"/>
-          </a:solidFill>
-          <a:ln w="19050">
-            <a:solidFill>
-              <a:schemeClr val="lt1"/>
-            </a:solidFill>
-          </a:ln>
-          <a:effectLst/>
-        </c:spPr>
-      </c:pivotFmt>
-      <c:pivotFmt>
-        <c:idx val="6"/>
-        <c:spPr>
-          <a:solidFill>
-            <a:schemeClr val="accent1"/>
-          </a:solidFill>
-          <a:ln w="19050">
-            <a:solidFill>
-              <a:schemeClr val="lt1"/>
-            </a:solidFill>
+          <a:ln>
+            <a:noFill/>
           </a:ln>
           <a:effectLst/>
         </c:spPr>
@@ -6642,8 +9593,38 @@
         </c:marker>
         <c:dLbl>
           <c:idx val="0"/>
+          <c:spPr>
+            <a:noFill/>
+            <a:ln>
+              <a:noFill/>
+            </a:ln>
+            <a:effectLst/>
+          </c:spPr>
+          <c:txPr>
+            <a:bodyPr rot="0" spcFirstLastPara="1" vertOverflow="ellipsis" vert="horz" wrap="square" lIns="38100" tIns="19050" rIns="38100" bIns="19050" anchor="ctr" anchorCtr="1">
+              <a:spAutoFit/>
+            </a:bodyPr>
+            <a:lstStyle/>
+            <a:p>
+              <a:pPr>
+                <a:defRPr sz="900" b="1" i="0" u="none" strike="noStrike" kern="1200" baseline="0">
+                  <a:solidFill>
+                    <a:schemeClr val="tx1">
+                      <a:lumMod val="75000"/>
+                      <a:lumOff val="25000"/>
+                    </a:schemeClr>
+                  </a:solidFill>
+                  <a:latin typeface="+mn-lt"/>
+                  <a:ea typeface="+mn-ea"/>
+                  <a:cs typeface="+mn-cs"/>
+                </a:defRPr>
+              </a:pPr>
+              <a:endParaRPr lang="en-US"/>
+            </a:p>
+          </c:txPr>
+          <c:dLblPos val="outEnd"/>
           <c:showLegendKey val="0"/>
-          <c:showVal val="0"/>
+          <c:showVal val="1"/>
           <c:showCatName val="0"/>
           <c:showSerName val="0"/>
           <c:showPercent val="0"/>
@@ -6653,45 +9634,19 @@
           </c:extLst>
         </c:dLbl>
       </c:pivotFmt>
-      <c:pivotFmt>
-        <c:idx val="7"/>
-        <c:spPr>
-          <a:solidFill>
-            <a:schemeClr val="accent1"/>
-          </a:solidFill>
-          <a:ln w="19050">
-            <a:solidFill>
-              <a:schemeClr val="lt1"/>
-            </a:solidFill>
-          </a:ln>
-          <a:effectLst/>
-        </c:spPr>
-      </c:pivotFmt>
-      <c:pivotFmt>
-        <c:idx val="8"/>
-        <c:spPr>
-          <a:solidFill>
-            <a:schemeClr val="accent1"/>
-          </a:solidFill>
-          <a:ln w="19050">
-            <a:solidFill>
-              <a:schemeClr val="lt1"/>
-            </a:solidFill>
-          </a:ln>
-          <a:effectLst/>
-        </c:spPr>
-      </c:pivotFmt>
     </c:pivotFmts>
     <c:plotArea>
       <c:layout/>
-      <c:doughnutChart>
-        <c:varyColors val="1"/>
+      <c:barChart>
+        <c:barDir val="col"/>
+        <c:grouping val="clustered"/>
+        <c:varyColors val="0"/>
         <c:ser>
           <c:idx val="0"/>
           <c:order val="0"/>
           <c:tx>
             <c:strRef>
-              <c:f>'Doughnut Chart'!$E$1</c:f>
+              <c:f>'KPI &amp; Analysis'!$E$62</c:f>
               <c:strCache>
                 <c:ptCount val="1"/>
                 <c:pt idx="0">
@@ -6700,93 +9655,219 @@
               </c:strCache>
             </c:strRef>
           </c:tx>
-          <c:dPt>
-            <c:idx val="0"/>
-            <c:bubble3D val="0"/>
+          <c:spPr>
+            <a:solidFill>
+              <a:schemeClr val="accent1"/>
+            </a:solidFill>
+            <a:ln>
+              <a:noFill/>
+            </a:ln>
+            <a:effectLst/>
+          </c:spPr>
+          <c:invertIfNegative val="0"/>
+          <c:dLbls>
             <c:spPr>
-              <a:solidFill>
-                <a:schemeClr val="accent1"/>
-              </a:solidFill>
-              <a:ln w="19050">
-                <a:solidFill>
-                  <a:schemeClr val="lt1"/>
-                </a:solidFill>
+              <a:noFill/>
+              <a:ln>
+                <a:noFill/>
               </a:ln>
               <a:effectLst/>
             </c:spPr>
+            <c:txPr>
+              <a:bodyPr rot="0" spcFirstLastPara="1" vertOverflow="ellipsis" vert="horz" wrap="square" lIns="38100" tIns="19050" rIns="38100" bIns="19050" anchor="ctr" anchorCtr="1">
+                <a:spAutoFit/>
+              </a:bodyPr>
+              <a:lstStyle/>
+              <a:p>
+                <a:pPr>
+                  <a:defRPr sz="900" b="1" i="0" u="none" strike="noStrike" kern="1200" baseline="0">
+                    <a:solidFill>
+                      <a:schemeClr val="tx1">
+                        <a:lumMod val="75000"/>
+                        <a:lumOff val="25000"/>
+                      </a:schemeClr>
+                    </a:solidFill>
+                    <a:latin typeface="+mn-lt"/>
+                    <a:ea typeface="+mn-ea"/>
+                    <a:cs typeface="+mn-cs"/>
+                  </a:defRPr>
+                </a:pPr>
+                <a:endParaRPr lang="en-US"/>
+              </a:p>
+            </c:txPr>
+            <c:dLblPos val="outEnd"/>
+            <c:showLegendKey val="0"/>
+            <c:showVal val="1"/>
+            <c:showCatName val="0"/>
+            <c:showSerName val="0"/>
+            <c:showPercent val="0"/>
+            <c:showBubbleSize val="0"/>
+            <c:showLeaderLines val="0"/>
             <c:extLst>
-              <c:ext xmlns:c16="http://schemas.microsoft.com/office/drawing/2014/chart" uri="{C3380CC4-5D6E-409C-BE32-E72D297353CC}">
-                <c16:uniqueId val="{00000001-5406-4B84-AFBA-DF819872FD30}"/>
+              <c:ext xmlns:c15="http://schemas.microsoft.com/office/drawing/2012/chart" uri="{CE6537A1-D6FC-4f65-9D91-7224C49458BB}">
+                <c15:showLeaderLines val="1"/>
+                <c15:leaderLines>
+                  <c:spPr>
+                    <a:ln w="9525" cap="flat" cmpd="sng" algn="ctr">
+                      <a:solidFill>
+                        <a:schemeClr val="tx1">
+                          <a:lumMod val="35000"/>
+                          <a:lumOff val="65000"/>
+                        </a:schemeClr>
+                      </a:solidFill>
+                      <a:round/>
+                    </a:ln>
+                    <a:effectLst/>
+                  </c:spPr>
+                </c15:leaderLines>
               </c:ext>
             </c:extLst>
-          </c:dPt>
-          <c:dPt>
-            <c:idx val="1"/>
-            <c:bubble3D val="0"/>
-            <c:spPr>
-              <a:solidFill>
-                <a:schemeClr val="accent2"/>
-              </a:solidFill>
-              <a:ln w="19050">
-                <a:solidFill>
-                  <a:schemeClr val="lt1"/>
-                </a:solidFill>
-              </a:ln>
-              <a:effectLst/>
-            </c:spPr>
-            <c:extLst>
-              <c:ext xmlns:c16="http://schemas.microsoft.com/office/drawing/2014/chart" uri="{C3380CC4-5D6E-409C-BE32-E72D297353CC}">
-                <c16:uniqueId val="{00000003-5406-4B84-AFBA-DF819872FD30}"/>
-              </c:ext>
-            </c:extLst>
-          </c:dPt>
+          </c:dLbls>
           <c:cat>
             <c:strRef>
-              <c:f>'Doughnut Chart'!$D$2:$D$4</c:f>
+              <c:f>'KPI &amp; Analysis'!$D$63:$D$70</c:f>
               <c:strCache>
-                <c:ptCount val="2"/>
+                <c:ptCount val="7"/>
                 <c:pt idx="0">
-                  <c:v>Daylight</c:v>
+                  <c:v>Sun</c:v>
                 </c:pt>
                 <c:pt idx="1">
-                  <c:v>Dark</c:v>
+                  <c:v>Mon</c:v>
+                </c:pt>
+                <c:pt idx="2">
+                  <c:v>Tue</c:v>
+                </c:pt>
+                <c:pt idx="3">
+                  <c:v>Wed</c:v>
+                </c:pt>
+                <c:pt idx="4">
+                  <c:v>Thu</c:v>
+                </c:pt>
+                <c:pt idx="5">
+                  <c:v>Fri</c:v>
+                </c:pt>
+                <c:pt idx="6">
+                  <c:v>Sat</c:v>
                 </c:pt>
               </c:strCache>
             </c:strRef>
           </c:cat>
           <c:val>
             <c:numRef>
-              <c:f>'Doughnut Chart'!$E$2:$E$4</c:f>
+              <c:f>'KPI &amp; Analysis'!$E$63:$E$70</c:f>
               <c:numCache>
-                <c:formatCode>0.0,\K</c:formatCode>
-                <c:ptCount val="2"/>
+                <c:formatCode>General</c:formatCode>
+                <c:ptCount val="7"/>
                 <c:pt idx="0">
-                  <c:v>304963</c:v>
+                  <c:v>102807</c:v>
                 </c:pt>
                 <c:pt idx="1">
-                  <c:v>112920</c:v>
+                  <c:v>132514</c:v>
+                </c:pt>
+                <c:pt idx="2">
+                  <c:v>61307</c:v>
+                </c:pt>
+                <c:pt idx="3">
+                  <c:v>140635</c:v>
+                </c:pt>
+                <c:pt idx="4">
+                  <c:v>105944</c:v>
+                </c:pt>
+                <c:pt idx="5">
+                  <c:v>137115</c:v>
+                </c:pt>
+                <c:pt idx="6">
+                  <c:v>93854</c:v>
                 </c:pt>
               </c:numCache>
             </c:numRef>
           </c:val>
           <c:extLst>
             <c:ext xmlns:c16="http://schemas.microsoft.com/office/drawing/2014/chart" uri="{C3380CC4-5D6E-409C-BE32-E72D297353CC}">
-              <c16:uniqueId val="{00000004-5406-4B84-AFBA-DF819872FD30}"/>
+              <c16:uniqueId val="{00000000-9AD4-45CE-A260-9DBFA399A7A1}"/>
             </c:ext>
           </c:extLst>
         </c:ser>
         <c:dLbls>
+          <c:dLblPos val="outEnd"/>
           <c:showLegendKey val="0"/>
-          <c:showVal val="0"/>
+          <c:showVal val="1"/>
           <c:showCatName val="0"/>
           <c:showSerName val="0"/>
           <c:showPercent val="0"/>
           <c:showBubbleSize val="0"/>
-          <c:showLeaderLines val="1"/>
         </c:dLbls>
-        <c:firstSliceAng val="0"/>
-        <c:holeSize val="75"/>
-      </c:doughnutChart>
+        <c:gapWidth val="219"/>
+        <c:overlap val="-27"/>
+        <c:axId val="1297795263"/>
+        <c:axId val="1297795743"/>
+      </c:barChart>
+      <c:catAx>
+        <c:axId val="1297795263"/>
+        <c:scaling>
+          <c:orientation val="minMax"/>
+        </c:scaling>
+        <c:delete val="0"/>
+        <c:axPos val="b"/>
+        <c:numFmt formatCode="General" sourceLinked="1"/>
+        <c:majorTickMark val="none"/>
+        <c:minorTickMark val="none"/>
+        <c:tickLblPos val="nextTo"/>
+        <c:spPr>
+          <a:noFill/>
+          <a:ln w="9525" cap="flat" cmpd="sng" algn="ctr">
+            <a:solidFill>
+              <a:schemeClr val="tx1">
+                <a:lumMod val="15000"/>
+                <a:lumOff val="85000"/>
+              </a:schemeClr>
+            </a:solidFill>
+            <a:round/>
+          </a:ln>
+          <a:effectLst/>
+        </c:spPr>
+        <c:txPr>
+          <a:bodyPr rot="-60000000" spcFirstLastPara="1" vertOverflow="ellipsis" vert="horz" wrap="square" anchor="ctr" anchorCtr="1"/>
+          <a:lstStyle/>
+          <a:p>
+            <a:pPr>
+              <a:defRPr sz="900" b="1" i="0" u="none" strike="noStrike" kern="1200" baseline="0">
+                <a:solidFill>
+                  <a:schemeClr val="tx1">
+                    <a:lumMod val="65000"/>
+                    <a:lumOff val="35000"/>
+                  </a:schemeClr>
+                </a:solidFill>
+                <a:latin typeface="+mn-lt"/>
+                <a:ea typeface="+mn-ea"/>
+                <a:cs typeface="+mn-cs"/>
+              </a:defRPr>
+            </a:pPr>
+            <a:endParaRPr lang="en-US"/>
+          </a:p>
+        </c:txPr>
+        <c:crossAx val="1297795743"/>
+        <c:crosses val="autoZero"/>
+        <c:auto val="1"/>
+        <c:lblAlgn val="ctr"/>
+        <c:lblOffset val="100"/>
+        <c:noMultiLvlLbl val="0"/>
+      </c:catAx>
+      <c:valAx>
+        <c:axId val="1297795743"/>
+        <c:scaling>
+          <c:orientation val="minMax"/>
+        </c:scaling>
+        <c:delete val="1"/>
+        <c:axPos val="l"/>
+        <c:numFmt formatCode="General" sourceLinked="1"/>
+        <c:majorTickMark val="none"/>
+        <c:minorTickMark val="none"/>
+        <c:tickLblPos val="nextTo"/>
+        <c:crossAx val="1297795263"/>
+        <c:crosses val="autoZero"/>
+        <c:crossBetween val="between"/>
+      </c:valAx>
       <c:spPr>
         <a:noFill/>
         <a:ln>
@@ -6795,39 +9876,15 @@
         <a:effectLst/>
       </c:spPr>
     </c:plotArea>
-    <c:legend>
-      <c:legendPos val="r"/>
-      <c:overlay val="0"/>
-      <c:spPr>
-        <a:noFill/>
-        <a:ln>
-          <a:noFill/>
-        </a:ln>
-        <a:effectLst/>
-      </c:spPr>
-      <c:txPr>
-        <a:bodyPr rot="0" spcFirstLastPara="1" vertOverflow="ellipsis" vert="horz" wrap="square" anchor="ctr" anchorCtr="1"/>
-        <a:lstStyle/>
-        <a:p>
-          <a:pPr>
-            <a:defRPr sz="900" b="0" i="0" u="none" strike="noStrike" kern="1200" baseline="0">
-              <a:solidFill>
-                <a:schemeClr val="tx1">
-                  <a:lumMod val="65000"/>
-                  <a:lumOff val="35000"/>
-                </a:schemeClr>
-              </a:solidFill>
-              <a:latin typeface="+mn-lt"/>
-              <a:ea typeface="+mn-ea"/>
-              <a:cs typeface="+mn-cs"/>
-            </a:defRPr>
-          </a:pPr>
-          <a:endParaRPr lang="en-US"/>
-        </a:p>
-      </c:txPr>
-    </c:legend>
     <c:plotVisOnly val="1"/>
     <c:dispBlanksAs val="gap"/>
+    <c:extLst>
+      <c:ext xmlns:c16r3="http://schemas.microsoft.com/office/drawing/2017/03/chart" uri="{56B9EC1D-385E-4148-901F-78D8002777C0}">
+        <c16r3:dataDisplayOptions16>
+          <c16r3:dispNaAsBlank val="1"/>
+        </c16r3:dataDisplayOptions16>
+      </c:ext>
+    </c:extLst>
     <c:showDLblsOverMax val="0"/>
   </c:chart>
   <c:spPr>
@@ -6864,8 +9921,675 @@
         <c14:dropZoneFilter val="1"/>
         <c14:dropZoneCategories val="1"/>
         <c14:dropZoneData val="1"/>
-        <c14:dropZoneSeries val="1"/>
       </c14:pivotOptions>
+    </c:ext>
+    <c:ext xmlns:c16="http://schemas.microsoft.com/office/drawing/2014/chart" uri="{E28EC0CA-F0BB-4C9C-879D-F8772B89E7AC}">
+      <c16:pivotOptions16>
+        <c16:showExpandCollapseFieldButtons val="1"/>
+      </c16:pivotOptions16>
+    </c:ext>
+  </c:extLst>
+</c:chartSpace>
+</file>
+
+<file path=word/charts/chart5.xml><?xml version="1.0" encoding="utf-8"?>
+<c:chartSpace xmlns:c="http://schemas.openxmlformats.org/drawingml/2006/chart" xmlns:a="http://schemas.openxmlformats.org/drawingml/2006/main" xmlns:r="http://schemas.openxmlformats.org/officeDocument/2006/relationships" xmlns:c16r2="http://schemas.microsoft.com/office/drawing/2015/06/chart">
+  <c:date1904 val="0"/>
+  <c:lang val="en-US"/>
+  <c:roundedCorners val="0"/>
+  <mc:AlternateContent xmlns:mc="http://schemas.openxmlformats.org/markup-compatibility/2006">
+    <mc:Choice xmlns:c14="http://schemas.microsoft.com/office/drawing/2007/8/2/chart" Requires="c14">
+      <c14:style val="102"/>
+    </mc:Choice>
+    <mc:Fallback>
+      <c:style val="2"/>
+    </mc:Fallback>
+  </mc:AlternateContent>
+  <c:pivotSource>
+    <c:name>[Guided - product_sales_analytics_data(Data Professionals).xlsm]KPI &amp; Analysis!Revenue By Day</c:name>
+    <c:fmtId val="-1"/>
+  </c:pivotSource>
+  <c:chart>
+    <c:title>
+      <c:tx>
+        <c:rich>
+          <a:bodyPr rot="0" spcFirstLastPara="1" vertOverflow="ellipsis" vert="horz" wrap="square" anchor="ctr" anchorCtr="1"/>
+          <a:lstStyle/>
+          <a:p>
+            <a:pPr>
+              <a:defRPr sz="1200" b="0" i="0" u="none" strike="noStrike" kern="1200" spc="0" baseline="0">
+                <a:solidFill>
+                  <a:schemeClr val="tx1">
+                    <a:lumMod val="65000"/>
+                    <a:lumOff val="35000"/>
+                  </a:schemeClr>
+                </a:solidFill>
+                <a:latin typeface="+mn-lt"/>
+                <a:ea typeface="+mn-ea"/>
+                <a:cs typeface="+mn-cs"/>
+              </a:defRPr>
+            </a:pPr>
+            <a:r>
+              <a:rPr lang="en-US" sz="1200" b="1"/>
+              <a:t>Sales</a:t>
+            </a:r>
+            <a:r>
+              <a:rPr lang="en-US" sz="1200" b="1" baseline="0"/>
+              <a:t> Revenue By Day</a:t>
+            </a:r>
+            <a:endParaRPr lang="en-US" sz="1200" b="1"/>
+          </a:p>
+        </c:rich>
+      </c:tx>
+      <c:overlay val="0"/>
+      <c:spPr>
+        <a:noFill/>
+        <a:ln>
+          <a:noFill/>
+        </a:ln>
+        <a:effectLst/>
+      </c:spPr>
+      <c:txPr>
+        <a:bodyPr rot="0" spcFirstLastPara="1" vertOverflow="ellipsis" vert="horz" wrap="square" anchor="ctr" anchorCtr="1"/>
+        <a:lstStyle/>
+        <a:p>
+          <a:pPr>
+            <a:defRPr sz="1200" b="0" i="0" u="none" strike="noStrike" kern="1200" spc="0" baseline="0">
+              <a:solidFill>
+                <a:schemeClr val="tx1">
+                  <a:lumMod val="65000"/>
+                  <a:lumOff val="35000"/>
+                </a:schemeClr>
+              </a:solidFill>
+              <a:latin typeface="+mn-lt"/>
+              <a:ea typeface="+mn-ea"/>
+              <a:cs typeface="+mn-cs"/>
+            </a:defRPr>
+          </a:pPr>
+          <a:endParaRPr lang="en-US"/>
+        </a:p>
+      </c:txPr>
+    </c:title>
+    <c:autoTitleDeleted val="0"/>
+    <c:pivotFmts>
+      <c:pivotFmt>
+        <c:idx val="0"/>
+        <c:spPr>
+          <a:solidFill>
+            <a:schemeClr val="accent1"/>
+          </a:solidFill>
+          <a:ln>
+            <a:noFill/>
+          </a:ln>
+          <a:effectLst/>
+        </c:spPr>
+        <c:marker>
+          <c:symbol val="none"/>
+        </c:marker>
+        <c:dLbl>
+          <c:idx val="0"/>
+          <c:spPr>
+            <a:noFill/>
+            <a:ln>
+              <a:noFill/>
+            </a:ln>
+            <a:effectLst/>
+          </c:spPr>
+          <c:txPr>
+            <a:bodyPr rot="0" spcFirstLastPara="1" vertOverflow="ellipsis" vert="horz" wrap="square" lIns="38100" tIns="19050" rIns="38100" bIns="19050" anchor="ctr" anchorCtr="1">
+              <a:spAutoFit/>
+            </a:bodyPr>
+            <a:lstStyle/>
+            <a:p>
+              <a:pPr>
+                <a:defRPr sz="900" b="1" i="0" u="none" strike="noStrike" kern="1200" baseline="0">
+                  <a:solidFill>
+                    <a:schemeClr val="tx1">
+                      <a:lumMod val="75000"/>
+                      <a:lumOff val="25000"/>
+                    </a:schemeClr>
+                  </a:solidFill>
+                  <a:latin typeface="+mn-lt"/>
+                  <a:ea typeface="+mn-ea"/>
+                  <a:cs typeface="+mn-cs"/>
+                </a:defRPr>
+              </a:pPr>
+              <a:endParaRPr lang="en-US"/>
+            </a:p>
+          </c:txPr>
+          <c:dLblPos val="outEnd"/>
+          <c:showLegendKey val="0"/>
+          <c:showVal val="1"/>
+          <c:showCatName val="0"/>
+          <c:showSerName val="0"/>
+          <c:showPercent val="0"/>
+          <c:showBubbleSize val="0"/>
+          <c:extLst>
+            <c:ext xmlns:c15="http://schemas.microsoft.com/office/drawing/2012/chart" uri="{CE6537A1-D6FC-4f65-9D91-7224C49458BB}"/>
+          </c:extLst>
+        </c:dLbl>
+      </c:pivotFmt>
+      <c:pivotFmt>
+        <c:idx val="1"/>
+        <c:spPr>
+          <a:solidFill>
+            <a:schemeClr val="accent1"/>
+          </a:solidFill>
+          <a:ln>
+            <a:noFill/>
+          </a:ln>
+          <a:effectLst/>
+        </c:spPr>
+        <c:marker>
+          <c:symbol val="none"/>
+        </c:marker>
+        <c:dLbl>
+          <c:idx val="0"/>
+          <c:spPr>
+            <a:noFill/>
+            <a:ln>
+              <a:noFill/>
+            </a:ln>
+            <a:effectLst/>
+          </c:spPr>
+          <c:txPr>
+            <a:bodyPr rot="0" spcFirstLastPara="1" vertOverflow="ellipsis" vert="horz" wrap="square" lIns="38100" tIns="19050" rIns="38100" bIns="19050" anchor="ctr" anchorCtr="1">
+              <a:spAutoFit/>
+            </a:bodyPr>
+            <a:lstStyle/>
+            <a:p>
+              <a:pPr>
+                <a:defRPr sz="900" b="1" i="0" u="none" strike="noStrike" kern="1200" baseline="0">
+                  <a:solidFill>
+                    <a:schemeClr val="tx1">
+                      <a:lumMod val="75000"/>
+                      <a:lumOff val="25000"/>
+                    </a:schemeClr>
+                  </a:solidFill>
+                  <a:latin typeface="+mn-lt"/>
+                  <a:ea typeface="+mn-ea"/>
+                  <a:cs typeface="+mn-cs"/>
+                </a:defRPr>
+              </a:pPr>
+              <a:endParaRPr lang="en-US"/>
+            </a:p>
+          </c:txPr>
+          <c:dLblPos val="outEnd"/>
+          <c:showLegendKey val="0"/>
+          <c:showVal val="1"/>
+          <c:showCatName val="0"/>
+          <c:showSerName val="0"/>
+          <c:showPercent val="0"/>
+          <c:showBubbleSize val="0"/>
+          <c:extLst>
+            <c:ext xmlns:c15="http://schemas.microsoft.com/office/drawing/2012/chart" uri="{CE6537A1-D6FC-4f65-9D91-7224C49458BB}"/>
+          </c:extLst>
+        </c:dLbl>
+      </c:pivotFmt>
+      <c:pivotFmt>
+        <c:idx val="2"/>
+        <c:spPr>
+          <a:solidFill>
+            <a:schemeClr val="accent1"/>
+          </a:solidFill>
+          <a:ln>
+            <a:noFill/>
+          </a:ln>
+          <a:effectLst/>
+        </c:spPr>
+        <c:marker>
+          <c:symbol val="none"/>
+        </c:marker>
+        <c:dLbl>
+          <c:idx val="0"/>
+          <c:spPr>
+            <a:noFill/>
+            <a:ln>
+              <a:noFill/>
+            </a:ln>
+            <a:effectLst/>
+          </c:spPr>
+          <c:txPr>
+            <a:bodyPr rot="0" spcFirstLastPara="1" vertOverflow="ellipsis" vert="horz" wrap="square" lIns="38100" tIns="19050" rIns="38100" bIns="19050" anchor="ctr" anchorCtr="1">
+              <a:spAutoFit/>
+            </a:bodyPr>
+            <a:lstStyle/>
+            <a:p>
+              <a:pPr>
+                <a:defRPr sz="900" b="1" i="0" u="none" strike="noStrike" kern="1200" baseline="0">
+                  <a:solidFill>
+                    <a:schemeClr val="tx1">
+                      <a:lumMod val="75000"/>
+                      <a:lumOff val="25000"/>
+                    </a:schemeClr>
+                  </a:solidFill>
+                  <a:latin typeface="+mn-lt"/>
+                  <a:ea typeface="+mn-ea"/>
+                  <a:cs typeface="+mn-cs"/>
+                </a:defRPr>
+              </a:pPr>
+              <a:endParaRPr lang="en-US"/>
+            </a:p>
+          </c:txPr>
+          <c:dLblPos val="outEnd"/>
+          <c:showLegendKey val="0"/>
+          <c:showVal val="1"/>
+          <c:showCatName val="0"/>
+          <c:showSerName val="0"/>
+          <c:showPercent val="0"/>
+          <c:showBubbleSize val="0"/>
+          <c:extLst>
+            <c:ext xmlns:c15="http://schemas.microsoft.com/office/drawing/2012/chart" uri="{CE6537A1-D6FC-4f65-9D91-7224C49458BB}"/>
+          </c:extLst>
+        </c:dLbl>
+      </c:pivotFmt>
+      <c:pivotFmt>
+        <c:idx val="3"/>
+        <c:spPr>
+          <a:solidFill>
+            <a:schemeClr val="accent1"/>
+          </a:solidFill>
+          <a:ln>
+            <a:noFill/>
+          </a:ln>
+          <a:effectLst/>
+        </c:spPr>
+        <c:marker>
+          <c:symbol val="none"/>
+        </c:marker>
+        <c:dLbl>
+          <c:idx val="0"/>
+          <c:spPr>
+            <a:noFill/>
+            <a:ln>
+              <a:noFill/>
+            </a:ln>
+            <a:effectLst/>
+          </c:spPr>
+          <c:txPr>
+            <a:bodyPr rot="0" spcFirstLastPara="1" vertOverflow="ellipsis" vert="horz" wrap="square" lIns="38100" tIns="19050" rIns="38100" bIns="19050" anchor="ctr" anchorCtr="1">
+              <a:spAutoFit/>
+            </a:bodyPr>
+            <a:lstStyle/>
+            <a:p>
+              <a:pPr>
+                <a:defRPr sz="900" b="1" i="0" u="none" strike="noStrike" kern="1200" baseline="0">
+                  <a:solidFill>
+                    <a:schemeClr val="tx1">
+                      <a:lumMod val="75000"/>
+                      <a:lumOff val="25000"/>
+                    </a:schemeClr>
+                  </a:solidFill>
+                  <a:latin typeface="+mn-lt"/>
+                  <a:ea typeface="+mn-ea"/>
+                  <a:cs typeface="+mn-cs"/>
+                </a:defRPr>
+              </a:pPr>
+              <a:endParaRPr lang="en-US"/>
+            </a:p>
+          </c:txPr>
+          <c:dLblPos val="outEnd"/>
+          <c:showLegendKey val="0"/>
+          <c:showVal val="1"/>
+          <c:showCatName val="0"/>
+          <c:showSerName val="0"/>
+          <c:showPercent val="0"/>
+          <c:showBubbleSize val="0"/>
+          <c:extLst>
+            <c:ext xmlns:c15="http://schemas.microsoft.com/office/drawing/2012/chart" uri="{CE6537A1-D6FC-4f65-9D91-7224C49458BB}"/>
+          </c:extLst>
+        </c:dLbl>
+      </c:pivotFmt>
+      <c:pivotFmt>
+        <c:idx val="4"/>
+        <c:spPr>
+          <a:solidFill>
+            <a:schemeClr val="accent1"/>
+          </a:solidFill>
+          <a:ln>
+            <a:noFill/>
+          </a:ln>
+          <a:effectLst/>
+        </c:spPr>
+        <c:marker>
+          <c:symbol val="none"/>
+        </c:marker>
+        <c:dLbl>
+          <c:idx val="0"/>
+          <c:spPr>
+            <a:noFill/>
+            <a:ln>
+              <a:noFill/>
+            </a:ln>
+            <a:effectLst/>
+          </c:spPr>
+          <c:txPr>
+            <a:bodyPr rot="0" spcFirstLastPara="1" vertOverflow="ellipsis" vert="horz" wrap="square" lIns="38100" tIns="19050" rIns="38100" bIns="19050" anchor="ctr" anchorCtr="1">
+              <a:spAutoFit/>
+            </a:bodyPr>
+            <a:lstStyle/>
+            <a:p>
+              <a:pPr>
+                <a:defRPr sz="900" b="1" i="0" u="none" strike="noStrike" kern="1200" baseline="0">
+                  <a:solidFill>
+                    <a:schemeClr val="tx1">
+                      <a:lumMod val="75000"/>
+                      <a:lumOff val="25000"/>
+                    </a:schemeClr>
+                  </a:solidFill>
+                  <a:latin typeface="+mn-lt"/>
+                  <a:ea typeface="+mn-ea"/>
+                  <a:cs typeface="+mn-cs"/>
+                </a:defRPr>
+              </a:pPr>
+              <a:endParaRPr lang="en-US"/>
+            </a:p>
+          </c:txPr>
+          <c:dLblPos val="outEnd"/>
+          <c:showLegendKey val="0"/>
+          <c:showVal val="1"/>
+          <c:showCatName val="0"/>
+          <c:showSerName val="0"/>
+          <c:showPercent val="0"/>
+          <c:showBubbleSize val="0"/>
+          <c:extLst>
+            <c:ext xmlns:c15="http://schemas.microsoft.com/office/drawing/2012/chart" uri="{CE6537A1-D6FC-4f65-9D91-7224C49458BB}"/>
+          </c:extLst>
+        </c:dLbl>
+      </c:pivotFmt>
+    </c:pivotFmts>
+    <c:plotArea>
+      <c:layout/>
+      <c:barChart>
+        <c:barDir val="col"/>
+        <c:grouping val="clustered"/>
+        <c:varyColors val="0"/>
+        <c:ser>
+          <c:idx val="0"/>
+          <c:order val="0"/>
+          <c:tx>
+            <c:strRef>
+              <c:f>'KPI &amp; Analysis'!$E$62</c:f>
+              <c:strCache>
+                <c:ptCount val="1"/>
+                <c:pt idx="0">
+                  <c:v>Total</c:v>
+                </c:pt>
+              </c:strCache>
+            </c:strRef>
+          </c:tx>
+          <c:spPr>
+            <a:solidFill>
+              <a:schemeClr val="accent1"/>
+            </a:solidFill>
+            <a:ln>
+              <a:noFill/>
+            </a:ln>
+            <a:effectLst/>
+          </c:spPr>
+          <c:invertIfNegative val="0"/>
+          <c:dLbls>
+            <c:spPr>
+              <a:noFill/>
+              <a:ln>
+                <a:noFill/>
+              </a:ln>
+              <a:effectLst/>
+            </c:spPr>
+            <c:txPr>
+              <a:bodyPr rot="0" spcFirstLastPara="1" vertOverflow="ellipsis" vert="horz" wrap="square" lIns="38100" tIns="19050" rIns="38100" bIns="19050" anchor="ctr" anchorCtr="1">
+                <a:spAutoFit/>
+              </a:bodyPr>
+              <a:lstStyle/>
+              <a:p>
+                <a:pPr>
+                  <a:defRPr sz="900" b="1" i="0" u="none" strike="noStrike" kern="1200" baseline="0">
+                    <a:solidFill>
+                      <a:schemeClr val="tx1">
+                        <a:lumMod val="75000"/>
+                        <a:lumOff val="25000"/>
+                      </a:schemeClr>
+                    </a:solidFill>
+                    <a:latin typeface="+mn-lt"/>
+                    <a:ea typeface="+mn-ea"/>
+                    <a:cs typeface="+mn-cs"/>
+                  </a:defRPr>
+                </a:pPr>
+                <a:endParaRPr lang="en-US"/>
+              </a:p>
+            </c:txPr>
+            <c:dLblPos val="outEnd"/>
+            <c:showLegendKey val="0"/>
+            <c:showVal val="1"/>
+            <c:showCatName val="0"/>
+            <c:showSerName val="0"/>
+            <c:showPercent val="0"/>
+            <c:showBubbleSize val="0"/>
+            <c:showLeaderLines val="0"/>
+            <c:extLst>
+              <c:ext xmlns:c15="http://schemas.microsoft.com/office/drawing/2012/chart" uri="{CE6537A1-D6FC-4f65-9D91-7224C49458BB}">
+                <c15:showLeaderLines val="1"/>
+                <c15:leaderLines>
+                  <c:spPr>
+                    <a:ln w="9525" cap="flat" cmpd="sng" algn="ctr">
+                      <a:solidFill>
+                        <a:schemeClr val="tx1">
+                          <a:lumMod val="35000"/>
+                          <a:lumOff val="65000"/>
+                        </a:schemeClr>
+                      </a:solidFill>
+                      <a:round/>
+                    </a:ln>
+                    <a:effectLst/>
+                  </c:spPr>
+                </c15:leaderLines>
+              </c:ext>
+            </c:extLst>
+          </c:dLbls>
+          <c:cat>
+            <c:strRef>
+              <c:f>'KPI &amp; Analysis'!$D$63:$D$70</c:f>
+              <c:strCache>
+                <c:ptCount val="7"/>
+                <c:pt idx="0">
+                  <c:v>Sun</c:v>
+                </c:pt>
+                <c:pt idx="1">
+                  <c:v>Mon</c:v>
+                </c:pt>
+                <c:pt idx="2">
+                  <c:v>Tue</c:v>
+                </c:pt>
+                <c:pt idx="3">
+                  <c:v>Wed</c:v>
+                </c:pt>
+                <c:pt idx="4">
+                  <c:v>Thu</c:v>
+                </c:pt>
+                <c:pt idx="5">
+                  <c:v>Fri</c:v>
+                </c:pt>
+                <c:pt idx="6">
+                  <c:v>Sat</c:v>
+                </c:pt>
+              </c:strCache>
+            </c:strRef>
+          </c:cat>
+          <c:val>
+            <c:numRef>
+              <c:f>'KPI &amp; Analysis'!$E$63:$E$70</c:f>
+              <c:numCache>
+                <c:formatCode>General</c:formatCode>
+                <c:ptCount val="7"/>
+                <c:pt idx="0">
+                  <c:v>102807</c:v>
+                </c:pt>
+                <c:pt idx="1">
+                  <c:v>132514</c:v>
+                </c:pt>
+                <c:pt idx="2">
+                  <c:v>61307</c:v>
+                </c:pt>
+                <c:pt idx="3">
+                  <c:v>140635</c:v>
+                </c:pt>
+                <c:pt idx="4">
+                  <c:v>105944</c:v>
+                </c:pt>
+                <c:pt idx="5">
+                  <c:v>137115</c:v>
+                </c:pt>
+                <c:pt idx="6">
+                  <c:v>93854</c:v>
+                </c:pt>
+              </c:numCache>
+            </c:numRef>
+          </c:val>
+          <c:extLst>
+            <c:ext xmlns:c16="http://schemas.microsoft.com/office/drawing/2014/chart" uri="{C3380CC4-5D6E-409C-BE32-E72D297353CC}">
+              <c16:uniqueId val="{00000000-D646-498D-9D89-DE01AEF6D232}"/>
+            </c:ext>
+          </c:extLst>
+        </c:ser>
+        <c:dLbls>
+          <c:dLblPos val="outEnd"/>
+          <c:showLegendKey val="0"/>
+          <c:showVal val="1"/>
+          <c:showCatName val="0"/>
+          <c:showSerName val="0"/>
+          <c:showPercent val="0"/>
+          <c:showBubbleSize val="0"/>
+        </c:dLbls>
+        <c:gapWidth val="219"/>
+        <c:overlap val="-27"/>
+        <c:axId val="1297795263"/>
+        <c:axId val="1297795743"/>
+      </c:barChart>
+      <c:catAx>
+        <c:axId val="1297795263"/>
+        <c:scaling>
+          <c:orientation val="minMax"/>
+        </c:scaling>
+        <c:delete val="0"/>
+        <c:axPos val="b"/>
+        <c:numFmt formatCode="General" sourceLinked="1"/>
+        <c:majorTickMark val="none"/>
+        <c:minorTickMark val="none"/>
+        <c:tickLblPos val="nextTo"/>
+        <c:spPr>
+          <a:noFill/>
+          <a:ln w="9525" cap="flat" cmpd="sng" algn="ctr">
+            <a:solidFill>
+              <a:schemeClr val="tx1">
+                <a:lumMod val="15000"/>
+                <a:lumOff val="85000"/>
+              </a:schemeClr>
+            </a:solidFill>
+            <a:round/>
+          </a:ln>
+          <a:effectLst/>
+        </c:spPr>
+        <c:txPr>
+          <a:bodyPr rot="-60000000" spcFirstLastPara="1" vertOverflow="ellipsis" vert="horz" wrap="square" anchor="ctr" anchorCtr="1"/>
+          <a:lstStyle/>
+          <a:p>
+            <a:pPr>
+              <a:defRPr sz="900" b="1" i="0" u="none" strike="noStrike" kern="1200" baseline="0">
+                <a:solidFill>
+                  <a:schemeClr val="tx1">
+                    <a:lumMod val="65000"/>
+                    <a:lumOff val="35000"/>
+                  </a:schemeClr>
+                </a:solidFill>
+                <a:latin typeface="+mn-lt"/>
+                <a:ea typeface="+mn-ea"/>
+                <a:cs typeface="+mn-cs"/>
+              </a:defRPr>
+            </a:pPr>
+            <a:endParaRPr lang="en-US"/>
+          </a:p>
+        </c:txPr>
+        <c:crossAx val="1297795743"/>
+        <c:crosses val="autoZero"/>
+        <c:auto val="1"/>
+        <c:lblAlgn val="ctr"/>
+        <c:lblOffset val="100"/>
+        <c:noMultiLvlLbl val="0"/>
+      </c:catAx>
+      <c:valAx>
+        <c:axId val="1297795743"/>
+        <c:scaling>
+          <c:orientation val="minMax"/>
+        </c:scaling>
+        <c:delete val="1"/>
+        <c:axPos val="l"/>
+        <c:numFmt formatCode="General" sourceLinked="1"/>
+        <c:majorTickMark val="none"/>
+        <c:minorTickMark val="none"/>
+        <c:tickLblPos val="nextTo"/>
+        <c:crossAx val="1297795263"/>
+        <c:crosses val="autoZero"/>
+        <c:crossBetween val="between"/>
+      </c:valAx>
+      <c:spPr>
+        <a:noFill/>
+        <a:ln>
+          <a:noFill/>
+        </a:ln>
+        <a:effectLst/>
+      </c:spPr>
+    </c:plotArea>
+    <c:plotVisOnly val="1"/>
+    <c:dispBlanksAs val="gap"/>
+    <c:extLst>
+      <c:ext xmlns:c16r3="http://schemas.microsoft.com/office/drawing/2017/03/chart" uri="{56B9EC1D-385E-4148-901F-78D8002777C0}">
+        <c16r3:dataDisplayOptions16>
+          <c16r3:dispNaAsBlank val="1"/>
+        </c16r3:dataDisplayOptions16>
+      </c:ext>
+    </c:extLst>
+    <c:showDLblsOverMax val="0"/>
+  </c:chart>
+  <c:spPr>
+    <a:solidFill>
+      <a:schemeClr val="bg1"/>
+    </a:solidFill>
+    <a:ln w="9525" cap="flat" cmpd="sng" algn="ctr">
+      <a:solidFill>
+        <a:schemeClr val="tx1">
+          <a:lumMod val="15000"/>
+          <a:lumOff val="85000"/>
+        </a:schemeClr>
+      </a:solidFill>
+      <a:round/>
+    </a:ln>
+    <a:effectLst/>
+  </c:spPr>
+  <c:txPr>
+    <a:bodyPr/>
+    <a:lstStyle/>
+    <a:p>
+      <a:pPr>
+        <a:defRPr/>
+      </a:pPr>
+      <a:endParaRPr lang="en-US"/>
+    </a:p>
+  </c:txPr>
+  <c:externalData r:id="rId3">
+    <c:autoUpdate val="0"/>
+  </c:externalData>
+  <c:extLst>
+    <c:ext xmlns:c14="http://schemas.microsoft.com/office/drawing/2007/8/2/chart" uri="{781A3756-C4B2-4CAC-9D66-4F8BD8637D16}">
+      <c14:pivotOptions>
+        <c14:dropZoneFilter val="1"/>
+        <c14:dropZoneCategories val="1"/>
+        <c14:dropZoneData val="1"/>
+      </c14:pivotOptions>
+    </c:ext>
+    <c:ext xmlns:c16="http://schemas.microsoft.com/office/drawing/2014/chart" uri="{E28EC0CA-F0BB-4C9C-879D-F8772B89E7AC}">
+      <c16:pivotOptions16>
+        <c16:showExpandCollapseFieldButtons val="1"/>
+      </c16:pivotOptions16>
     </c:ext>
   </c:extLst>
 </c:chartSpace>
@@ -6951,8 +10675,582 @@
 </cs:colorStyle>
 </file>
 
+<file path=word/charts/colors3.xml><?xml version="1.0" encoding="utf-8"?>
+<cs:colorStyle xmlns:cs="http://schemas.microsoft.com/office/drawing/2012/chartStyle" xmlns:a="http://schemas.openxmlformats.org/drawingml/2006/main" meth="cycle" id="10">
+  <a:schemeClr val="accent1"/>
+  <a:schemeClr val="accent2"/>
+  <a:schemeClr val="accent3"/>
+  <a:schemeClr val="accent4"/>
+  <a:schemeClr val="accent5"/>
+  <a:schemeClr val="accent6"/>
+  <cs:variation/>
+  <cs:variation>
+    <a:lumMod val="60000"/>
+  </cs:variation>
+  <cs:variation>
+    <a:lumMod val="80000"/>
+    <a:lumOff val="20000"/>
+  </cs:variation>
+  <cs:variation>
+    <a:lumMod val="80000"/>
+  </cs:variation>
+  <cs:variation>
+    <a:lumMod val="60000"/>
+    <a:lumOff val="40000"/>
+  </cs:variation>
+  <cs:variation>
+    <a:lumMod val="50000"/>
+  </cs:variation>
+  <cs:variation>
+    <a:lumMod val="70000"/>
+    <a:lumOff val="30000"/>
+  </cs:variation>
+  <cs:variation>
+    <a:lumMod val="70000"/>
+  </cs:variation>
+  <cs:variation>
+    <a:lumMod val="50000"/>
+    <a:lumOff val="50000"/>
+  </cs:variation>
+</cs:colorStyle>
+</file>
+
+<file path=word/charts/colors4.xml><?xml version="1.0" encoding="utf-8"?>
+<cs:colorStyle xmlns:cs="http://schemas.microsoft.com/office/drawing/2012/chartStyle" xmlns:a="http://schemas.openxmlformats.org/drawingml/2006/main" meth="cycle" id="10">
+  <a:schemeClr val="accent1"/>
+  <a:schemeClr val="accent2"/>
+  <a:schemeClr val="accent3"/>
+  <a:schemeClr val="accent4"/>
+  <a:schemeClr val="accent5"/>
+  <a:schemeClr val="accent6"/>
+  <cs:variation/>
+  <cs:variation>
+    <a:lumMod val="60000"/>
+  </cs:variation>
+  <cs:variation>
+    <a:lumMod val="80000"/>
+    <a:lumOff val="20000"/>
+  </cs:variation>
+  <cs:variation>
+    <a:lumMod val="80000"/>
+  </cs:variation>
+  <cs:variation>
+    <a:lumMod val="60000"/>
+    <a:lumOff val="40000"/>
+  </cs:variation>
+  <cs:variation>
+    <a:lumMod val="50000"/>
+  </cs:variation>
+  <cs:variation>
+    <a:lumMod val="70000"/>
+    <a:lumOff val="30000"/>
+  </cs:variation>
+  <cs:variation>
+    <a:lumMod val="70000"/>
+  </cs:variation>
+  <cs:variation>
+    <a:lumMod val="50000"/>
+    <a:lumOff val="50000"/>
+  </cs:variation>
+</cs:colorStyle>
+</file>
+
 <file path=word/charts/style1.xml><?xml version="1.0" encoding="utf-8"?>
-<cs:chartStyle xmlns:cs="http://schemas.microsoft.com/office/drawing/2012/chartStyle" xmlns:a="http://schemas.openxmlformats.org/drawingml/2006/main" id="227">
+<cs:chartStyle xmlns:cs="http://schemas.microsoft.com/office/drawing/2012/chartStyle" xmlns:a="http://schemas.openxmlformats.org/drawingml/2006/main" id="286">
+  <cs:axisTitle>
+    <cs:lnRef idx="0"/>
+    <cs:fillRef idx="0"/>
+    <cs:effectRef idx="0"/>
+    <cs:fontRef idx="minor">
+      <a:schemeClr val="tx1">
+        <a:lumMod val="65000"/>
+        <a:lumOff val="35000"/>
+      </a:schemeClr>
+    </cs:fontRef>
+    <cs:defRPr sz="1000" kern="1200"/>
+  </cs:axisTitle>
+  <cs:categoryAxis>
+    <cs:lnRef idx="0"/>
+    <cs:fillRef idx="0"/>
+    <cs:effectRef idx="0"/>
+    <cs:fontRef idx="minor">
+      <a:schemeClr val="tx1">
+        <a:lumMod val="65000"/>
+        <a:lumOff val="35000"/>
+      </a:schemeClr>
+    </cs:fontRef>
+    <cs:defRPr sz="900" kern="1200"/>
+  </cs:categoryAxis>
+  <cs:chartArea mods="allowNoFillOverride allowNoLineOverride">
+    <cs:lnRef idx="0"/>
+    <cs:fillRef idx="0"/>
+    <cs:effectRef idx="0"/>
+    <cs:fontRef idx="minor">
+      <a:schemeClr val="tx1"/>
+    </cs:fontRef>
+    <cs:spPr>
+      <a:solidFill>
+        <a:schemeClr val="bg1"/>
+      </a:solidFill>
+      <a:ln w="9525" cap="flat" cmpd="sng" algn="ctr">
+        <a:solidFill>
+          <a:schemeClr val="tx1">
+            <a:lumMod val="15000"/>
+            <a:lumOff val="85000"/>
+          </a:schemeClr>
+        </a:solidFill>
+        <a:round/>
+      </a:ln>
+    </cs:spPr>
+    <cs:defRPr sz="1000" kern="1200"/>
+  </cs:chartArea>
+  <cs:dataLabel>
+    <cs:lnRef idx="0"/>
+    <cs:fillRef idx="0"/>
+    <cs:effectRef idx="0"/>
+    <cs:fontRef idx="minor">
+      <a:schemeClr val="tx1">
+        <a:lumMod val="75000"/>
+        <a:lumOff val="25000"/>
+      </a:schemeClr>
+    </cs:fontRef>
+    <cs:defRPr sz="900" kern="1200"/>
+  </cs:dataLabel>
+  <cs:dataLabelCallout>
+    <cs:lnRef idx="0"/>
+    <cs:fillRef idx="0"/>
+    <cs:effectRef idx="0"/>
+    <cs:fontRef idx="minor">
+      <a:schemeClr val="dk1">
+        <a:lumMod val="65000"/>
+        <a:lumOff val="35000"/>
+      </a:schemeClr>
+    </cs:fontRef>
+    <cs:spPr>
+      <a:solidFill>
+        <a:schemeClr val="lt1"/>
+      </a:solidFill>
+      <a:ln>
+        <a:solidFill>
+          <a:schemeClr val="dk1">
+            <a:lumMod val="25000"/>
+            <a:lumOff val="75000"/>
+          </a:schemeClr>
+        </a:solidFill>
+      </a:ln>
+    </cs:spPr>
+    <cs:defRPr sz="900" kern="1200"/>
+    <cs:bodyPr rot="0" spcFirstLastPara="1" vertOverflow="clip" horzOverflow="clip" vert="horz" wrap="square" lIns="36576" tIns="18288" rIns="36576" bIns="18288" anchor="ctr" anchorCtr="1">
+      <a:spAutoFit/>
+    </cs:bodyPr>
+  </cs:dataLabelCallout>
+  <cs:dataPoint>
+    <cs:lnRef idx="0"/>
+    <cs:fillRef idx="1">
+      <cs:styleClr val="auto"/>
+    </cs:fillRef>
+    <cs:effectRef idx="0"/>
+    <cs:fontRef idx="minor">
+      <a:schemeClr val="tx1"/>
+    </cs:fontRef>
+  </cs:dataPoint>
+  <cs:dataPoint3D>
+    <cs:lnRef idx="0"/>
+    <cs:fillRef idx="1">
+      <cs:styleClr val="auto"/>
+    </cs:fillRef>
+    <cs:effectRef idx="0"/>
+    <cs:fontRef idx="minor">
+      <a:schemeClr val="tx1"/>
+    </cs:fontRef>
+  </cs:dataPoint3D>
+  <cs:dataPointLine>
+    <cs:lnRef idx="0">
+      <cs:styleClr val="auto"/>
+    </cs:lnRef>
+    <cs:fillRef idx="1"/>
+    <cs:effectRef idx="0"/>
+    <cs:fontRef idx="minor">
+      <a:schemeClr val="tx1"/>
+    </cs:fontRef>
+    <cs:spPr>
+      <a:ln w="28575" cap="rnd">
+        <a:solidFill>
+          <a:schemeClr val="phClr"/>
+        </a:solidFill>
+        <a:round/>
+      </a:ln>
+    </cs:spPr>
+  </cs:dataPointLine>
+  <cs:dataPointMarker>
+    <cs:lnRef idx="0">
+      <cs:styleClr val="auto"/>
+    </cs:lnRef>
+    <cs:fillRef idx="1">
+      <cs:styleClr val="auto"/>
+    </cs:fillRef>
+    <cs:effectRef idx="0"/>
+    <cs:fontRef idx="minor">
+      <a:schemeClr val="tx1"/>
+    </cs:fontRef>
+    <cs:spPr>
+      <a:ln w="9525">
+        <a:solidFill>
+          <a:schemeClr val="phClr"/>
+        </a:solidFill>
+      </a:ln>
+    </cs:spPr>
+  </cs:dataPointMarker>
+  <cs:dataPointMarkerLayout symbol="circle" size="5"/>
+  <cs:dataPointWireframe>
+    <cs:lnRef idx="0">
+      <cs:styleClr val="auto"/>
+    </cs:lnRef>
+    <cs:fillRef idx="1"/>
+    <cs:effectRef idx="0"/>
+    <cs:fontRef idx="minor">
+      <a:schemeClr val="tx1"/>
+    </cs:fontRef>
+    <cs:spPr>
+      <a:ln w="9525" cap="rnd">
+        <a:solidFill>
+          <a:schemeClr val="phClr"/>
+        </a:solidFill>
+        <a:round/>
+      </a:ln>
+    </cs:spPr>
+  </cs:dataPointWireframe>
+  <cs:dataTable>
+    <cs:lnRef idx="0"/>
+    <cs:fillRef idx="0"/>
+    <cs:effectRef idx="0"/>
+    <cs:fontRef idx="minor">
+      <a:schemeClr val="tx1">
+        <a:lumMod val="65000"/>
+        <a:lumOff val="35000"/>
+      </a:schemeClr>
+    </cs:fontRef>
+    <cs:spPr>
+      <a:noFill/>
+      <a:ln w="9525" cap="flat" cmpd="sng" algn="ctr">
+        <a:solidFill>
+          <a:schemeClr val="tx1">
+            <a:lumMod val="15000"/>
+            <a:lumOff val="85000"/>
+          </a:schemeClr>
+        </a:solidFill>
+        <a:round/>
+      </a:ln>
+    </cs:spPr>
+    <cs:defRPr sz="900" kern="1200"/>
+  </cs:dataTable>
+  <cs:downBar>
+    <cs:lnRef idx="0"/>
+    <cs:fillRef idx="0"/>
+    <cs:effectRef idx="0"/>
+    <cs:fontRef idx="minor">
+      <a:schemeClr val="tx1"/>
+    </cs:fontRef>
+    <cs:spPr>
+      <a:solidFill>
+        <a:schemeClr val="dk1">
+          <a:lumMod val="75000"/>
+          <a:lumOff val="25000"/>
+        </a:schemeClr>
+      </a:solidFill>
+      <a:ln w="9525" cap="flat" cmpd="sng" algn="ctr">
+        <a:solidFill>
+          <a:schemeClr val="tx1">
+            <a:lumMod val="65000"/>
+            <a:lumOff val="35000"/>
+          </a:schemeClr>
+        </a:solidFill>
+        <a:round/>
+      </a:ln>
+    </cs:spPr>
+  </cs:downBar>
+  <cs:dropLine>
+    <cs:lnRef idx="0"/>
+    <cs:fillRef idx="0"/>
+    <cs:effectRef idx="0"/>
+    <cs:fontRef idx="minor">
+      <a:schemeClr val="tx1"/>
+    </cs:fontRef>
+    <cs:spPr>
+      <a:ln w="9525" cap="flat" cmpd="sng" algn="ctr">
+        <a:solidFill>
+          <a:schemeClr val="tx1">
+            <a:lumMod val="35000"/>
+            <a:lumOff val="65000"/>
+          </a:schemeClr>
+        </a:solidFill>
+        <a:round/>
+      </a:ln>
+    </cs:spPr>
+  </cs:dropLine>
+  <cs:errorBar>
+    <cs:lnRef idx="0"/>
+    <cs:fillRef idx="0"/>
+    <cs:effectRef idx="0"/>
+    <cs:fontRef idx="minor">
+      <a:schemeClr val="tx1"/>
+    </cs:fontRef>
+    <cs:spPr>
+      <a:ln w="9525" cap="flat" cmpd="sng" algn="ctr">
+        <a:solidFill>
+          <a:schemeClr val="tx1">
+            <a:lumMod val="65000"/>
+            <a:lumOff val="35000"/>
+          </a:schemeClr>
+        </a:solidFill>
+        <a:round/>
+      </a:ln>
+    </cs:spPr>
+  </cs:errorBar>
+  <cs:floor>
+    <cs:lnRef idx="0"/>
+    <cs:fillRef idx="0"/>
+    <cs:effectRef idx="0"/>
+    <cs:fontRef idx="minor">
+      <a:schemeClr val="tx1"/>
+    </cs:fontRef>
+    <cs:spPr>
+      <a:noFill/>
+      <a:ln>
+        <a:noFill/>
+      </a:ln>
+    </cs:spPr>
+  </cs:floor>
+  <cs:gridlineMajor>
+    <cs:lnRef idx="0"/>
+    <cs:fillRef idx="0"/>
+    <cs:effectRef idx="0"/>
+    <cs:fontRef idx="minor">
+      <a:schemeClr val="tx1"/>
+    </cs:fontRef>
+    <cs:spPr>
+      <a:ln w="9525" cap="flat" cmpd="sng" algn="ctr">
+        <a:solidFill>
+          <a:schemeClr val="tx1">
+            <a:lumMod val="15000"/>
+            <a:lumOff val="85000"/>
+          </a:schemeClr>
+        </a:solidFill>
+        <a:round/>
+      </a:ln>
+    </cs:spPr>
+  </cs:gridlineMajor>
+  <cs:gridlineMinor>
+    <cs:lnRef idx="0"/>
+    <cs:fillRef idx="0"/>
+    <cs:effectRef idx="0"/>
+    <cs:fontRef idx="minor">
+      <a:schemeClr val="tx1"/>
+    </cs:fontRef>
+    <cs:spPr>
+      <a:ln w="9525" cap="flat" cmpd="sng" algn="ctr">
+        <a:solidFill>
+          <a:schemeClr val="tx1">
+            <a:lumMod val="5000"/>
+            <a:lumOff val="95000"/>
+          </a:schemeClr>
+        </a:solidFill>
+        <a:round/>
+      </a:ln>
+    </cs:spPr>
+  </cs:gridlineMinor>
+  <cs:hiLoLine>
+    <cs:lnRef idx="0"/>
+    <cs:fillRef idx="0"/>
+    <cs:effectRef idx="0"/>
+    <cs:fontRef idx="minor">
+      <a:schemeClr val="tx1"/>
+    </cs:fontRef>
+    <cs:spPr>
+      <a:ln w="9525" cap="flat" cmpd="sng" algn="ctr">
+        <a:solidFill>
+          <a:schemeClr val="tx1">
+            <a:lumMod val="50000"/>
+            <a:lumOff val="50000"/>
+          </a:schemeClr>
+        </a:solidFill>
+        <a:round/>
+      </a:ln>
+    </cs:spPr>
+  </cs:hiLoLine>
+  <cs:leaderLine>
+    <cs:lnRef idx="0"/>
+    <cs:fillRef idx="0"/>
+    <cs:effectRef idx="0"/>
+    <cs:fontRef idx="minor">
+      <a:schemeClr val="tx1"/>
+    </cs:fontRef>
+    <cs:spPr>
+      <a:ln w="9525" cap="flat" cmpd="sng" algn="ctr">
+        <a:solidFill>
+          <a:schemeClr val="tx1">
+            <a:lumMod val="35000"/>
+            <a:lumOff val="65000"/>
+          </a:schemeClr>
+        </a:solidFill>
+        <a:round/>
+      </a:ln>
+    </cs:spPr>
+  </cs:leaderLine>
+  <cs:legend>
+    <cs:lnRef idx="0"/>
+    <cs:fillRef idx="0"/>
+    <cs:effectRef idx="0"/>
+    <cs:fontRef idx="minor">
+      <a:schemeClr val="tx1">
+        <a:lumMod val="65000"/>
+        <a:lumOff val="35000"/>
+      </a:schemeClr>
+    </cs:fontRef>
+    <cs:defRPr sz="900" kern="1200"/>
+  </cs:legend>
+  <cs:plotArea mods="allowNoFillOverride allowNoLineOverride">
+    <cs:lnRef idx="0"/>
+    <cs:fillRef idx="0"/>
+    <cs:effectRef idx="0"/>
+    <cs:fontRef idx="minor">
+      <a:schemeClr val="tx1"/>
+    </cs:fontRef>
+  </cs:plotArea>
+  <cs:plotArea3D mods="allowNoFillOverride allowNoLineOverride">
+    <cs:lnRef idx="0"/>
+    <cs:fillRef idx="0"/>
+    <cs:effectRef idx="0"/>
+    <cs:fontRef idx="minor">
+      <a:schemeClr val="tx1"/>
+    </cs:fontRef>
+  </cs:plotArea3D>
+  <cs:seriesAxis>
+    <cs:lnRef idx="0"/>
+    <cs:fillRef idx="0"/>
+    <cs:effectRef idx="0"/>
+    <cs:fontRef idx="minor">
+      <a:schemeClr val="tx1">
+        <a:lumMod val="65000"/>
+        <a:lumOff val="35000"/>
+      </a:schemeClr>
+    </cs:fontRef>
+    <cs:defRPr sz="900" kern="1200"/>
+  </cs:seriesAxis>
+  <cs:seriesLine>
+    <cs:lnRef idx="0"/>
+    <cs:fillRef idx="0"/>
+    <cs:effectRef idx="0"/>
+    <cs:fontRef idx="minor">
+      <a:schemeClr val="tx1"/>
+    </cs:fontRef>
+    <cs:spPr>
+      <a:ln w="9525" cap="flat" cmpd="sng" algn="ctr">
+        <a:solidFill>
+          <a:schemeClr val="tx1">
+            <a:lumMod val="35000"/>
+            <a:lumOff val="65000"/>
+          </a:schemeClr>
+        </a:solidFill>
+        <a:round/>
+      </a:ln>
+    </cs:spPr>
+  </cs:seriesLine>
+  <cs:title>
+    <cs:lnRef idx="0"/>
+    <cs:fillRef idx="0"/>
+    <cs:effectRef idx="0"/>
+    <cs:fontRef idx="minor">
+      <a:schemeClr val="tx1">
+        <a:lumMod val="65000"/>
+        <a:lumOff val="35000"/>
+      </a:schemeClr>
+    </cs:fontRef>
+    <cs:defRPr sz="1400" b="0" kern="1200" spc="0" baseline="0"/>
+  </cs:title>
+  <cs:trendline>
+    <cs:lnRef idx="0">
+      <cs:styleClr val="auto"/>
+    </cs:lnRef>
+    <cs:fillRef idx="0"/>
+    <cs:effectRef idx="0"/>
+    <cs:fontRef idx="minor">
+      <a:schemeClr val="tx1"/>
+    </cs:fontRef>
+    <cs:spPr>
+      <a:ln w="19050" cap="rnd">
+        <a:solidFill>
+          <a:schemeClr val="phClr"/>
+        </a:solidFill>
+        <a:prstDash val="sysDot"/>
+      </a:ln>
+    </cs:spPr>
+  </cs:trendline>
+  <cs:trendlineLabel>
+    <cs:lnRef idx="0"/>
+    <cs:fillRef idx="0"/>
+    <cs:effectRef idx="0"/>
+    <cs:fontRef idx="minor">
+      <a:schemeClr val="tx1">
+        <a:lumMod val="65000"/>
+        <a:lumOff val="35000"/>
+      </a:schemeClr>
+    </cs:fontRef>
+    <cs:defRPr sz="900" kern="1200"/>
+  </cs:trendlineLabel>
+  <cs:upBar>
+    <cs:lnRef idx="0"/>
+    <cs:fillRef idx="0"/>
+    <cs:effectRef idx="0"/>
+    <cs:fontRef idx="minor">
+      <a:schemeClr val="tx1"/>
+    </cs:fontRef>
+    <cs:spPr>
+      <a:solidFill>
+        <a:schemeClr val="lt1"/>
+      </a:solidFill>
+      <a:ln w="9525" cap="flat" cmpd="sng" algn="ctr">
+        <a:solidFill>
+          <a:schemeClr val="tx1">
+            <a:lumMod val="65000"/>
+            <a:lumOff val="35000"/>
+          </a:schemeClr>
+        </a:solidFill>
+        <a:round/>
+      </a:ln>
+    </cs:spPr>
+  </cs:upBar>
+  <cs:valueAxis>
+    <cs:lnRef idx="0"/>
+    <cs:fillRef idx="0"/>
+    <cs:effectRef idx="0"/>
+    <cs:fontRef idx="minor">
+      <a:schemeClr val="tx1">
+        <a:lumMod val="65000"/>
+        <a:lumOff val="35000"/>
+      </a:schemeClr>
+    </cs:fontRef>
+    <cs:defRPr sz="900" kern="1200"/>
+  </cs:valueAxis>
+  <cs:wall>
+    <cs:lnRef idx="0"/>
+    <cs:fillRef idx="0"/>
+    <cs:effectRef idx="0"/>
+    <cs:fontRef idx="minor">
+      <a:schemeClr val="tx1"/>
+    </cs:fontRef>
+    <cs:spPr>
+      <a:noFill/>
+      <a:ln>
+        <a:noFill/>
+      </a:ln>
+    </cs:spPr>
+  </cs:wall>
+</cs:chartStyle>
+</file>
+
+<file path=word/charts/style2.xml><?xml version="1.0" encoding="utf-8"?>
+<cs:chartStyle xmlns:cs="http://schemas.microsoft.com/office/drawing/2012/chartStyle" xmlns:a="http://schemas.openxmlformats.org/drawingml/2006/main" id="332">
   <cs:axisTitle>
     <cs:lnRef idx="0"/>
     <cs:fillRef idx="0"/>
@@ -7060,11 +11358,6 @@
     <cs:fontRef idx="minor">
       <a:schemeClr val="tx1"/>
     </cs:fontRef>
-    <cs:spPr>
-      <a:solidFill>
-        <a:schemeClr val="phClr"/>
-      </a:solidFill>
-    </cs:spPr>
   </cs:dataPoint>
   <cs:dataPoint3D>
     <cs:lnRef idx="0"/>
@@ -7075,11 +11368,6 @@
     <cs:fontRef idx="minor">
       <a:schemeClr val="tx1"/>
     </cs:fontRef>
-    <cs:spPr>
-      <a:solidFill>
-        <a:schemeClr val="phClr"/>
-      </a:solidFill>
-    </cs:spPr>
   </cs:dataPoint3D>
   <cs:dataPointLine>
     <cs:lnRef idx="0">
@@ -7111,9 +11399,6 @@
       <a:schemeClr val="tx1"/>
     </cs:fontRef>
     <cs:spPr>
-      <a:solidFill>
-        <a:schemeClr val="phClr"/>
-      </a:solidFill>
       <a:ln w="9525">
         <a:solidFill>
           <a:schemeClr val="phClr"/>
@@ -7467,8 +11752,8 @@
 </cs:chartStyle>
 </file>
 
-<file path=word/charts/style2.xml><?xml version="1.0" encoding="utf-8"?>
-<cs:chartStyle xmlns:cs="http://schemas.microsoft.com/office/drawing/2012/chartStyle" xmlns:a="http://schemas.openxmlformats.org/drawingml/2006/main" id="251">
+<file path=word/charts/style3.xml><?xml version="1.0" encoding="utf-8"?>
+<cs:chartStyle xmlns:cs="http://schemas.microsoft.com/office/drawing/2012/chartStyle" xmlns:a="http://schemas.openxmlformats.org/drawingml/2006/main" id="201">
   <cs:axisTitle>
     <cs:lnRef idx="0"/>
     <cs:fillRef idx="0"/>
@@ -7525,7 +11810,7 @@
         <a:round/>
       </a:ln>
     </cs:spPr>
-    <cs:defRPr sz="900" kern="1200"/>
+    <cs:defRPr sz="1000" kern="1200"/>
   </cs:chartArea>
   <cs:dataLabel>
     <cs:lnRef idx="0"/>
@@ -7576,13 +11861,6 @@
     <cs:fontRef idx="minor">
       <a:schemeClr val="tx1"/>
     </cs:fontRef>
-    <cs:spPr>
-      <a:ln w="19050">
-        <a:solidFill>
-          <a:schemeClr val="lt1"/>
-        </a:solidFill>
-      </a:ln>
-    </cs:spPr>
   </cs:dataPoint>
   <cs:dataPoint3D>
     <cs:lnRef idx="0"/>
@@ -7593,19 +11871,12 @@
     <cs:fontRef idx="minor">
       <a:schemeClr val="tx1"/>
     </cs:fontRef>
-    <cs:spPr>
-      <a:ln w="25400">
-        <a:solidFill>
-          <a:schemeClr val="lt1"/>
-        </a:solidFill>
-      </a:ln>
-    </cs:spPr>
   </cs:dataPoint3D>
   <cs:dataPointLine>
     <cs:lnRef idx="0">
       <cs:styleClr val="auto"/>
     </cs:lnRef>
-    <cs:fillRef idx="0"/>
+    <cs:fillRef idx="1"/>
     <cs:effectRef idx="0"/>
     <cs:fontRef idx="minor">
       <a:schemeClr val="tx1"/>
@@ -7643,7 +11914,7 @@
     <cs:lnRef idx="0">
       <cs:styleClr val="auto"/>
     </cs:lnRef>
-    <cs:fillRef idx="0"/>
+    <cs:fillRef idx="1"/>
     <cs:effectRef idx="0"/>
     <cs:fontRef idx="minor">
       <a:schemeClr val="tx1"/>
@@ -7686,23 +11957,22 @@
     <cs:fillRef idx="0"/>
     <cs:effectRef idx="0"/>
     <cs:fontRef idx="minor">
-      <a:schemeClr val="tx1"/>
+      <a:schemeClr val="dk1"/>
     </cs:fontRef>
     <cs:spPr>
       <a:solidFill>
         <a:schemeClr val="dk1">
-          <a:lumMod val="75000"/>
-          <a:lumOff val="25000"/>
+          <a:lumMod val="65000"/>
+          <a:lumOff val="35000"/>
         </a:schemeClr>
       </a:solidFill>
-      <a:ln w="9525" cap="flat" cmpd="sng" algn="ctr">
+      <a:ln w="9525">
         <a:solidFill>
           <a:schemeClr val="tx1">
             <a:lumMod val="65000"/>
             <a:lumOff val="35000"/>
           </a:schemeClr>
         </a:solidFill>
-        <a:round/>
       </a:ln>
     </cs:spPr>
   </cs:downBar>
@@ -7807,8 +12077,8 @@
       <a:ln w="9525" cap="flat" cmpd="sng" algn="ctr">
         <a:solidFill>
           <a:schemeClr val="tx1">
-            <a:lumMod val="50000"/>
-            <a:lumOff val="50000"/>
+            <a:lumMod val="75000"/>
+            <a:lumOff val="25000"/>
           </a:schemeClr>
         </a:solidFill>
         <a:round/>
@@ -7940,12 +12210,302 @@
     <cs:fillRef idx="0"/>
     <cs:effectRef idx="0"/>
     <cs:fontRef idx="minor">
-      <a:schemeClr val="tx1"/>
+      <a:schemeClr val="dk1"/>
     </cs:fontRef>
     <cs:spPr>
       <a:solidFill>
         <a:schemeClr val="lt1"/>
       </a:solidFill>
+      <a:ln w="9525">
+        <a:solidFill>
+          <a:schemeClr val="tx1">
+            <a:lumMod val="15000"/>
+            <a:lumOff val="85000"/>
+          </a:schemeClr>
+        </a:solidFill>
+      </a:ln>
+    </cs:spPr>
+  </cs:upBar>
+  <cs:valueAxis>
+    <cs:lnRef idx="0"/>
+    <cs:fillRef idx="0"/>
+    <cs:effectRef idx="0"/>
+    <cs:fontRef idx="minor">
+      <a:schemeClr val="tx1">
+        <a:lumMod val="65000"/>
+        <a:lumOff val="35000"/>
+      </a:schemeClr>
+    </cs:fontRef>
+    <cs:defRPr sz="900" kern="1200"/>
+  </cs:valueAxis>
+  <cs:wall>
+    <cs:lnRef idx="0"/>
+    <cs:fillRef idx="0"/>
+    <cs:effectRef idx="0"/>
+    <cs:fontRef idx="minor">
+      <a:schemeClr val="tx1"/>
+    </cs:fontRef>
+    <cs:spPr>
+      <a:noFill/>
+      <a:ln>
+        <a:noFill/>
+      </a:ln>
+    </cs:spPr>
+  </cs:wall>
+</cs:chartStyle>
+</file>
+
+<file path=word/charts/style4.xml><?xml version="1.0" encoding="utf-8"?>
+<cs:chartStyle xmlns:cs="http://schemas.microsoft.com/office/drawing/2012/chartStyle" xmlns:a="http://schemas.openxmlformats.org/drawingml/2006/main" id="201">
+  <cs:axisTitle>
+    <cs:lnRef idx="0"/>
+    <cs:fillRef idx="0"/>
+    <cs:effectRef idx="0"/>
+    <cs:fontRef idx="minor">
+      <a:schemeClr val="tx1">
+        <a:lumMod val="65000"/>
+        <a:lumOff val="35000"/>
+      </a:schemeClr>
+    </cs:fontRef>
+    <cs:defRPr sz="1000" kern="1200"/>
+  </cs:axisTitle>
+  <cs:categoryAxis>
+    <cs:lnRef idx="0"/>
+    <cs:fillRef idx="0"/>
+    <cs:effectRef idx="0"/>
+    <cs:fontRef idx="minor">
+      <a:schemeClr val="tx1">
+        <a:lumMod val="65000"/>
+        <a:lumOff val="35000"/>
+      </a:schemeClr>
+    </cs:fontRef>
+    <cs:spPr>
+      <a:ln w="9525" cap="flat" cmpd="sng" algn="ctr">
+        <a:solidFill>
+          <a:schemeClr val="tx1">
+            <a:lumMod val="15000"/>
+            <a:lumOff val="85000"/>
+          </a:schemeClr>
+        </a:solidFill>
+        <a:round/>
+      </a:ln>
+    </cs:spPr>
+    <cs:defRPr sz="900" kern="1200"/>
+  </cs:categoryAxis>
+  <cs:chartArea mods="allowNoFillOverride allowNoLineOverride">
+    <cs:lnRef idx="0"/>
+    <cs:fillRef idx="0"/>
+    <cs:effectRef idx="0"/>
+    <cs:fontRef idx="minor">
+      <a:schemeClr val="tx1"/>
+    </cs:fontRef>
+    <cs:spPr>
+      <a:solidFill>
+        <a:schemeClr val="bg1"/>
+      </a:solidFill>
+      <a:ln w="9525" cap="flat" cmpd="sng" algn="ctr">
+        <a:solidFill>
+          <a:schemeClr val="tx1">
+            <a:lumMod val="15000"/>
+            <a:lumOff val="85000"/>
+          </a:schemeClr>
+        </a:solidFill>
+        <a:round/>
+      </a:ln>
+    </cs:spPr>
+    <cs:defRPr sz="1000" kern="1200"/>
+  </cs:chartArea>
+  <cs:dataLabel>
+    <cs:lnRef idx="0"/>
+    <cs:fillRef idx="0"/>
+    <cs:effectRef idx="0"/>
+    <cs:fontRef idx="minor">
+      <a:schemeClr val="tx1">
+        <a:lumMod val="75000"/>
+        <a:lumOff val="25000"/>
+      </a:schemeClr>
+    </cs:fontRef>
+    <cs:defRPr sz="900" kern="1200"/>
+  </cs:dataLabel>
+  <cs:dataLabelCallout>
+    <cs:lnRef idx="0"/>
+    <cs:fillRef idx="0"/>
+    <cs:effectRef idx="0"/>
+    <cs:fontRef idx="minor">
+      <a:schemeClr val="dk1">
+        <a:lumMod val="65000"/>
+        <a:lumOff val="35000"/>
+      </a:schemeClr>
+    </cs:fontRef>
+    <cs:spPr>
+      <a:solidFill>
+        <a:schemeClr val="lt1"/>
+      </a:solidFill>
+      <a:ln>
+        <a:solidFill>
+          <a:schemeClr val="dk1">
+            <a:lumMod val="25000"/>
+            <a:lumOff val="75000"/>
+          </a:schemeClr>
+        </a:solidFill>
+      </a:ln>
+    </cs:spPr>
+    <cs:defRPr sz="900" kern="1200"/>
+    <cs:bodyPr rot="0" spcFirstLastPara="1" vertOverflow="clip" horzOverflow="clip" vert="horz" wrap="square" lIns="36576" tIns="18288" rIns="36576" bIns="18288" anchor="ctr" anchorCtr="1">
+      <a:spAutoFit/>
+    </cs:bodyPr>
+  </cs:dataLabelCallout>
+  <cs:dataPoint>
+    <cs:lnRef idx="0"/>
+    <cs:fillRef idx="1">
+      <cs:styleClr val="auto"/>
+    </cs:fillRef>
+    <cs:effectRef idx="0"/>
+    <cs:fontRef idx="minor">
+      <a:schemeClr val="tx1"/>
+    </cs:fontRef>
+  </cs:dataPoint>
+  <cs:dataPoint3D>
+    <cs:lnRef idx="0"/>
+    <cs:fillRef idx="1">
+      <cs:styleClr val="auto"/>
+    </cs:fillRef>
+    <cs:effectRef idx="0"/>
+    <cs:fontRef idx="minor">
+      <a:schemeClr val="tx1"/>
+    </cs:fontRef>
+  </cs:dataPoint3D>
+  <cs:dataPointLine>
+    <cs:lnRef idx="0">
+      <cs:styleClr val="auto"/>
+    </cs:lnRef>
+    <cs:fillRef idx="1"/>
+    <cs:effectRef idx="0"/>
+    <cs:fontRef idx="minor">
+      <a:schemeClr val="tx1"/>
+    </cs:fontRef>
+    <cs:spPr>
+      <a:ln w="28575" cap="rnd">
+        <a:solidFill>
+          <a:schemeClr val="phClr"/>
+        </a:solidFill>
+        <a:round/>
+      </a:ln>
+    </cs:spPr>
+  </cs:dataPointLine>
+  <cs:dataPointMarker>
+    <cs:lnRef idx="0">
+      <cs:styleClr val="auto"/>
+    </cs:lnRef>
+    <cs:fillRef idx="1">
+      <cs:styleClr val="auto"/>
+    </cs:fillRef>
+    <cs:effectRef idx="0"/>
+    <cs:fontRef idx="minor">
+      <a:schemeClr val="tx1"/>
+    </cs:fontRef>
+    <cs:spPr>
+      <a:ln w="9525">
+        <a:solidFill>
+          <a:schemeClr val="phClr"/>
+        </a:solidFill>
+      </a:ln>
+    </cs:spPr>
+  </cs:dataPointMarker>
+  <cs:dataPointMarkerLayout symbol="circle" size="5"/>
+  <cs:dataPointWireframe>
+    <cs:lnRef idx="0">
+      <cs:styleClr val="auto"/>
+    </cs:lnRef>
+    <cs:fillRef idx="1"/>
+    <cs:effectRef idx="0"/>
+    <cs:fontRef idx="minor">
+      <a:schemeClr val="tx1"/>
+    </cs:fontRef>
+    <cs:spPr>
+      <a:ln w="9525" cap="rnd">
+        <a:solidFill>
+          <a:schemeClr val="phClr"/>
+        </a:solidFill>
+        <a:round/>
+      </a:ln>
+    </cs:spPr>
+  </cs:dataPointWireframe>
+  <cs:dataTable>
+    <cs:lnRef idx="0"/>
+    <cs:fillRef idx="0"/>
+    <cs:effectRef idx="0"/>
+    <cs:fontRef idx="minor">
+      <a:schemeClr val="tx1">
+        <a:lumMod val="65000"/>
+        <a:lumOff val="35000"/>
+      </a:schemeClr>
+    </cs:fontRef>
+    <cs:spPr>
+      <a:noFill/>
+      <a:ln w="9525" cap="flat" cmpd="sng" algn="ctr">
+        <a:solidFill>
+          <a:schemeClr val="tx1">
+            <a:lumMod val="15000"/>
+            <a:lumOff val="85000"/>
+          </a:schemeClr>
+        </a:solidFill>
+        <a:round/>
+      </a:ln>
+    </cs:spPr>
+    <cs:defRPr sz="900" kern="1200"/>
+  </cs:dataTable>
+  <cs:downBar>
+    <cs:lnRef idx="0"/>
+    <cs:fillRef idx="0"/>
+    <cs:effectRef idx="0"/>
+    <cs:fontRef idx="minor">
+      <a:schemeClr val="dk1"/>
+    </cs:fontRef>
+    <cs:spPr>
+      <a:solidFill>
+        <a:schemeClr val="dk1">
+          <a:lumMod val="65000"/>
+          <a:lumOff val="35000"/>
+        </a:schemeClr>
+      </a:solidFill>
+      <a:ln w="9525">
+        <a:solidFill>
+          <a:schemeClr val="tx1">
+            <a:lumMod val="65000"/>
+            <a:lumOff val="35000"/>
+          </a:schemeClr>
+        </a:solidFill>
+      </a:ln>
+    </cs:spPr>
+  </cs:downBar>
+  <cs:dropLine>
+    <cs:lnRef idx="0"/>
+    <cs:fillRef idx="0"/>
+    <cs:effectRef idx="0"/>
+    <cs:fontRef idx="minor">
+      <a:schemeClr val="tx1"/>
+    </cs:fontRef>
+    <cs:spPr>
+      <a:ln w="9525" cap="flat" cmpd="sng" algn="ctr">
+        <a:solidFill>
+          <a:schemeClr val="tx1">
+            <a:lumMod val="35000"/>
+            <a:lumOff val="65000"/>
+          </a:schemeClr>
+        </a:solidFill>
+        <a:round/>
+      </a:ln>
+    </cs:spPr>
+  </cs:dropLine>
+  <cs:errorBar>
+    <cs:lnRef idx="0"/>
+    <cs:fillRef idx="0"/>
+    <cs:effectRef idx="0"/>
+    <cs:fontRef idx="minor">
+      <a:schemeClr val="tx1"/>
+    </cs:fontRef>
+    <cs:spPr>
       <a:ln w="9525" cap="flat" cmpd="sng" algn="ctr">
         <a:solidFill>
           <a:schemeClr val="tx1">
@@ -7954,6 +12514,218 @@
           </a:schemeClr>
         </a:solidFill>
         <a:round/>
+      </a:ln>
+    </cs:spPr>
+  </cs:errorBar>
+  <cs:floor>
+    <cs:lnRef idx="0"/>
+    <cs:fillRef idx="0"/>
+    <cs:effectRef idx="0"/>
+    <cs:fontRef idx="minor">
+      <a:schemeClr val="tx1"/>
+    </cs:fontRef>
+    <cs:spPr>
+      <a:noFill/>
+      <a:ln>
+        <a:noFill/>
+      </a:ln>
+    </cs:spPr>
+  </cs:floor>
+  <cs:gridlineMajor>
+    <cs:lnRef idx="0"/>
+    <cs:fillRef idx="0"/>
+    <cs:effectRef idx="0"/>
+    <cs:fontRef idx="minor">
+      <a:schemeClr val="tx1"/>
+    </cs:fontRef>
+    <cs:spPr>
+      <a:ln w="9525" cap="flat" cmpd="sng" algn="ctr">
+        <a:solidFill>
+          <a:schemeClr val="tx1">
+            <a:lumMod val="15000"/>
+            <a:lumOff val="85000"/>
+          </a:schemeClr>
+        </a:solidFill>
+        <a:round/>
+      </a:ln>
+    </cs:spPr>
+  </cs:gridlineMajor>
+  <cs:gridlineMinor>
+    <cs:lnRef idx="0"/>
+    <cs:fillRef idx="0"/>
+    <cs:effectRef idx="0"/>
+    <cs:fontRef idx="minor">
+      <a:schemeClr val="tx1"/>
+    </cs:fontRef>
+    <cs:spPr>
+      <a:ln w="9525" cap="flat" cmpd="sng" algn="ctr">
+        <a:solidFill>
+          <a:schemeClr val="tx1">
+            <a:lumMod val="5000"/>
+            <a:lumOff val="95000"/>
+          </a:schemeClr>
+        </a:solidFill>
+        <a:round/>
+      </a:ln>
+    </cs:spPr>
+  </cs:gridlineMinor>
+  <cs:hiLoLine>
+    <cs:lnRef idx="0"/>
+    <cs:fillRef idx="0"/>
+    <cs:effectRef idx="0"/>
+    <cs:fontRef idx="minor">
+      <a:schemeClr val="tx1"/>
+    </cs:fontRef>
+    <cs:spPr>
+      <a:ln w="9525" cap="flat" cmpd="sng" algn="ctr">
+        <a:solidFill>
+          <a:schemeClr val="tx1">
+            <a:lumMod val="75000"/>
+            <a:lumOff val="25000"/>
+          </a:schemeClr>
+        </a:solidFill>
+        <a:round/>
+      </a:ln>
+    </cs:spPr>
+  </cs:hiLoLine>
+  <cs:leaderLine>
+    <cs:lnRef idx="0"/>
+    <cs:fillRef idx="0"/>
+    <cs:effectRef idx="0"/>
+    <cs:fontRef idx="minor">
+      <a:schemeClr val="tx1"/>
+    </cs:fontRef>
+    <cs:spPr>
+      <a:ln w="9525" cap="flat" cmpd="sng" algn="ctr">
+        <a:solidFill>
+          <a:schemeClr val="tx1">
+            <a:lumMod val="35000"/>
+            <a:lumOff val="65000"/>
+          </a:schemeClr>
+        </a:solidFill>
+        <a:round/>
+      </a:ln>
+    </cs:spPr>
+  </cs:leaderLine>
+  <cs:legend>
+    <cs:lnRef idx="0"/>
+    <cs:fillRef idx="0"/>
+    <cs:effectRef idx="0"/>
+    <cs:fontRef idx="minor">
+      <a:schemeClr val="tx1">
+        <a:lumMod val="65000"/>
+        <a:lumOff val="35000"/>
+      </a:schemeClr>
+    </cs:fontRef>
+    <cs:defRPr sz="900" kern="1200"/>
+  </cs:legend>
+  <cs:plotArea mods="allowNoFillOverride allowNoLineOverride">
+    <cs:lnRef idx="0"/>
+    <cs:fillRef idx="0"/>
+    <cs:effectRef idx="0"/>
+    <cs:fontRef idx="minor">
+      <a:schemeClr val="tx1"/>
+    </cs:fontRef>
+  </cs:plotArea>
+  <cs:plotArea3D mods="allowNoFillOverride allowNoLineOverride">
+    <cs:lnRef idx="0"/>
+    <cs:fillRef idx="0"/>
+    <cs:effectRef idx="0"/>
+    <cs:fontRef idx="minor">
+      <a:schemeClr val="tx1"/>
+    </cs:fontRef>
+  </cs:plotArea3D>
+  <cs:seriesAxis>
+    <cs:lnRef idx="0"/>
+    <cs:fillRef idx="0"/>
+    <cs:effectRef idx="0"/>
+    <cs:fontRef idx="minor">
+      <a:schemeClr val="tx1">
+        <a:lumMod val="65000"/>
+        <a:lumOff val="35000"/>
+      </a:schemeClr>
+    </cs:fontRef>
+    <cs:defRPr sz="900" kern="1200"/>
+  </cs:seriesAxis>
+  <cs:seriesLine>
+    <cs:lnRef idx="0"/>
+    <cs:fillRef idx="0"/>
+    <cs:effectRef idx="0"/>
+    <cs:fontRef idx="minor">
+      <a:schemeClr val="tx1"/>
+    </cs:fontRef>
+    <cs:spPr>
+      <a:ln w="9525" cap="flat" cmpd="sng" algn="ctr">
+        <a:solidFill>
+          <a:schemeClr val="tx1">
+            <a:lumMod val="35000"/>
+            <a:lumOff val="65000"/>
+          </a:schemeClr>
+        </a:solidFill>
+        <a:round/>
+      </a:ln>
+    </cs:spPr>
+  </cs:seriesLine>
+  <cs:title>
+    <cs:lnRef idx="0"/>
+    <cs:fillRef idx="0"/>
+    <cs:effectRef idx="0"/>
+    <cs:fontRef idx="minor">
+      <a:schemeClr val="tx1">
+        <a:lumMod val="65000"/>
+        <a:lumOff val="35000"/>
+      </a:schemeClr>
+    </cs:fontRef>
+    <cs:defRPr sz="1400" b="0" kern="1200" spc="0" baseline="0"/>
+  </cs:title>
+  <cs:trendline>
+    <cs:lnRef idx="0">
+      <cs:styleClr val="auto"/>
+    </cs:lnRef>
+    <cs:fillRef idx="0"/>
+    <cs:effectRef idx="0"/>
+    <cs:fontRef idx="minor">
+      <a:schemeClr val="tx1"/>
+    </cs:fontRef>
+    <cs:spPr>
+      <a:ln w="19050" cap="rnd">
+        <a:solidFill>
+          <a:schemeClr val="phClr"/>
+        </a:solidFill>
+        <a:prstDash val="sysDot"/>
+      </a:ln>
+    </cs:spPr>
+  </cs:trendline>
+  <cs:trendlineLabel>
+    <cs:lnRef idx="0"/>
+    <cs:fillRef idx="0"/>
+    <cs:effectRef idx="0"/>
+    <cs:fontRef idx="minor">
+      <a:schemeClr val="tx1">
+        <a:lumMod val="65000"/>
+        <a:lumOff val="35000"/>
+      </a:schemeClr>
+    </cs:fontRef>
+    <cs:defRPr sz="900" kern="1200"/>
+  </cs:trendlineLabel>
+  <cs:upBar>
+    <cs:lnRef idx="0"/>
+    <cs:fillRef idx="0"/>
+    <cs:effectRef idx="0"/>
+    <cs:fontRef idx="minor">
+      <a:schemeClr val="dk1"/>
+    </cs:fontRef>
+    <cs:spPr>
+      <a:solidFill>
+        <a:schemeClr val="lt1"/>
+      </a:solidFill>
+      <a:ln w="9525">
+        <a:solidFill>
+          <a:schemeClr val="tx1">
+            <a:lumMod val="15000"/>
+            <a:lumOff val="85000"/>
+          </a:schemeClr>
+        </a:solidFill>
       </a:ln>
     </cs:spPr>
   </cs:upBar>
